--- a/TR_Abdomen_Doktora_Tez_Onerisi_v2.docx
+++ b/TR_Abdomen_Doktora_Tez_Onerisi_v2.docx
@@ -6019,7 +6019,7 @@
         <w:t xml:space="preserve">Metrik tanımı: </w:t>
       </w:r>
       <w:r>
-        <w:t>Birincil saptama metriği, beş IoU (kesişim-birleşim oranı) eşiğinde (0,1; 0,3; 0,5; 0,7; 0,9) hesaplanan F1 skorlarının ortalamasıdır. (İlişkili kod ve şekillerde bu metrik kısaca 'Top-5 ortalama F1' olarak da geçer; sınıflandırmadaki top-k metriğiyle karıştırılmamalı, bu nedenle burada tam adlandırma tercih edilmiştir.) Dört temel model (YOLO, Swin Transformer, nnU-Net, MedNeXt) eğitilip karşılaştırılır.</w:t>
+        <w:t>Birincil saptama metriği, beş IoU (kesişim-birleşim oranı) eşiğinde (0,1; 0,3; 0,5; 0,7; 0,9) hesaplanan F1 skorlarının ortalamasıdır. (İlişkili kod ve şekillerde bu metrik kısaca 'Top-5 ortalama F1' olarak da geçer; sınıflandırmadaki top-k metriğiyle karıştırılmamalı, bu nedenle burada tam adlandırma tercih edilmiştir.) Dört temel model (YOLO, Swin Transformer, nnU-Net, MedNeXt) eğitilip karşılaştırılır; nnU-Net ve MedNeXt burada organ segmentasyonundan ayrı olarak, weak_seg.py'deki BB+organ-maskesi temelli 3D zayıf-denetimli lezyon maskeleriyle eğitilip bağlı-bileşen (connected-component) analiziyle kutuya dönüştürülerek (seg_to_bboxes) tam 3D hacimsel bir saptama karşı-referansı oluşturur; bu sayede 2,5D-dilim + YOLO hattına karşı doğal bir 3D karşılaştırma noktası sağlanır.</w:t>
       </w:r>
     </w:p>
     <w:p>
@@ -6424,7 +6424,7 @@
                 <w:sz w:val="19"/>
                 <w:szCs w:val="19"/>
               </w:rPr>
-              <w:t>nnU-Net</w:t>
+              <w:t>nnU-Net (3D seg→kutu)</w:t>
             </w:r>
           </w:p>
         </w:tc>
@@ -6529,7 +6529,7 @@
                 <w:sz w:val="19"/>
                 <w:szCs w:val="19"/>
               </w:rPr>
-              <w:t>MedNeXt</w:t>
+              <w:t>MedNeXt (3D seg→kutu)</w:t>
             </w:r>
           </w:p>
         </w:tc>
@@ -6710,19 +6710,7 @@
         <w:t xml:space="preserve">Öz-denetimli CT-MAE / 2.5D kodlayıcı: </w:t>
       </w:r>
       <w:r>
-        <w:t>Kodlayıcı, yalnızca nihai train-split dilimleri (havuzlanmış ~338 bin dilimin ~%68'i; karşılaştırma için orijinal TEKNOFEST eğitim bölümü ~224 bin dilimdir) üzerinde masked autoencoder (MAE) ile öz-denetimli ön-eğitilir. Girdi tek kesit değil, beş komşu dilimlik 2.5D (2,5 boyutlu) yığındır; maskeleme hem x-y patch</w:t>
-      </w:r>
-      <w:r>
-        <w:t xml:space="preserve">’te </w:t>
-      </w:r>
-      <w:r>
-        <w:t>hem kısmi z-bağlam</w:t>
-      </w:r>
-      <w:r>
-        <w:t>da</w:t>
-      </w:r>
-      <w:r>
-        <w:t xml:space="preserve"> yapılır; rekonstrüksiyon HU-normalize edilmiş BT yoğunluğu üzerinedir (HU: Hounsfield birimi). (Tek-pencere vs çok-pencere HU ablasyonla karşılaştırılır.)</w:t>
+        <w:t>Kodlayıcı omurgası, organ-koşullu dedektörle (bu bölüm, madde 3) aynı ConvNeXt-S ailesidir; bu seçim ön-eğitilmiş ağırlıkların dedektöre mimari değişiklik gerektirmeden aktarılmasını sağlar ve CNN omurgayla uyumsuz bir ViT-tabanlı öz-denetim (örn. ViT-MAE) seçilseydi ortaya çıkacak ağırlık-aktarım sorununu baştan önler. Kodlayıcı, yalnızca nihai train-split dilimleri (havuzlanmış ~338 bin dilimin ~%68'i; karşılaştırma için orijinal TEKNOFEST eğitim bölümü ~224 bin dilimdir) üzerinde SimMIM-tarzı (He ve ark. 2022) maskeli görüntü modellemesiyle öz-denetimli ön-eğitilir. Girdi tek kesit değil, beş komşu dilimlik 2.5D (2,5 boyutlu) yığındır; maskeleme hem x-y patch'te hem kısmi z-bağlamda yapılır; rekonstrüksiyon HU-normalize edilmiş BT yoğunluğu üzerinedir (HU: Hounsfield birimi). (Tek-pencere vs çok-pencere HU ablasyonla karşılaştırılır.) Yoğun (dense) maskeleme, tam-konvolüsyonel bir omurgada reseptif alan örtüşmesi yoluyla maskelenmiş bölgeye sızıntı riski taşır; bu risk Tablo 6'daki seyrek (sparse) FCMAE-tarzı maskeleme ablasyonuyla (ConvNeXt V2 uyarlaması, kaynak izniyle) sınanır.</w:t>
       </w:r>
     </w:p>
     <w:p>
@@ -6743,7 +6731,7 @@
         <w:t xml:space="preserve">Anatomi kolu (çekirdek): </w:t>
       </w:r>
       <w:r>
-        <w:t>Paylaşılan kodlayıcı özelliklerinden, sınır-kesiti etiketleriyle denetlenen bir organ z-prior / organ token üretilir. Bu, paralel bir daldır ve iki işlev görür: (a) dedektörü koşullar, (b) çoklu-örnek öğrenme (MIL) toplama adımını kısıtlar.</w:t>
+        <w:t>Paylaşılan kodlayıcı özelliklerinden, sınır-kesiti etiketleriyle denetlenen bir organ z-prior / organ token üretilir. Bu önbilgi yalnızca z-aralığıyla sınırlı değildir: zayıf-denetimli segmentasyon iş paketi için zaten üretilen TotalSegmentator tabanlı 3D pseudo-maskeler (Wasserthal ve ark. 2023) mevcut olduğunda ek bir uzamsal (x,y,z) önbilgi kanalı olarak organ koluna beslenir; böylece organ token'ı sadece “hangi kesit aralığında” değil, kesit içinde “hangi bölgede” sorusuna da yanıt taşır. Bu paralel bir daldır ve iki işlev görür: (a) dedektörü koşullar, (b) örnek-toplama adımını organ z-aralığıyla kısıtlar.</w:t>
       </w:r>
     </w:p>
     <w:p>
@@ -6782,10 +6770,10 @@
           <w:b/>
           <w:bCs/>
         </w:rPr>
-        <w:t xml:space="preserve">Anatomi-kısıtlı MIL toplama: </w:t>
-      </w:r>
-      <w:r>
-        <w:t>Kesit-düzeyi kanıt, yalnızca ilgili organın z-aralığında MIL ve z-ekseni dikkatiyle hasta-düzeyi çok-etiketli karara dönüştürülür (tam 3D maske gerektirmez).</w:t>
+        <w:t xml:space="preserve">Anatomi-kısıtlı örnek toplama ve organlar-arası karar: </w:t>
+      </w:r>
+      <w:r>
+        <w:t>Kesit-düzeyi kanıt iki aşamada hasta-düzeyi çok-etiketli karara dönüştürülür: önce yalnızca ilgili organın z-aralığındaki dilimler üzerinden dikkat-tabanlı bir toplama (attention-MIL biçiminde organ-token çıkarımı), ardından bir organlar-arası (cross-organ) Transformer ile nihai karar. Bu iki-aşamalı tasarım, klasik tekil-dikkatli MIL toplamaya kıyasla organlar arası bağlamı (ör. komşu organ tutulumu) da örtük biçimde modelleyebilir. Birincil denetim sınır-kesiti etiketinden gelir; tam 3D piksel-düzeyi manuel maske gerekmez (madde 2'deki TotalSegmentator pseudo-maskesi, kullanılabildiğinde tamamlayıcı bir sinyaldir).</w:t>
       </w:r>
     </w:p>
     <w:p>
@@ -6822,6 +6810,21 @@
       </w:r>
       <w:r>
         <w:t>yönlendirme) opsiyonel ablasyon bileşeni olarak değerlendirilir. Organlar/lezyonlar arası graf akıl yürütme (GNN), veri setinde birlikte-görülme örneklerinin seyrek olması ve ilişkisel etiket bulunmaması nedeniyle uygun bulunmamış; ilgili bağlam ihtiyacı, daha az veriyle öğrenilebilen organlar arası dikkatle karşılanmıştır.</w:t>
+      </w:r>
+    </w:p>
+    <w:p>
+      <w:pPr/>
+      <w:r>
+        <w:rPr>
+          <w:b/>
+        </w:rPr>
+        <w:t xml:space="preserve">Tasarım gerekçesi — 2,5D yerine tam 3D değil: </w:t>
+      </w:r>
+      <w:r>
+        <w:rPr>
+          <w:b w:val="0"/>
+        </w:rPr>
+        <w:t>Önerilen 2,5D-dilim + anatomi-kısıtlı toplama hattı bilinçli bir mühendislik tercihidir: kesit-düzeyi çıktı klinik açıklanabilirlik ve mevcut sınır-kesiti etiketleriyle doğrudan hizalanırken, tam 3D hacimsel tespit bellek/yama (patch) boyutu kısıtları nedeniyle daha küçük batch ve daha kısıtlı veri artırımı gerektirir. Bu tercihin sağlamlığı, Bölüm A'da eğitilen nnU-Net/MedNeXt tabanlı 3D segmentasyon→kutu karşı-referansıyla (zayıf-denetimli BB+organ-maskesi hedefiyle eğitilip bağlı-bileşen analiziyle kutuya dönüştürülen) aynı bölme ve aynı IoU-çoklu-eşik protokolüyle doğrudan sınanır.</w:t>
       </w:r>
     </w:p>
     <w:p>
@@ -6881,7 +6884,7 @@
           <w:i/>
           <w:sz w:val="18"/>
         </w:rPr>
-        <w:t>Şekil C.1. Bölüm C mimarisinin akış şeması: paylaşılan kodlayıcıdan anatomi koluna ve organ-koşullu dedektöre, anatomi-kısıtlı MIL toplamaya ve hasta-düzeyi karara giden veri akışı.</w:t>
+        <w:t>Şekil C.1. Bölüm C mimarisinin akış şeması: paylaşılan kodlayıcıdan (TotalSegmentator pseudo-maskesiyle zenginleştirilebilen) anatomi koluna ve organ-koşullu dedektöre, anatomi-kısıtlı örnek toplama ve organlar-arası karara giden veri akışı.</w:t>
       </w:r>
     </w:p>
     <w:p>
@@ -7442,6 +7445,38 @@
           </w:p>
         </w:tc>
       </w:tr>
+      <w:tr>
+        <w:tc>
+          <w:tcPr>
+            <w:tcW w:type="dxa" w:w="700"/>
+          </w:tcPr>
+          <w:p>
+            <w:r>
+              <w:t>6</w:t>
+            </w:r>
+          </w:p>
+        </w:tc>
+        <w:tc>
+          <w:tcPr>
+            <w:tcW w:type="dxa" w:w="4200"/>
+          </w:tcPr>
+          <w:p>
+            <w:r>
+              <w:t>CT-MAE — FCMAE-tarzı seyrek konvolüsyon maskeleme (ConvNeXt V2 uyarlaması)</w:t>
+            </w:r>
+          </w:p>
+        </w:tc>
+        <w:tc>
+          <w:tcPr>
+            <w:tcW w:type="dxa" w:w="4126"/>
+          </w:tcPr>
+          <w:p>
+            <w:r>
+              <w:t>Maskeleme şeması ablasyonu: yoğun (dense) SimMIM maskelemenin tam-konvolüsyonel reseptif-alan sızıntısı riskini, ConvNeXt ailesiyle ağırlık-uyumlu sparse-conv maskelemeyle sınamak</w:t>
+            </w:r>
+          </w:p>
+        </w:tc>
+      </w:tr>
     </w:tbl>
     <w:p>
       <w:pPr>
@@ -7455,7 +7490,7 @@
           <w:sz w:val="18"/>
           <w:szCs w:val="18"/>
         </w:rPr>
-        <w:t>Tablo 5. Kodlayıcı ön-eğitimi ablasyon merdiveni. 2–4 zorunlu; 5 isteğe bağlı (kaynak izniyle).</w:t>
+        <w:t>Tablo 5. Kodlayıcı ön-eğitimi ablasyon merdiveni. 2–4 zorunlu; 5–6 isteğe bağlı (kaynak izniyle).</w:t>
       </w:r>
     </w:p>
     <w:p>
@@ -7579,7 +7614,7 @@
         <w:t>B</w:t>
       </w:r>
       <w:r>
-        <w:t>eş IoU eşiğinde (0,1; 0,3; 0,5; 0,7; 0,9) ortalama F1 (ilişkili kod ve şekillerde 'Top-5 ortalama F1' olarak da geçer); sınıf başına precision/recall/F1; PR eğrileri ve mAP (ortalama kesinlik, mean Average Precision).</w:t>
+        <w:t>eş IoU eşiğinde (0,1; 0,3; 0,5; 0,7; 0,9) ortalama F1 (ilişkili kod ve şekillerde 'Top-5 ortalama F1' olarak da geçer); sınıf başına precision/recall/F1; PR eğrileri ve mAP (ortalama kesinlik, mean Average Precision). Önerilen 2,5D + anatomi-kısıtlı toplama hattı, nnU-Net/MedNeXt tabanlı 3D segmentasyon→kutu karşı-referansıyla aynı bölme ve aynı protokolle karşılaştırılır.</w:t>
       </w:r>
     </w:p>
     <w:p>
@@ -8648,46 +8683,18 @@
     <w:p>
       <w:pPr>
         <w:pStyle w:val="ListeParagraf"/>
-        <w:numPr>
-          <w:ilvl w:val="0"/>
-          <w:numId w:val="3"/>
-        </w:numPr>
-        <w:spacing w:after="80" w:line="276" w:lineRule="auto"/>
-        <w:jc w:val="both"/>
       </w:pPr>
       <w:r>
         <w:rPr>
           <w:b/>
-          <w:bCs/>
         </w:rPr>
-        <w:t xml:space="preserve">Nadir-sınıf ve istatistik: </w:t>
-      </w:r>
-      <w:r>
-        <w:t xml:space="preserve">Divertikülit (21 vaka) ve apandisit gibi çok </w:t>
-      </w:r>
-      <w:r>
-        <w:t>düşük</w:t>
-      </w:r>
-      <w:r>
-        <w:t xml:space="preserve"> </w:t>
-      </w:r>
-      <w:r>
-        <w:t xml:space="preserve">örneklem sayılarında </w:t>
-      </w:r>
-      <w:r>
-        <w:t xml:space="preserve">sonuçlar yön gösterici tutulur; bootstrap CI ve çoklu </w:t>
-      </w:r>
-      <w:r>
-        <w:t>başlangıç değerleri(seed)</w:t>
-      </w:r>
-      <w:r>
-        <w:t xml:space="preserve"> ile </w:t>
-      </w:r>
-      <w:r>
-        <w:t xml:space="preserve">aşırı iddialı çıkarımlardan </w:t>
-      </w:r>
-      <w:r>
-        <w:t>kaçınılır.</w:t>
+        <w:t xml:space="preserve">TotalSegmentator alan kayması: </w:t>
+      </w:r>
+      <w:r>
+        <w:rPr>
+          <w:b w:val="0"/>
+        </w:rPr>
+        <w:t>TotalSegmentator normal anatomi üzerinde eğitilmiştir; akut patolojik/acil batın görüntülerinde organ sınırlarında kayma riski taşır. Bu nedenle pseudo-maske anatomi kolunda birincil değil, sınır-kesiti etiketiyle çapalanmış tamamlayıcı bir sinyal olarak kullanılır; tutarsızlık durumunda sınır-kesiti etiketi önceliklidir.</w:t>
       </w:r>
     </w:p>
     <w:p>
@@ -8705,6 +8712,51 @@
           <w:b/>
           <w:bCs/>
         </w:rPr>
+        <w:t xml:space="preserve">Nadir-sınıf ve istatistik: </w:t>
+      </w:r>
+      <w:r>
+        <w:t xml:space="preserve">Divertikülit (21 vaka) ve apandisit gibi çok </w:t>
+      </w:r>
+      <w:r>
+        <w:t>düşük</w:t>
+      </w:r>
+      <w:r>
+        <w:t xml:space="preserve"> </w:t>
+      </w:r>
+      <w:r>
+        <w:t xml:space="preserve">örneklem sayılarında </w:t>
+      </w:r>
+      <w:r>
+        <w:t xml:space="preserve">sonuçlar yön gösterici tutulur; bootstrap CI ve çoklu </w:t>
+      </w:r>
+      <w:r>
+        <w:t>başlangıç değerleri(seed)</w:t>
+      </w:r>
+      <w:r>
+        <w:t xml:space="preserve"> ile </w:t>
+      </w:r>
+      <w:r>
+        <w:t xml:space="preserve">aşırı iddialı çıkarımlardan </w:t>
+      </w:r>
+      <w:r>
+        <w:t>kaçınılır.</w:t>
+      </w:r>
+    </w:p>
+    <w:p>
+      <w:pPr>
+        <w:pStyle w:val="ListeParagraf"/>
+        <w:numPr>
+          <w:ilvl w:val="0"/>
+          <w:numId w:val="3"/>
+        </w:numPr>
+        <w:spacing w:after="80" w:line="276" w:lineRule="auto"/>
+        <w:jc w:val="both"/>
+      </w:pPr>
+      <w:r>
+        <w:rPr>
+          <w:b/>
+          <w:bCs/>
+        </w:rPr>
         <w:t xml:space="preserve">Hesaplama/kapsam: </w:t>
       </w:r>
       <w:r>
@@ -8726,7 +8778,7 @@
         <w:t>lerdir</w:t>
       </w:r>
       <w:r>
-        <w:t>.</w:t>
+        <w:t>. nnU-Net/MedNeXt tabanlı 3D karşı-referansta, segmentasyon→kutu dönüşümü (bağlı bileşen analizi) komşu/çok-odaklı lezyonları tek kutuda birleştirme veya gürültülü voksel kümelerini yanlış pozitif kutuya çevirme riski taşır; bu nedenle sonuçlar yön gösterici kabul edilir.</w:t>
       </w:r>
     </w:p>
     <w:p>
@@ -9269,7 +9321,7 @@
         <w:jc w:val="both"/>
       </w:pPr>
       <w:r>
-        <w:t>Tezin literatür temeli, 2021–2026 dönemini kapsayan ve 191 çalışmayı nihai analize alan sistematik kapsam belirleme incelemesidir (“Artificial Intelligence Applications in Computed Tomography for Abdominal Pain: A Multi-Database Scoping Review, 2021–2026”). Kaynaklar; patoloji bazlı sentez, model aileleri (CNN, U-Net/nnU-Net, MedNeXt, ViT/Swin temel modelleri, YOLO ailesi), tıbbi öz-denetimli ön-eğitim (Models Genesis, MAE/CT-MAE), halka açık batın BT veri setleri (AMOS, AbdomenCT-1K, TotalSegmentator) ve değerlendirme/kanıt kalitesi (harici doğrulama, kalibrasyon, açık bilim) başlıkları altında düzenlenecektir.</w:t>
+        <w:t>Tezin literatür temeli, 2021–2026 dönemini kapsayan ve 191 çalışmayı nihai analize alan sistematik kapsam belirleme incelemesidir (“Artificial Intelligence Applications in Computed Tomography for Abdominal Pain: A Multi-Database Scoping Review, 2021–2026”). Kaynaklar; patoloji bazlı sentez, model aileleri (CNN, U-Net/nnU-Net, MedNeXt, ViT/Swin temel modelleri, YOLO ailesi), tıbbi öz-denetimli ön-eğitim (Models Genesis, MAE/CT-MAE, SimMIM, ConvNeXt V2/FCMAE), halka açık batın BT veri setleri (AMOS, AbdomenCT-1K, TotalSegmentator) ve değerlendirme/kanıt kalitesi (harici doğrulama, kalibrasyon, açık bilim) başlıkları altında düzenlenecektir.</w:t>
       </w:r>
     </w:p>
     <w:p>

--- a/TR_Abdomen_Doktora_Tez_Onerisi_v2.docx
+++ b/TR_Abdomen_Doktora_Tez_Onerisi_v2.docx
@@ -1,6 +1,6 @@
 
 <file path=word/document.xml><?xml version="1.0" encoding="utf-8"?>
-<w:document xmlns:wpc="http://schemas.microsoft.com/office/word/2010/wordprocessingCanvas" xmlns:cx="http://schemas.microsoft.com/office/drawing/2014/chartex" xmlns:cx1="http://schemas.microsoft.com/office/drawing/2015/9/8/chartex" xmlns:cx2="http://schemas.microsoft.com/office/drawing/2015/10/21/chartex" xmlns:cx3="http://schemas.microsoft.com/office/drawing/2016/5/9/chartex" xmlns:cx4="http://schemas.microsoft.com/office/drawing/2016/5/10/chartex" xmlns:cx5="http://schemas.microsoft.com/office/drawing/2016/5/11/chartex" xmlns:cx6="http://schemas.microsoft.com/office/drawing/2016/5/12/chartex" xmlns:cx7="http://schemas.microsoft.com/office/drawing/2016/5/13/chartex" xmlns:cx8="http://schemas.microsoft.com/office/drawing/2016/5/14/chartex" xmlns:mc="http://schemas.openxmlformats.org/markup-compatibility/2006" xmlns:aink="http://schemas.microsoft.com/office/drawing/2016/ink" xmlns:am3d="http://schemas.microsoft.com/office/drawing/2017/model3d" xmlns:o="urn:schemas-microsoft-com:office:office" xmlns:oel="http://schemas.microsoft.com/office/2019/extlst" xmlns:r="http://schemas.openxmlformats.org/officeDocument/2006/relationships" xmlns:m="http://schemas.openxmlformats.org/officeDocument/2006/math" xmlns:v="urn:schemas-microsoft-com:vml" xmlns:wp14="http://schemas.microsoft.com/office/word/2010/wordprocessingDrawing" xmlns:wp="http://schemas.openxmlformats.org/drawingml/2006/wordprocessingDrawing" xmlns:w10="urn:schemas-microsoft-com:office:word" xmlns:w="http://schemas.openxmlformats.org/wordprocessingml/2006/main" xmlns:w14="http://schemas.microsoft.com/office/word/2010/wordml" xmlns:w15="http://schemas.microsoft.com/office/word/2012/wordml" xmlns:w16cex="http://schemas.microsoft.com/office/word/2018/wordml/cex" xmlns:w16cid="http://schemas.microsoft.com/office/word/2016/wordml/cid" xmlns:w16="http://schemas.microsoft.com/office/word/2018/wordml" xmlns:w16du="http://schemas.microsoft.com/office/word/2023/wordml/word16du" xmlns:w16sdtdh="http://schemas.microsoft.com/office/word/2020/wordml/sdtdatahash" xmlns:w16sdtfl="http://schemas.microsoft.com/office/word/2024/wordml/sdtformatlock" xmlns:w16se="http://schemas.microsoft.com/office/word/2015/wordml/symex" xmlns:wpg="http://schemas.microsoft.com/office/word/2010/wordprocessingGroup" xmlns:wpi="http://schemas.microsoft.com/office/word/2010/wordprocessingInk" xmlns:wne="http://schemas.microsoft.com/office/word/2006/wordml" xmlns:wps="http://schemas.microsoft.com/office/word/2010/wordprocessingShape" mc:Ignorable="w14 w15 w16se w16cid w16 w16cex w16sdtdh w16sdtfl w16du wp14">
+<w:document xmlns:wpc="http://schemas.microsoft.com/office/word/2010/wordprocessingCanvas" xmlns:cx="http://schemas.microsoft.com/office/drawing/2014/chartex" xmlns:cx1="http://schemas.microsoft.com/office/drawing/2015/9/8/chartex" xmlns:cx2="http://schemas.microsoft.com/office/drawing/2015/10/21/chartex" xmlns:cx3="http://schemas.microsoft.com/office/drawing/2016/5/9/chartex" xmlns:cx4="http://schemas.microsoft.com/office/drawing/2016/5/10/chartex" xmlns:cx5="http://schemas.microsoft.com/office/drawing/2016/5/11/chartex" xmlns:cx6="http://schemas.microsoft.com/office/drawing/2016/5/12/chartex" xmlns:cx7="http://schemas.microsoft.com/office/drawing/2016/5/13/chartex" xmlns:cx8="http://schemas.microsoft.com/office/drawing/2016/5/14/chartex" xmlns:mc="http://schemas.openxmlformats.org/markup-compatibility/2006" xmlns:m="http://schemas.openxmlformats.org/officeDocument/2006/math" xmlns:aink="http://schemas.microsoft.com/office/drawing/2016/ink" xmlns:am3d="http://schemas.microsoft.com/office/drawing/2017/model3d" xmlns:oel="http://schemas.microsoft.com/office/2019/extlst" xmlns:r="http://schemas.openxmlformats.org/officeDocument/2006/relationships" xmlns:wp14="http://schemas.microsoft.com/office/word/2010/wordprocessingDrawing" xmlns:wp="http://schemas.openxmlformats.org/drawingml/2006/wordprocessingDrawing" xmlns:wpg="http://schemas.microsoft.com/office/word/2010/wordprocessingGroup" xmlns:wpi="http://schemas.microsoft.com/office/word/2010/wordprocessingInk" xmlns:wps="http://schemas.microsoft.com/office/word/2010/wordprocessingShape" xmlns:o="urn:schemas-microsoft-com:office:office" xmlns:v="urn:schemas-microsoft-com:vml" xmlns:w10="urn:schemas-microsoft-com:office:word" xmlns:w="http://schemas.openxmlformats.org/wordprocessingml/2006/main" xmlns:w14="http://schemas.microsoft.com/office/word/2010/wordml" xmlns:w15="http://schemas.microsoft.com/office/word/2012/wordml" xmlns:w16cex="http://schemas.microsoft.com/office/word/2018/wordml/cex" xmlns:w16cid="http://schemas.microsoft.com/office/word/2016/wordml/cid" xmlns:w16="http://schemas.microsoft.com/office/word/2018/wordml" xmlns:w16sdtdh="http://schemas.microsoft.com/office/word/2020/wordml/sdtdatahash" xmlns:w16sdtfl="http://schemas.microsoft.com/office/word/2024/wordml/sdtformatlock" xmlns:w16se="http://schemas.microsoft.com/office/word/2015/wordml/symex" xmlns:w16du="http://schemas.microsoft.com/office/word/2023/wordml/word16du" xmlns:wne="http://schemas.microsoft.com/office/word/2006/wordml" mc:Ignorable="w14 w15 w16se w16cid w16 w16cex w16sdtdh w16sdtfl w16du wp14">
   <w:body>
     <w:p>
       <w:pPr>
@@ -43,7 +43,29 @@
           <w:sz w:val="32"/>
           <w:szCs w:val="32"/>
         </w:rPr>
-        <w:t>Öz-Denetimli CT-MAE ile Ön-Eğitilmiş, Anatomi-Koşullu Çok-Patolojili Acil Batın BT Tespit ve Triyaj Modeli</w:t>
+        <w:t>Öz-Denetimli CT-MAE ile Ön-Eğitilmiş, Anatomi-Koşullu Çok-</w:t>
+      </w:r>
+      <w:proofErr w:type="spellStart"/>
+      <w:r>
+        <w:rPr>
+          <w:b/>
+          <w:bCs/>
+          <w:color w:val="1F3864"/>
+          <w:sz w:val="32"/>
+          <w:szCs w:val="32"/>
+        </w:rPr>
+        <w:t>Patolojili</w:t>
+      </w:r>
+      <w:proofErr w:type="spellEnd"/>
+      <w:r>
+        <w:rPr>
+          <w:b/>
+          <w:bCs/>
+          <w:color w:val="1F3864"/>
+          <w:sz w:val="32"/>
+          <w:szCs w:val="32"/>
+        </w:rPr>
+        <w:t xml:space="preserve"> Acil Batın BT Tespit ve Triyaj Modeli</w:t>
       </w:r>
     </w:p>
     <w:p>
@@ -59,7 +81,29 @@
           <w:sz w:val="23"/>
           <w:szCs w:val="23"/>
         </w:rPr>
-        <w:t>TR-Abdomen Veri Seti: Boundary-Slice (Organ Sınır Kesiti) Rehberli Zayıf Denetim ile Geliştirme ve Doğrulama</w:t>
+        <w:t xml:space="preserve">TR-Abdomen Veri Seti: </w:t>
+      </w:r>
+      <w:proofErr w:type="spellStart"/>
+      <w:r>
+        <w:rPr>
+          <w:i/>
+          <w:iCs/>
+          <w:color w:val="2E75B6"/>
+          <w:sz w:val="23"/>
+          <w:szCs w:val="23"/>
+        </w:rPr>
+        <w:t>Boundary-Slice</w:t>
+      </w:r>
+      <w:proofErr w:type="spellEnd"/>
+      <w:r>
+        <w:rPr>
+          <w:i/>
+          <w:iCs/>
+          <w:color w:val="2E75B6"/>
+          <w:sz w:val="23"/>
+          <w:szCs w:val="23"/>
+        </w:rPr>
+        <w:t xml:space="preserve"> (Organ Sınır Kesiti) Rehberli Zayıf Denetim ile Geliştirme ve Doğrulama</w:t>
       </w:r>
     </w:p>
     <w:tbl>
@@ -304,13 +348,23 @@
               </w:rPr>
               <w:t xml:space="preserve"> </w:t>
             </w:r>
-            <w:r>
-              <w:rPr>
-                <w:color w:val="000000"/>
-                <w:sz w:val="19"/>
-                <w:szCs w:val="19"/>
-              </w:rPr>
-              <w:t>patolojili acil batın BT'si)</w:t>
+            <w:proofErr w:type="spellStart"/>
+            <w:r>
+              <w:rPr>
+                <w:color w:val="000000"/>
+                <w:sz w:val="19"/>
+                <w:szCs w:val="19"/>
+              </w:rPr>
+              <w:t>patolojili</w:t>
+            </w:r>
+            <w:proofErr w:type="spellEnd"/>
+            <w:r>
+              <w:rPr>
+                <w:color w:val="000000"/>
+                <w:sz w:val="19"/>
+                <w:szCs w:val="19"/>
+              </w:rPr>
+              <w:t xml:space="preserve"> acil batın BT'si)</w:t>
             </w:r>
           </w:p>
         </w:tc>
@@ -358,13 +412,23 @@
             <w:pPr>
               <w:spacing w:after="20" w:line="250" w:lineRule="auto"/>
             </w:pPr>
-            <w:r>
-              <w:rPr>
-                <w:color w:val="000000"/>
-                <w:sz w:val="19"/>
-                <w:szCs w:val="19"/>
-              </w:rPr>
-              <w:t>Boundary-slice rehberli anatomi-koşullu zayıf denetim + öz-denetimli CT-MAE kodlayıcı</w:t>
+            <w:proofErr w:type="spellStart"/>
+            <w:r>
+              <w:rPr>
+                <w:color w:val="000000"/>
+                <w:sz w:val="19"/>
+                <w:szCs w:val="19"/>
+              </w:rPr>
+              <w:t>Boundary-slice</w:t>
+            </w:r>
+            <w:proofErr w:type="spellEnd"/>
+            <w:r>
+              <w:rPr>
+                <w:color w:val="000000"/>
+                <w:sz w:val="19"/>
+                <w:szCs w:val="19"/>
+              </w:rPr>
+              <w:t xml:space="preserve"> rehberli anatomi-koşullu zayıf denetim + öz-denetimli CT-MAE kodlayıcı</w:t>
             </w:r>
           </w:p>
         </w:tc>
@@ -434,8 +498,18 @@
                 <w:sz w:val="19"/>
                 <w:szCs w:val="19"/>
               </w:rPr>
-              <w:t xml:space="preserve"> sistematik kapsam belirleme incelemesi (2021–2026) + benchmark</w:t>
-            </w:r>
+              <w:t xml:space="preserve"> sistematik kapsam belirleme incelemesi (2021–2026) + </w:t>
+            </w:r>
+            <w:proofErr w:type="spellStart"/>
+            <w:r>
+              <w:rPr>
+                <w:color w:val="000000"/>
+                <w:sz w:val="19"/>
+                <w:szCs w:val="19"/>
+              </w:rPr>
+              <w:t>benchmark</w:t>
+            </w:r>
+            <w:proofErr w:type="spellEnd"/>
             <w:r>
               <w:rPr>
                 <w:color w:val="000000"/>
@@ -520,7 +594,25 @@
                 <w:sz w:val="19"/>
                 <w:szCs w:val="19"/>
               </w:rPr>
-              <w:t>; referans anotasyonlarla otomatik değerlendirme</w:t>
+              <w:t xml:space="preserve">; referans </w:t>
+            </w:r>
+            <w:proofErr w:type="spellStart"/>
+            <w:r>
+              <w:rPr>
+                <w:color w:val="000000"/>
+                <w:sz w:val="19"/>
+                <w:szCs w:val="19"/>
+              </w:rPr>
+              <w:t>anotasyonlarla</w:t>
+            </w:r>
+            <w:proofErr w:type="spellEnd"/>
+            <w:r>
+              <w:rPr>
+                <w:color w:val="000000"/>
+                <w:sz w:val="19"/>
+                <w:szCs w:val="19"/>
+              </w:rPr>
+              <w:t xml:space="preserve"> otomatik değerlendirme</w:t>
             </w:r>
           </w:p>
         </w:tc>
@@ -587,7 +679,7 @@
     </w:p>
     <w:p>
       <w:pPr>
-        <w:pStyle w:val="Balk1"/>
+        <w:pStyle w:val="Heading1"/>
       </w:pPr>
       <w:bookmarkStart w:id="0" w:name="_Toc232714384"/>
       <w:r>
@@ -604,7 +696,7 @@
       <w:sdtContent>
         <w:p>
           <w:pPr>
-            <w:pStyle w:val="T1"/>
+            <w:pStyle w:val="TOC1"/>
             <w:tabs>
               <w:tab w:val="right" w:leader="dot" w:pos="9016"/>
             </w:tabs>
@@ -624,7 +716,7 @@
           <w:hyperlink w:anchor="_Toc232714384" w:history="1">
             <w:r>
               <w:rPr>
-                <w:rStyle w:val="Kpr"/>
+                <w:rStyle w:val="Hyperlink"/>
                 <w:noProof/>
               </w:rPr>
               <w:t>İçindekiler</w:t>
@@ -674,7 +766,7 @@
         </w:p>
         <w:p>
           <w:pPr>
-            <w:pStyle w:val="T1"/>
+            <w:pStyle w:val="TOC1"/>
             <w:tabs>
               <w:tab w:val="right" w:leader="dot" w:pos="9016"/>
             </w:tabs>
@@ -685,7 +777,7 @@
           <w:hyperlink w:anchor="_Toc232714385" w:history="1">
             <w:r>
               <w:rPr>
-                <w:rStyle w:val="Kpr"/>
+                <w:rStyle w:val="Hyperlink"/>
                 <w:noProof/>
               </w:rPr>
               <w:t>Yönetici Özeti</w:t>
@@ -735,7 +827,7 @@
         </w:p>
         <w:p>
           <w:pPr>
-            <w:pStyle w:val="T1"/>
+            <w:pStyle w:val="TOC1"/>
             <w:tabs>
               <w:tab w:val="right" w:leader="dot" w:pos="9016"/>
             </w:tabs>
@@ -746,7 +838,7 @@
           <w:hyperlink w:anchor="_Toc232714386" w:history="1">
             <w:r>
               <w:rPr>
-                <w:rStyle w:val="Kpr"/>
+                <w:rStyle w:val="Hyperlink"/>
                 <w:noProof/>
               </w:rPr>
               <w:t>1. Giriş ve Problem Tanımı</w:t>
@@ -796,7 +888,7 @@
         </w:p>
         <w:p>
           <w:pPr>
-            <w:pStyle w:val="T1"/>
+            <w:pStyle w:val="TOC1"/>
             <w:tabs>
               <w:tab w:val="right" w:leader="dot" w:pos="9016"/>
             </w:tabs>
@@ -807,7 +899,7 @@
           <w:hyperlink w:anchor="_Toc232714387" w:history="1">
             <w:r>
               <w:rPr>
-                <w:rStyle w:val="Kpr"/>
+                <w:rStyle w:val="Hyperlink"/>
                 <w:noProof/>
               </w:rPr>
               <w:t>2. Literatür Özeti ve Sistematik Boşluk Analizi</w:t>
@@ -857,7 +949,7 @@
         </w:p>
         <w:p>
           <w:pPr>
-            <w:pStyle w:val="T2"/>
+            <w:pStyle w:val="TOC2"/>
             <w:tabs>
               <w:tab w:val="right" w:leader="dot" w:pos="9016"/>
             </w:tabs>
@@ -868,7 +960,7 @@
           <w:hyperlink w:anchor="_Toc232714388" w:history="1">
             <w:r>
               <w:rPr>
-                <w:rStyle w:val="Kpr"/>
+                <w:rStyle w:val="Hyperlink"/>
                 <w:noProof/>
               </w:rPr>
               <w:t>2.1. Taramanın Kapsamı</w:t>
@@ -918,7 +1010,7 @@
         </w:p>
         <w:p>
           <w:pPr>
-            <w:pStyle w:val="T2"/>
+            <w:pStyle w:val="TOC2"/>
             <w:tabs>
               <w:tab w:val="right" w:leader="dot" w:pos="9016"/>
             </w:tabs>
@@ -929,7 +1021,7 @@
           <w:hyperlink w:anchor="_Toc232714389" w:history="1">
             <w:r>
               <w:rPr>
-                <w:rStyle w:val="Kpr"/>
+                <w:rStyle w:val="Hyperlink"/>
                 <w:noProof/>
               </w:rPr>
               <w:t>2.2. Patoloji Bazlı Dağılım ve Kanıt Olgunluğu</w:t>
@@ -979,7 +1071,7 @@
         </w:p>
         <w:p>
           <w:pPr>
-            <w:pStyle w:val="T2"/>
+            <w:pStyle w:val="TOC2"/>
             <w:tabs>
               <w:tab w:val="right" w:leader="dot" w:pos="9016"/>
             </w:tabs>
@@ -990,7 +1082,7 @@
           <w:hyperlink w:anchor="_Toc232714390" w:history="1">
             <w:r>
               <w:rPr>
-                <w:rStyle w:val="Kpr"/>
+                <w:rStyle w:val="Hyperlink"/>
                 <w:noProof/>
               </w:rPr>
               <w:t>2.3. Tespit Edilen Araştırma Boşlukları</w:t>
@@ -1040,7 +1132,7 @@
         </w:p>
         <w:p>
           <w:pPr>
-            <w:pStyle w:val="T1"/>
+            <w:pStyle w:val="TOC1"/>
             <w:tabs>
               <w:tab w:val="right" w:leader="dot" w:pos="9016"/>
             </w:tabs>
@@ -1051,7 +1143,7 @@
           <w:hyperlink w:anchor="_Toc232714391" w:history="1">
             <w:r>
               <w:rPr>
-                <w:rStyle w:val="Kpr"/>
+                <w:rStyle w:val="Hyperlink"/>
                 <w:noProof/>
               </w:rPr>
               <w:t>3. Araştırma Soruları ve Hipotezler</w:t>
@@ -1101,7 +1193,7 @@
         </w:p>
         <w:p>
           <w:pPr>
-            <w:pStyle w:val="T2"/>
+            <w:pStyle w:val="TOC2"/>
             <w:tabs>
               <w:tab w:val="right" w:leader="dot" w:pos="9016"/>
             </w:tabs>
@@ -1112,7 +1204,7 @@
           <w:hyperlink w:anchor="_Toc232714392" w:history="1">
             <w:r>
               <w:rPr>
-                <w:rStyle w:val="Kpr"/>
+                <w:rStyle w:val="Hyperlink"/>
                 <w:noProof/>
               </w:rPr>
               <w:t>3.1. Araştırma Soruları</w:t>
@@ -1162,7 +1254,7 @@
         </w:p>
         <w:p>
           <w:pPr>
-            <w:pStyle w:val="T2"/>
+            <w:pStyle w:val="TOC2"/>
             <w:tabs>
               <w:tab w:val="right" w:leader="dot" w:pos="9016"/>
             </w:tabs>
@@ -1173,7 +1265,7 @@
           <w:hyperlink w:anchor="_Toc232714393" w:history="1">
             <w:r>
               <w:rPr>
-                <w:rStyle w:val="Kpr"/>
+                <w:rStyle w:val="Hyperlink"/>
                 <w:noProof/>
               </w:rPr>
               <w:t>3.2. Hipotezler</w:t>
@@ -1223,7 +1315,7 @@
         </w:p>
         <w:p>
           <w:pPr>
-            <w:pStyle w:val="T1"/>
+            <w:pStyle w:val="TOC1"/>
             <w:tabs>
               <w:tab w:val="right" w:leader="dot" w:pos="9016"/>
             </w:tabs>
@@ -1234,7 +1326,7 @@
           <w:hyperlink w:anchor="_Toc232714394" w:history="1">
             <w:r>
               <w:rPr>
-                <w:rStyle w:val="Kpr"/>
+                <w:rStyle w:val="Hyperlink"/>
                 <w:noProof/>
               </w:rPr>
               <w:t>4. Tezin Amacı ve Özgün Katkıları</w:t>
@@ -1284,7 +1376,7 @@
         </w:p>
         <w:p>
           <w:pPr>
-            <w:pStyle w:val="T1"/>
+            <w:pStyle w:val="TOC1"/>
             <w:tabs>
               <w:tab w:val="right" w:leader="dot" w:pos="9016"/>
             </w:tabs>
@@ -1295,7 +1387,7 @@
           <w:hyperlink w:anchor="_Toc232714395" w:history="1">
             <w:r>
               <w:rPr>
-                <w:rStyle w:val="Kpr"/>
+                <w:rStyle w:val="Hyperlink"/>
                 <w:noProof/>
               </w:rPr>
               <w:t>5. Materyal: TR-Abdomen Veri Seti</w:t>
@@ -1345,7 +1437,7 @@
         </w:p>
         <w:p>
           <w:pPr>
-            <w:pStyle w:val="T1"/>
+            <w:pStyle w:val="TOC1"/>
             <w:tabs>
               <w:tab w:val="right" w:leader="dot" w:pos="9016"/>
             </w:tabs>
@@ -1356,7 +1448,7 @@
           <w:hyperlink w:anchor="_Toc232714396" w:history="1">
             <w:r>
               <w:rPr>
-                <w:rStyle w:val="Kpr"/>
+                <w:rStyle w:val="Hyperlink"/>
                 <w:noProof/>
               </w:rPr>
               <w:t>6. Önerilen Yöntem ve İş Paketleri</w:t>
@@ -1406,7 +1498,7 @@
         </w:p>
         <w:p>
           <w:pPr>
-            <w:pStyle w:val="T2"/>
+            <w:pStyle w:val="TOC2"/>
             <w:tabs>
               <w:tab w:val="right" w:leader="dot" w:pos="9016"/>
             </w:tabs>
@@ -1417,7 +1509,7 @@
           <w:hyperlink w:anchor="_Toc232714397" w:history="1">
             <w:r>
               <w:rPr>
-                <w:rStyle w:val="Kpr"/>
+                <w:rStyle w:val="Hyperlink"/>
                 <w:noProof/>
               </w:rPr>
               <w:t>Bölüm A (İP1) — Veri Havuzlama, Sızıntısız Bölme Protokolü ve Başlangıç Referansı</w:t>
@@ -1467,7 +1559,7 @@
         </w:p>
         <w:p>
           <w:pPr>
-            <w:pStyle w:val="T2"/>
+            <w:pStyle w:val="TOC2"/>
             <w:tabs>
               <w:tab w:val="right" w:leader="dot" w:pos="9016"/>
             </w:tabs>
@@ -1478,7 +1570,7 @@
           <w:hyperlink w:anchor="_Toc232714398" w:history="1">
             <w:r>
               <w:rPr>
-                <w:rStyle w:val="Kpr"/>
+                <w:rStyle w:val="Hyperlink"/>
                 <w:noProof/>
               </w:rPr>
               <w:t>Bölüm B (İP2) — Sınıf Dengesizliği, Kalibrasyon ve Eşik Optimizasyonu</w:t>
@@ -1528,7 +1620,7 @@
         </w:p>
         <w:p>
           <w:pPr>
-            <w:pStyle w:val="T2"/>
+            <w:pStyle w:val="TOC2"/>
             <w:tabs>
               <w:tab w:val="right" w:leader="dot" w:pos="9016"/>
             </w:tabs>
@@ -1539,7 +1631,7 @@
           <w:hyperlink w:anchor="_Toc232714399" w:history="1">
             <w:r>
               <w:rPr>
-                <w:rStyle w:val="Kpr"/>
+                <w:rStyle w:val="Hyperlink"/>
                 <w:noProof/>
               </w:rPr>
               <w:t>Bölüm C (İP3) — Anatomi-Koşullu Çok-Patolojili Mimari (Ana Katkı)</w:t>
@@ -1589,7 +1681,7 @@
         </w:p>
         <w:p>
           <w:pPr>
-            <w:pStyle w:val="T2"/>
+            <w:pStyle w:val="TOC2"/>
             <w:tabs>
               <w:tab w:val="right" w:leader="dot" w:pos="9016"/>
             </w:tabs>
@@ -1600,7 +1692,7 @@
           <w:hyperlink w:anchor="_Toc232714400" w:history="1">
             <w:r>
               <w:rPr>
-                <w:rStyle w:val="Kpr"/>
+                <w:rStyle w:val="Hyperlink"/>
                 <w:noProof/>
               </w:rPr>
               <w:t>Bölüm D (İP4) — Belirsizlik, Seçici Tahmin ve Otomatik Önceliklendirme</w:t>
@@ -1650,7 +1742,7 @@
         </w:p>
         <w:p>
           <w:pPr>
-            <w:pStyle w:val="T2"/>
+            <w:pStyle w:val="TOC2"/>
             <w:tabs>
               <w:tab w:val="right" w:leader="dot" w:pos="9016"/>
             </w:tabs>
@@ -1661,7 +1753,7 @@
           <w:hyperlink w:anchor="_Toc232714401" w:history="1">
             <w:r>
               <w:rPr>
-                <w:rStyle w:val="Kpr"/>
+                <w:rStyle w:val="Hyperlink"/>
                 <w:noProof/>
               </w:rPr>
               <w:t>Bölüm E (İP5) — Genellenebilirlik ve Otomatik Değerlendirme</w:t>
@@ -1711,7 +1803,7 @@
         </w:p>
         <w:p>
           <w:pPr>
-            <w:pStyle w:val="T1"/>
+            <w:pStyle w:val="TOC1"/>
             <w:tabs>
               <w:tab w:val="right" w:leader="dot" w:pos="9016"/>
             </w:tabs>
@@ -1722,7 +1814,7 @@
           <w:hyperlink w:anchor="_Toc232714402" w:history="1">
             <w:r>
               <w:rPr>
-                <w:rStyle w:val="Kpr"/>
+                <w:rStyle w:val="Hyperlink"/>
                 <w:noProof/>
               </w:rPr>
               <w:t>7. Değerlendirme Stratejisi ve Metrikler</w:t>
@@ -1772,7 +1864,7 @@
         </w:p>
         <w:p>
           <w:pPr>
-            <w:pStyle w:val="T1"/>
+            <w:pStyle w:val="TOC1"/>
             <w:tabs>
               <w:tab w:val="right" w:leader="dot" w:pos="9016"/>
             </w:tabs>
@@ -1783,7 +1875,7 @@
           <w:hyperlink w:anchor="_Toc232714403" w:history="1">
             <w:r>
               <w:rPr>
-                <w:rStyle w:val="Kpr"/>
+                <w:rStyle w:val="Hyperlink"/>
                 <w:noProof/>
               </w:rPr>
               <w:t>8. İş-Zaman Planı</w:t>
@@ -1833,7 +1925,7 @@
         </w:p>
         <w:p>
           <w:pPr>
-            <w:pStyle w:val="T1"/>
+            <w:pStyle w:val="TOC1"/>
             <w:tabs>
               <w:tab w:val="right" w:leader="dot" w:pos="9016"/>
             </w:tabs>
@@ -1844,7 +1936,7 @@
           <w:hyperlink w:anchor="_Toc232714404" w:history="1">
             <w:r>
               <w:rPr>
-                <w:rStyle w:val="Kpr"/>
+                <w:rStyle w:val="Hyperlink"/>
                 <w:noProof/>
               </w:rPr>
               <w:t>9. Beklenen Çıktılar ve Yayın Planı</w:t>
@@ -1894,7 +1986,7 @@
         </w:p>
         <w:p>
           <w:pPr>
-            <w:pStyle w:val="T1"/>
+            <w:pStyle w:val="TOC1"/>
             <w:tabs>
               <w:tab w:val="right" w:leader="dot" w:pos="9016"/>
             </w:tabs>
@@ -1905,7 +1997,7 @@
           <w:hyperlink w:anchor="_Toc232714405" w:history="1">
             <w:r>
               <w:rPr>
-                <w:rStyle w:val="Kpr"/>
+                <w:rStyle w:val="Hyperlink"/>
                 <w:noProof/>
               </w:rPr>
               <w:t>10. Riskler, Sınırlılıklar ve Etik</w:t>
@@ -1955,7 +2047,7 @@
         </w:p>
         <w:p>
           <w:pPr>
-            <w:pStyle w:val="T1"/>
+            <w:pStyle w:val="TOC1"/>
             <w:tabs>
               <w:tab w:val="right" w:leader="dot" w:pos="9016"/>
             </w:tabs>
@@ -1966,7 +2058,7 @@
           <w:hyperlink w:anchor="_Toc232714406" w:history="1">
             <w:r>
               <w:rPr>
-                <w:rStyle w:val="Kpr"/>
+                <w:rStyle w:val="Hyperlink"/>
                 <w:noProof/>
               </w:rPr>
               <w:t>11. Alternatif Stratejik Yönler</w:t>
@@ -2016,7 +2108,7 @@
         </w:p>
         <w:p>
           <w:pPr>
-            <w:pStyle w:val="T1"/>
+            <w:pStyle w:val="TOC1"/>
             <w:tabs>
               <w:tab w:val="right" w:leader="dot" w:pos="9016"/>
             </w:tabs>
@@ -2027,7 +2119,7 @@
           <w:hyperlink w:anchor="_Toc232714407" w:history="1">
             <w:r>
               <w:rPr>
-                <w:rStyle w:val="Kpr"/>
+                <w:rStyle w:val="Hyperlink"/>
                 <w:noProof/>
               </w:rPr>
               <w:t>12. Seçilmiş Kaynak Alanları</w:t>
@@ -2089,7 +2181,7 @@
     </w:p>
     <w:p>
       <w:pPr>
-        <w:pStyle w:val="Balk1"/>
+        <w:pStyle w:val="Heading1"/>
       </w:pPr>
       <w:r>
         <w:lastRenderedPageBreak/>
@@ -2172,7 +2264,15 @@
           </w:tcPr>
           <w:p>
             <w:r>
-              <w:t>Multiple Instance Learning (Çoklu-Örnek Öğrenme)</w:t>
+              <w:t xml:space="preserve">Multiple </w:t>
+            </w:r>
+            <w:proofErr w:type="spellStart"/>
+            <w:r>
+              <w:t>Instance</w:t>
+            </w:r>
+            <w:proofErr w:type="spellEnd"/>
+            <w:r>
+              <w:t xml:space="preserve"> Learning (Çoklu-Örnek Öğrenme)</w:t>
             </w:r>
           </w:p>
         </w:tc>
@@ -2193,8 +2293,29 @@
             <w:tcW w:w="5765" w:type="dxa"/>
           </w:tcPr>
           <w:p>
-            <w:r>
-              <w:t>Masked Autoencoder (Maskeli Otokodlayıcı)</w:t>
+            <w:proofErr w:type="spellStart"/>
+            <w:r>
+              <w:t>Masked</w:t>
+            </w:r>
+            <w:proofErr w:type="spellEnd"/>
+            <w:r>
+              <w:t xml:space="preserve"> </w:t>
+            </w:r>
+            <w:proofErr w:type="spellStart"/>
+            <w:r>
+              <w:t>Autoencoder</w:t>
+            </w:r>
+            <w:proofErr w:type="spellEnd"/>
+            <w:r>
+              <w:t xml:space="preserve"> (Maskeli </w:t>
+            </w:r>
+            <w:proofErr w:type="spellStart"/>
+            <w:r>
+              <w:t>Otokodlayıcı</w:t>
+            </w:r>
+            <w:proofErr w:type="spellEnd"/>
+            <w:r>
+              <w:t>)</w:t>
             </w:r>
           </w:p>
         </w:tc>
@@ -2216,7 +2337,15 @@
           </w:tcPr>
           <w:p>
             <w:r>
-              <w:t>CT tabanlı Maskeli Otokodlayıcı (bu tez kapsamında önerilen öz-denetimli ön-eğitim yöntemi)</w:t>
+              <w:t xml:space="preserve">CT tabanlı Maskeli </w:t>
+            </w:r>
+            <w:proofErr w:type="spellStart"/>
+            <w:r>
+              <w:t>Otokodlayıcı</w:t>
+            </w:r>
+            <w:proofErr w:type="spellEnd"/>
+            <w:r>
+              <w:t xml:space="preserve"> (bu tez kapsamında önerilen öz-denetimli ön-eğitim yöntemi)</w:t>
             </w:r>
           </w:p>
         </w:tc>
@@ -2237,8 +2366,21 @@
             <w:tcW w:w="5765" w:type="dxa"/>
           </w:tcPr>
           <w:p>
-            <w:r>
-              <w:t>Graph Neural Network (Graf Sinir Ağı)</w:t>
+            <w:proofErr w:type="spellStart"/>
+            <w:r>
+              <w:t>Graph</w:t>
+            </w:r>
+            <w:proofErr w:type="spellEnd"/>
+            <w:r>
+              <w:t xml:space="preserve"> </w:t>
+            </w:r>
+            <w:proofErr w:type="spellStart"/>
+            <w:r>
+              <w:t>Neural</w:t>
+            </w:r>
+            <w:proofErr w:type="spellEnd"/>
+            <w:r>
+              <w:t xml:space="preserve"> Network (Graf Sinir Ağı)</w:t>
             </w:r>
           </w:p>
         </w:tc>
@@ -2249,9 +2391,11 @@
             <w:tcW w:w="3261" w:type="dxa"/>
           </w:tcPr>
           <w:p>
+            <w:proofErr w:type="spellStart"/>
             <w:r>
               <w:t>MoE</w:t>
             </w:r>
+            <w:proofErr w:type="spellEnd"/>
           </w:p>
         </w:tc>
         <w:tc>
@@ -2259,8 +2403,21 @@
             <w:tcW w:w="5765" w:type="dxa"/>
           </w:tcPr>
           <w:p>
-            <w:r>
-              <w:t>Mixture of Experts (Karma Uzmanlar / Kademeli Uzman Yönlendirme)</w:t>
+            <w:proofErr w:type="spellStart"/>
+            <w:r>
+              <w:t>Mixture</w:t>
+            </w:r>
+            <w:proofErr w:type="spellEnd"/>
+            <w:r>
+              <w:t xml:space="preserve"> of </w:t>
+            </w:r>
+            <w:proofErr w:type="spellStart"/>
+            <w:r>
+              <w:t>Experts</w:t>
+            </w:r>
+            <w:proofErr w:type="spellEnd"/>
+            <w:r>
+              <w:t xml:space="preserve"> (Karma Uzmanlar / Kademeli Uzman Yönlendirme)</w:t>
             </w:r>
           </w:p>
         </w:tc>
@@ -2271,9 +2428,11 @@
             <w:tcW w:w="3261" w:type="dxa"/>
           </w:tcPr>
           <w:p>
+            <w:proofErr w:type="spellStart"/>
             <w:r>
               <w:t>IoU</w:t>
             </w:r>
+            <w:proofErr w:type="spellEnd"/>
           </w:p>
         </w:tc>
         <w:tc>
@@ -2281,8 +2440,29 @@
             <w:tcW w:w="5765" w:type="dxa"/>
           </w:tcPr>
           <w:p>
-            <w:r>
-              <w:t>Intersection over Union (Kesişim-Birleşim Oranı)</w:t>
+            <w:proofErr w:type="spellStart"/>
+            <w:r>
+              <w:t>Intersection</w:t>
+            </w:r>
+            <w:proofErr w:type="spellEnd"/>
+            <w:r>
+              <w:t xml:space="preserve"> </w:t>
+            </w:r>
+            <w:proofErr w:type="spellStart"/>
+            <w:r>
+              <w:t>over</w:t>
+            </w:r>
+            <w:proofErr w:type="spellEnd"/>
+            <w:r>
+              <w:t xml:space="preserve"> </w:t>
+            </w:r>
+            <w:proofErr w:type="spellStart"/>
+            <w:r>
+              <w:t>Union</w:t>
+            </w:r>
+            <w:proofErr w:type="spellEnd"/>
+            <w:r>
+              <w:t xml:space="preserve"> (Kesişim-Birleşim Oranı)</w:t>
             </w:r>
           </w:p>
         </w:tc>
@@ -2303,8 +2483,29 @@
             <w:tcW w:w="5765" w:type="dxa"/>
           </w:tcPr>
           <w:p>
-            <w:r>
-              <w:t>Area Under the Curve (Eğri Altında Kalan Alan)</w:t>
+            <w:proofErr w:type="spellStart"/>
+            <w:r>
+              <w:t>Area</w:t>
+            </w:r>
+            <w:proofErr w:type="spellEnd"/>
+            <w:r>
+              <w:t xml:space="preserve"> Under </w:t>
+            </w:r>
+            <w:proofErr w:type="spellStart"/>
+            <w:r>
+              <w:t>the</w:t>
+            </w:r>
+            <w:proofErr w:type="spellEnd"/>
+            <w:r>
+              <w:t xml:space="preserve"> </w:t>
+            </w:r>
+            <w:proofErr w:type="spellStart"/>
+            <w:r>
+              <w:t>Curve</w:t>
+            </w:r>
+            <w:proofErr w:type="spellEnd"/>
+            <w:r>
+              <w:t xml:space="preserve"> (Eğri Altında Kalan Alan)</w:t>
             </w:r>
           </w:p>
         </w:tc>
@@ -2325,8 +2526,29 @@
             <w:tcW w:w="5765" w:type="dxa"/>
           </w:tcPr>
           <w:p>
-            <w:r>
-              <w:t>Expected Calibration Error (Beklenen Kalibrasyon Hatası)</w:t>
+            <w:proofErr w:type="spellStart"/>
+            <w:r>
+              <w:t>Expected</w:t>
+            </w:r>
+            <w:proofErr w:type="spellEnd"/>
+            <w:r>
+              <w:t xml:space="preserve"> </w:t>
+            </w:r>
+            <w:proofErr w:type="spellStart"/>
+            <w:r>
+              <w:t>Calibration</w:t>
+            </w:r>
+            <w:proofErr w:type="spellEnd"/>
+            <w:r>
+              <w:t xml:space="preserve"> </w:t>
+            </w:r>
+            <w:proofErr w:type="spellStart"/>
+            <w:r>
+              <w:t>Error</w:t>
+            </w:r>
+            <w:proofErr w:type="spellEnd"/>
+            <w:r>
+              <w:t xml:space="preserve"> (Beklenen Kalibrasyon Hatası)</w:t>
             </w:r>
           </w:p>
         </w:tc>
@@ -2337,9 +2559,13 @@
             <w:tcW w:w="3261" w:type="dxa"/>
           </w:tcPr>
           <w:p>
+            <w:proofErr w:type="spellStart"/>
+            <w:proofErr w:type="gramStart"/>
             <w:r>
               <w:t>mAP</w:t>
             </w:r>
+            <w:proofErr w:type="spellEnd"/>
+            <w:proofErr w:type="gramEnd"/>
           </w:p>
         </w:tc>
         <w:tc>
@@ -2347,8 +2573,23 @@
             <w:tcW w:w="5765" w:type="dxa"/>
           </w:tcPr>
           <w:p>
-            <w:r>
-              <w:t>mean Average Precision (Ortalama Kesinlik)</w:t>
+            <w:proofErr w:type="spellStart"/>
+            <w:proofErr w:type="gramStart"/>
+            <w:r>
+              <w:t>mean</w:t>
+            </w:r>
+            <w:proofErr w:type="spellEnd"/>
+            <w:proofErr w:type="gramEnd"/>
+            <w:r>
+              <w:t xml:space="preserve"> </w:t>
+            </w:r>
+            <w:proofErr w:type="spellStart"/>
+            <w:r>
+              <w:t>Average</w:t>
+            </w:r>
+            <w:proofErr w:type="spellEnd"/>
+            <w:r>
+              <w:t xml:space="preserve"> Precision (Ortalama Kesinlik)</w:t>
             </w:r>
           </w:p>
         </w:tc>
@@ -2369,8 +2610,29 @@
             <w:tcW w:w="5765" w:type="dxa"/>
           </w:tcPr>
           <w:p>
-            <w:r>
-              <w:t>Hounsfield Unit (Hounsfield Birimi)</w:t>
+            <w:proofErr w:type="spellStart"/>
+            <w:r>
+              <w:t>Hounsfield</w:t>
+            </w:r>
+            <w:proofErr w:type="spellEnd"/>
+            <w:r>
+              <w:t xml:space="preserve"> </w:t>
+            </w:r>
+            <w:proofErr w:type="spellStart"/>
+            <w:r>
+              <w:t>Unit</w:t>
+            </w:r>
+            <w:proofErr w:type="spellEnd"/>
+            <w:r>
+              <w:t xml:space="preserve"> (</w:t>
+            </w:r>
+            <w:proofErr w:type="spellStart"/>
+            <w:r>
+              <w:t>Hounsfield</w:t>
+            </w:r>
+            <w:proofErr w:type="spellEnd"/>
+            <w:r>
+              <w:t xml:space="preserve"> Birimi)</w:t>
             </w:r>
           </w:p>
         </w:tc>
@@ -2391,8 +2653,21 @@
             <w:tcW w:w="5765" w:type="dxa"/>
           </w:tcPr>
           <w:p>
-            <w:r>
-              <w:t>Confidence Interval (Güven Aralığı)</w:t>
+            <w:proofErr w:type="spellStart"/>
+            <w:r>
+              <w:t>Confidence</w:t>
+            </w:r>
+            <w:proofErr w:type="spellEnd"/>
+            <w:r>
+              <w:t xml:space="preserve"> </w:t>
+            </w:r>
+            <w:proofErr w:type="spellStart"/>
+            <w:r>
+              <w:t>Interval</w:t>
+            </w:r>
+            <w:proofErr w:type="spellEnd"/>
+            <w:r>
+              <w:t xml:space="preserve"> (Güven Aralığı)</w:t>
             </w:r>
           </w:p>
         </w:tc>
@@ -2414,8 +2689,13 @@
           </w:tcPr>
           <w:p>
             <w:r>
-              <w:t>Precision-Recall</w:t>
-            </w:r>
+              <w:t>Precision-</w:t>
+            </w:r>
+            <w:proofErr w:type="spellStart"/>
+            <w:r>
+              <w:t>Recall</w:t>
+            </w:r>
+            <w:proofErr w:type="spellEnd"/>
           </w:p>
         </w:tc>
       </w:tr>
@@ -2425,9 +2705,14 @@
             <w:tcW w:w="3261" w:type="dxa"/>
           </w:tcPr>
           <w:p>
-            <w:r>
-              <w:t>bbox</w:t>
-            </w:r>
+            <w:proofErr w:type="spellStart"/>
+            <w:r>
+              <w:t>B</w:t>
+            </w:r>
+            <w:r>
+              <w:t>box</w:t>
+            </w:r>
+            <w:proofErr w:type="spellEnd"/>
           </w:p>
         </w:tc>
         <w:tc>
@@ -2435,8 +2720,13 @@
             <w:tcW w:w="5765" w:type="dxa"/>
           </w:tcPr>
           <w:p>
-            <w:r>
-              <w:t>Bounding Box (Sınırlayıcı Kutu)</w:t>
+            <w:proofErr w:type="spellStart"/>
+            <w:r>
+              <w:t>Bounding</w:t>
+            </w:r>
+            <w:proofErr w:type="spellEnd"/>
+            <w:r>
+              <w:t xml:space="preserve"> Box (Sınırlayıcı Kutu)</w:t>
             </w:r>
           </w:p>
         </w:tc>
@@ -2457,9 +2747,35 @@
             <w:tcW w:w="5765" w:type="dxa"/>
           </w:tcPr>
           <w:p>
-            <w:r>
-              <w:t>Digital Imaging and Communications in Medicine</w:t>
-            </w:r>
+            <w:proofErr w:type="spellStart"/>
+            <w:r>
+              <w:t>Digital</w:t>
+            </w:r>
+            <w:proofErr w:type="spellEnd"/>
+            <w:r>
+              <w:t xml:space="preserve"> </w:t>
+            </w:r>
+            <w:proofErr w:type="spellStart"/>
+            <w:r>
+              <w:t>Imaging</w:t>
+            </w:r>
+            <w:proofErr w:type="spellEnd"/>
+            <w:r>
+              <w:t xml:space="preserve"> </w:t>
+            </w:r>
+            <w:proofErr w:type="spellStart"/>
+            <w:r>
+              <w:t>and</w:t>
+            </w:r>
+            <w:proofErr w:type="spellEnd"/>
+            <w:r>
+              <w:t xml:space="preserve"> Communications in </w:t>
+            </w:r>
+            <w:proofErr w:type="spellStart"/>
+            <w:r>
+              <w:t>Medicine</w:t>
+            </w:r>
+            <w:proofErr w:type="spellEnd"/>
           </w:p>
         </w:tc>
       </w:tr>
@@ -2479,8 +2795,29 @@
             <w:tcW w:w="5765" w:type="dxa"/>
           </w:tcPr>
           <w:p>
-            <w:r>
-              <w:t>Convolutional Neural Network (Evrişimli Sinir Ağı)</w:t>
+            <w:proofErr w:type="spellStart"/>
+            <w:r>
+              <w:t>Convolutional</w:t>
+            </w:r>
+            <w:proofErr w:type="spellEnd"/>
+            <w:r>
+              <w:t xml:space="preserve"> </w:t>
+            </w:r>
+            <w:proofErr w:type="spellStart"/>
+            <w:r>
+              <w:t>Neural</w:t>
+            </w:r>
+            <w:proofErr w:type="spellEnd"/>
+            <w:r>
+              <w:t xml:space="preserve"> Network (</w:t>
+            </w:r>
+            <w:proofErr w:type="spellStart"/>
+            <w:r>
+              <w:t>Evrişimli</w:t>
+            </w:r>
+            <w:proofErr w:type="spellEnd"/>
+            <w:r>
+              <w:t xml:space="preserve"> Sinir Ağı)</w:t>
             </w:r>
           </w:p>
         </w:tc>
@@ -2491,9 +2828,11 @@
             <w:tcW w:w="3261" w:type="dxa"/>
           </w:tcPr>
           <w:p>
+            <w:proofErr w:type="spellStart"/>
             <w:r>
               <w:t>ViT</w:t>
             </w:r>
+            <w:proofErr w:type="spellEnd"/>
           </w:p>
         </w:tc>
         <w:tc>
@@ -2501,9 +2840,19 @@
             <w:tcW w:w="5765" w:type="dxa"/>
           </w:tcPr>
           <w:p>
-            <w:r>
-              <w:t>Vision Transformer</w:t>
-            </w:r>
+            <w:proofErr w:type="spellStart"/>
+            <w:r>
+              <w:t>Vision</w:t>
+            </w:r>
+            <w:proofErr w:type="spellEnd"/>
+            <w:r>
+              <w:t xml:space="preserve"> </w:t>
+            </w:r>
+            <w:proofErr w:type="spellStart"/>
+            <w:r>
+              <w:t>Transformer</w:t>
+            </w:r>
+            <w:proofErr w:type="spellEnd"/>
           </w:p>
         </w:tc>
       </w:tr>
@@ -2524,7 +2873,23 @@
           </w:tcPr>
           <w:p>
             <w:r>
-              <w:t>Graphics Processing Unit (Grafik İşlem Birimi)</w:t>
+              <w:t xml:space="preserve">Graphics </w:t>
+            </w:r>
+            <w:proofErr w:type="spellStart"/>
+            <w:r>
+              <w:t>Processing</w:t>
+            </w:r>
+            <w:proofErr w:type="spellEnd"/>
+            <w:r>
+              <w:t xml:space="preserve"> </w:t>
+            </w:r>
+            <w:proofErr w:type="spellStart"/>
+            <w:r>
+              <w:t>Unit</w:t>
+            </w:r>
+            <w:proofErr w:type="spellEnd"/>
+            <w:r>
+              <w:t xml:space="preserve"> (Grafik İşlem Birimi)</w:t>
             </w:r>
           </w:p>
         </w:tc>
@@ -2536,8 +2901,13 @@
           </w:tcPr>
           <w:p>
             <w:r>
-              <w:t>PRISMA-ScR</w:t>
-            </w:r>
+              <w:t>PRISMA-</w:t>
+            </w:r>
+            <w:proofErr w:type="spellStart"/>
+            <w:r>
+              <w:t>ScR</w:t>
+            </w:r>
+            <w:proofErr w:type="spellEnd"/>
           </w:p>
         </w:tc>
         <w:tc>
@@ -2545,9 +2915,99 @@
             <w:tcW w:w="5765" w:type="dxa"/>
           </w:tcPr>
           <w:p>
-            <w:r>
-              <w:t>Preferred Reporting Items for Systematic reviews and meta-analyses extension for Scoping Reviews</w:t>
-            </w:r>
+            <w:proofErr w:type="spellStart"/>
+            <w:r>
+              <w:t>Preferred</w:t>
+            </w:r>
+            <w:proofErr w:type="spellEnd"/>
+            <w:r>
+              <w:t xml:space="preserve"> </w:t>
+            </w:r>
+            <w:proofErr w:type="spellStart"/>
+            <w:r>
+              <w:t>Reporting</w:t>
+            </w:r>
+            <w:proofErr w:type="spellEnd"/>
+            <w:r>
+              <w:t xml:space="preserve"> </w:t>
+            </w:r>
+            <w:proofErr w:type="spellStart"/>
+            <w:r>
+              <w:t>Items</w:t>
+            </w:r>
+            <w:proofErr w:type="spellEnd"/>
+            <w:r>
+              <w:t xml:space="preserve"> </w:t>
+            </w:r>
+            <w:proofErr w:type="spellStart"/>
+            <w:r>
+              <w:t>for</w:t>
+            </w:r>
+            <w:proofErr w:type="spellEnd"/>
+            <w:r>
+              <w:t xml:space="preserve"> </w:t>
+            </w:r>
+            <w:proofErr w:type="spellStart"/>
+            <w:r>
+              <w:t>Systematic</w:t>
+            </w:r>
+            <w:proofErr w:type="spellEnd"/>
+            <w:r>
+              <w:t xml:space="preserve"> </w:t>
+            </w:r>
+            <w:proofErr w:type="spellStart"/>
+            <w:r>
+              <w:t>reviews</w:t>
+            </w:r>
+            <w:proofErr w:type="spellEnd"/>
+            <w:r>
+              <w:t xml:space="preserve"> </w:t>
+            </w:r>
+            <w:proofErr w:type="spellStart"/>
+            <w:r>
+              <w:t>and</w:t>
+            </w:r>
+            <w:proofErr w:type="spellEnd"/>
+            <w:r>
+              <w:t xml:space="preserve"> meta-</w:t>
+            </w:r>
+            <w:proofErr w:type="spellStart"/>
+            <w:r>
+              <w:t>analyses</w:t>
+            </w:r>
+            <w:proofErr w:type="spellEnd"/>
+            <w:r>
+              <w:t xml:space="preserve"> </w:t>
+            </w:r>
+            <w:proofErr w:type="spellStart"/>
+            <w:r>
+              <w:t>extension</w:t>
+            </w:r>
+            <w:proofErr w:type="spellEnd"/>
+            <w:r>
+              <w:t xml:space="preserve"> </w:t>
+            </w:r>
+            <w:proofErr w:type="spellStart"/>
+            <w:r>
+              <w:t>for</w:t>
+            </w:r>
+            <w:proofErr w:type="spellEnd"/>
+            <w:r>
+              <w:t xml:space="preserve"> </w:t>
+            </w:r>
+            <w:proofErr w:type="spellStart"/>
+            <w:r>
+              <w:t>Scoping</w:t>
+            </w:r>
+            <w:proofErr w:type="spellEnd"/>
+            <w:r>
+              <w:t xml:space="preserve"> </w:t>
+            </w:r>
+            <w:proofErr w:type="spellStart"/>
+            <w:r>
+              <w:t>Reviews</w:t>
+            </w:r>
+            <w:proofErr w:type="spellEnd"/>
           </w:p>
         </w:tc>
       </w:tr>
@@ -2567,9 +3027,27 @@
             <w:tcW w:w="5765" w:type="dxa"/>
           </w:tcPr>
           <w:p>
-            <w:r>
-              <w:t>Joanna Briggs Institute</w:t>
-            </w:r>
+            <w:proofErr w:type="spellStart"/>
+            <w:r>
+              <w:t>Joanna</w:t>
+            </w:r>
+            <w:proofErr w:type="spellEnd"/>
+            <w:r>
+              <w:t xml:space="preserve"> </w:t>
+            </w:r>
+            <w:proofErr w:type="spellStart"/>
+            <w:r>
+              <w:t>Briggs</w:t>
+            </w:r>
+            <w:proofErr w:type="spellEnd"/>
+            <w:r>
+              <w:t xml:space="preserve"> </w:t>
+            </w:r>
+            <w:proofErr w:type="spellStart"/>
+            <w:r>
+              <w:t>Institute</w:t>
+            </w:r>
+            <w:proofErr w:type="spellEnd"/>
           </w:p>
         </w:tc>
       </w:tr>
@@ -2634,7 +3112,15 @@
           </w:tcPr>
           <w:p>
             <w:r>
-              <w:t>Boşluk / Gap (G1–G10, Tablo 2)</w:t>
+              <w:t xml:space="preserve">Boşluk / </w:t>
+            </w:r>
+            <w:proofErr w:type="spellStart"/>
+            <w:r>
+              <w:t>Gap</w:t>
+            </w:r>
+            <w:proofErr w:type="spellEnd"/>
+            <w:r>
+              <w:t xml:space="preserve"> (G1–G10, Tablo 2)</w:t>
             </w:r>
           </w:p>
         </w:tc>
@@ -2709,7 +3195,7 @@
     <w:p/>
     <w:p>
       <w:pPr>
-        <w:pStyle w:val="Balk1"/>
+        <w:pStyle w:val="Heading1"/>
       </w:pPr>
       <w:bookmarkStart w:id="1" w:name="_Toc232714385"/>
       <w:r>
@@ -2729,7 +3215,39 @@
         <w:t>hedeflemektedir</w:t>
       </w:r>
       <w:r>
-        <w:t>. Çalışma, 2021–2026 dönemini kapsayan ve 191 çalışmayı nihai analize alan bir sistematik kapsam belirleme incelemesine (scoping review), kamuya açık ve çok-patolojili nitelikteki TR-Abdomen veri setine ve bu öneri kapsamında kurgulanmış ancak henüz eğitilip test edilmemiş bir benchmark/yöntem kod altyapısına dayanmaktadır.</w:t>
+        <w:t>. Çalışma, 2021–2026 dönemini kapsayan ve 191 çalışmayı nihai analize alan bir sistematik kapsam belirleme incelemesine (</w:t>
+      </w:r>
+      <w:proofErr w:type="spellStart"/>
+      <w:r>
+        <w:t>scoping</w:t>
+      </w:r>
+      <w:proofErr w:type="spellEnd"/>
+      <w:r>
+        <w:t xml:space="preserve"> </w:t>
+      </w:r>
+      <w:proofErr w:type="spellStart"/>
+      <w:r>
+        <w:t>review</w:t>
+      </w:r>
+      <w:proofErr w:type="spellEnd"/>
+      <w:r>
+        <w:t>), kamuya açık ve çok-</w:t>
+      </w:r>
+      <w:proofErr w:type="spellStart"/>
+      <w:r>
+        <w:t>patolojili</w:t>
+      </w:r>
+      <w:proofErr w:type="spellEnd"/>
+      <w:r>
+        <w:t xml:space="preserve"> nitelikteki TR-Abdomen veri setine ve bu öneri kapsamında kurgulanmış ancak henüz eğitilip test edilmemiş bir </w:t>
+      </w:r>
+      <w:proofErr w:type="spellStart"/>
+      <w:r>
+        <w:t>benchmark</w:t>
+      </w:r>
+      <w:proofErr w:type="spellEnd"/>
+      <w:r>
+        <w:t>/yöntem kod altyapısına dayanmaktadır.</w:t>
       </w:r>
     </w:p>
     <w:p>
@@ -2755,7 +3273,39 @@
           <w:sz w:val="19"/>
           <w:szCs w:val="19"/>
         </w:rPr>
-        <w:t xml:space="preserve">Mevcut benchmark ve yöntem taslakları yer-tutucu (dummy) değerlerle hazırlanmıştır; modeller henüz eğitilmemiş ve test edilmemiştir. Bu nedenle bu öneride sayısal model performansı </w:t>
+        <w:t xml:space="preserve">Mevcut </w:t>
+      </w:r>
+      <w:proofErr w:type="spellStart"/>
+      <w:r>
+        <w:rPr>
+          <w:sz w:val="19"/>
+          <w:szCs w:val="19"/>
+        </w:rPr>
+        <w:t>benchmark</w:t>
+      </w:r>
+      <w:proofErr w:type="spellEnd"/>
+      <w:r>
+        <w:rPr>
+          <w:sz w:val="19"/>
+          <w:szCs w:val="19"/>
+        </w:rPr>
+        <w:t xml:space="preserve"> ve yöntem taslakları yer-tutucu (</w:t>
+      </w:r>
+      <w:proofErr w:type="spellStart"/>
+      <w:r>
+        <w:rPr>
+          <w:sz w:val="19"/>
+          <w:szCs w:val="19"/>
+        </w:rPr>
+        <w:t>dummy</w:t>
+      </w:r>
+      <w:proofErr w:type="spellEnd"/>
+      <w:r>
+        <w:rPr>
+          <w:sz w:val="19"/>
+          <w:szCs w:val="19"/>
+        </w:rPr>
+        <w:t xml:space="preserve">) değerlerle hazırlanmıştır; modeller henüz eğitilmemiş ve test edilmemiştir. Bu nedenle bu öneride sayısal model performansı </w:t>
       </w:r>
       <w:r>
         <w:rPr>
@@ -2769,7 +3319,23 @@
           <w:sz w:val="19"/>
           <w:szCs w:val="19"/>
         </w:rPr>
-        <w:t>; metrik yapısı ve beklenen çıktı biçimi gösterilir, gerçek değerler eğitim sonrası doldurulacaktır. Ayrıca bu tez kapsamında prospektif okuyucu (radyolog) çalışması yapılmayacak; değerlendirme tümüyle otomatik olarak veri setinin referans anotasyonlarına dayalı</w:t>
+        <w:t xml:space="preserve">; metrik yapısı ve beklenen çıktı biçimi gösterilir, gerçek değerler eğitim sonrası doldurulacaktır. Ayrıca bu tez kapsamında prospektif okuyucu (radyolog) çalışması yapılmayacak; değerlendirme tümüyle otomatik olarak veri setinin referans </w:t>
+      </w:r>
+      <w:proofErr w:type="spellStart"/>
+      <w:r>
+        <w:rPr>
+          <w:sz w:val="19"/>
+          <w:szCs w:val="19"/>
+        </w:rPr>
+        <w:t>anotasyonlarına</w:t>
+      </w:r>
+      <w:proofErr w:type="spellEnd"/>
+      <w:r>
+        <w:rPr>
+          <w:sz w:val="19"/>
+          <w:szCs w:val="19"/>
+        </w:rPr>
+        <w:t xml:space="preserve"> dayalı</w:t>
       </w:r>
       <w:r>
         <w:rPr>
@@ -2813,7 +3379,15 @@
         <w:t>birden çok olası tanıyı aynı anda dışlama ve önceliklendirme</w:t>
       </w:r>
       <w:r>
-        <w:t xml:space="preserve"> problemi söz konusudur. İncelenen 191 çalışmanın yalnızca üçü çok-patolojilidir; harici doğrulama (%25,1), açık kod (%4,2) ve klinik iş akışına yerleştirme tüm gruplarda zayıftır.</w:t>
+        <w:t xml:space="preserve"> problemi söz konusudur. İncelenen 191 çalışmanın yalnızca üçü çok-</w:t>
+      </w:r>
+      <w:proofErr w:type="spellStart"/>
+      <w:r>
+        <w:t>patolojilidir</w:t>
+      </w:r>
+      <w:proofErr w:type="spellEnd"/>
+      <w:r>
+        <w:t>; harici doğrulama (%25,1), açık kod (%4,2) ve klinik iş akışına yerleştirme tüm gruplarda zayıftır.</w:t>
       </w:r>
     </w:p>
     <w:p>
@@ -2839,10 +3413,34 @@
           <w:b/>
           <w:bCs/>
         </w:rPr>
-        <w:t>sınır kesiti (boundary-slice) etiketleriyle anatomi-koşullu zayıf denetimli</w:t>
-      </w:r>
-      <w:r>
-        <w:t xml:space="preserve"> çok-patolojili tespit; (iii) belirsizlik kestirimi ve seçici tahminle güvenli karar katmanı ve etiket-temelli triyaj; (iv) genellenebilirliğin ve </w:t>
+        <w:t>sınır kesiti (</w:t>
+      </w:r>
+      <w:proofErr w:type="spellStart"/>
+      <w:r>
+        <w:rPr>
+          <w:b/>
+          <w:bCs/>
+        </w:rPr>
+        <w:t>boundary-slice</w:t>
+      </w:r>
+      <w:proofErr w:type="spellEnd"/>
+      <w:r>
+        <w:rPr>
+          <w:b/>
+          <w:bCs/>
+        </w:rPr>
+        <w:t>) etiketleriyle anatomi-koşullu zayıf denetimli</w:t>
+      </w:r>
+      <w:r>
+        <w:t xml:space="preserve"> çok-</w:t>
+      </w:r>
+      <w:proofErr w:type="spellStart"/>
+      <w:r>
+        <w:t>patolojili</w:t>
+      </w:r>
+      <w:proofErr w:type="spellEnd"/>
+      <w:r>
+        <w:t xml:space="preserve"> tespit; (iii) belirsizlik kestirimi ve seçici tahminle güvenli karar katmanı ve etiket-temelli triyaj; (iv) genellenebilirliğin ve </w:t>
       </w:r>
       <w:r>
         <w:rPr>
@@ -2857,7 +3455,7 @@
     </w:p>
     <w:p>
       <w:pPr>
-        <w:pStyle w:val="Balk1"/>
+        <w:pStyle w:val="Heading1"/>
       </w:pPr>
       <w:bookmarkStart w:id="2" w:name="_Toc232714386"/>
       <w:r>
@@ -2871,7 +3469,23 @@
         <w:jc w:val="both"/>
       </w:pPr>
       <w:r>
-        <w:t>Akut karın ağrısı, acil servis başvurularının en sık nedenlerinden biridir ve altında akut apandisit, akut kolesistit, akut pankreatit, ürolitiyazis, akut divertikülit ile abdominal/torasik aort anevrizması/diseksiyonu gibi tanı ve tedavi aciliyeti yüksek, birbirinden çok farklı klinik gidişlere sahip durumlar yatabilir. Bu hastalarda tanının hızı ve doğruluğu doğrudan triyaj, tedavi ve sağkalımı etkiler; batın BT'si bu sürecin merkezindeki görüntüleme yöntemidir.</w:t>
+        <w:t xml:space="preserve">Akut karın ağrısı, acil servis başvurularının en sık nedenlerinden biridir ve altında akut apandisit, akut kolesistit, akut pankreatit, </w:t>
+      </w:r>
+      <w:proofErr w:type="spellStart"/>
+      <w:r>
+        <w:t>ürolitiyazis</w:t>
+      </w:r>
+      <w:proofErr w:type="spellEnd"/>
+      <w:r>
+        <w:t xml:space="preserve">, akut </w:t>
+      </w:r>
+      <w:proofErr w:type="spellStart"/>
+      <w:r>
+        <w:t>divertikülit</w:t>
+      </w:r>
+      <w:proofErr w:type="spellEnd"/>
+      <w:r>
+        <w:t xml:space="preserve"> ile abdominal/torasik aort anevrizması/diseksiyonu gibi tanı ve tedavi aciliyeti yüksek, birbirinden çok farklı klinik gidişlere sahip durumlar yatabilir. Bu hastalarda tanının hızı ve doğruluğu doğrudan triyaj, tedavi ve sağkalımı etkiler; batın BT'si bu sürecin merkezindeki görüntüleme yöntemidir.</w:t>
       </w:r>
     </w:p>
     <w:p>
@@ -2904,8 +3518,13 @@
       <w:r>
         <w:t xml:space="preserve"> </w:t>
       </w:r>
-      <w:r>
-        <w:t>patolojili ve çok</w:t>
+      <w:proofErr w:type="spellStart"/>
+      <w:r>
+        <w:t>patolojili</w:t>
+      </w:r>
+      <w:proofErr w:type="spellEnd"/>
+      <w:r>
+        <w:t xml:space="preserve"> ve çok</w:t>
       </w:r>
       <w:r>
         <w:t xml:space="preserve"> </w:t>
@@ -2918,7 +3537,23 @@
           <w:b/>
           <w:bCs/>
         </w:rPr>
-        <w:t>organ sınır kesiti (boundary-slice)</w:t>
+        <w:t>organ sınır kesiti (</w:t>
+      </w:r>
+      <w:proofErr w:type="spellStart"/>
+      <w:r>
+        <w:rPr>
+          <w:b/>
+          <w:bCs/>
+        </w:rPr>
+        <w:t>boundary-slice</w:t>
+      </w:r>
+      <w:proofErr w:type="spellEnd"/>
+      <w:r>
+        <w:rPr>
+          <w:b/>
+          <w:bCs/>
+        </w:rPr>
+        <w:t>)</w:t>
       </w:r>
       <w:r>
         <w:t xml:space="preserve"> etiketleri de bulunur; tez bu etiketleri çoğu çalışmanın aksine atmaz, anatomik denetim sinyali olarak kullanır. Etiketli vaka sayısı sınırlı olduğundan (1.092 vaka), bol miktardaki etiketsiz dilim öz</w:t>
@@ -2933,12 +3568,20 @@
         <w:t xml:space="preserve"> </w:t>
       </w:r>
       <w:r>
-        <w:t>eğitimle değerlendirilir. Değerlendirme tümüyle otomatik olup veri setinin referans anotasyonlarına dayanır.</w:t>
+        <w:t xml:space="preserve">eğitimle değerlendirilir. Değerlendirme tümüyle otomatik olup veri setinin referans </w:t>
+      </w:r>
+      <w:proofErr w:type="spellStart"/>
+      <w:r>
+        <w:t>anotasyonlarına</w:t>
+      </w:r>
+      <w:proofErr w:type="spellEnd"/>
+      <w:r>
+        <w:t xml:space="preserve"> dayanır.</w:t>
       </w:r>
     </w:p>
     <w:p>
       <w:pPr>
-        <w:pStyle w:val="Balk1"/>
+        <w:pStyle w:val="Heading1"/>
       </w:pPr>
       <w:bookmarkStart w:id="3" w:name="_Toc232714387"/>
       <w:r>
@@ -2948,7 +3591,7 @@
     </w:p>
     <w:p>
       <w:pPr>
-        <w:pStyle w:val="Balk2"/>
+        <w:pStyle w:val="Heading2"/>
       </w:pPr>
       <w:bookmarkStart w:id="4" w:name="_Toc232714388"/>
       <w:r>
@@ -2962,12 +3605,60 @@
         <w:jc w:val="both"/>
       </w:pPr>
       <w:r>
-        <w:t>2021–2026 dönemini kapsayan sistematik tarama PubMed/MEDLINE, arXiv, IEEE Xplore, Scopus ve Web of Science kaynaklarından toplam 2.159 ham kayıtla başlamış; tekilleştirme sonrası 1.203 kayda inmiş ve PRISMA-ScR ile JBI ilkelerine uygun başlık/özet ve tam metin değerlendirmesi sonunda 191 çalışma nihai analize dahil edilmiştir. Görev dağılımı saptama (n=92), sınıflandırma (n=88), öngörü (n=85) ve bölütleme (n=73) çevresinde yoğunlaşmıştır.</w:t>
+        <w:t xml:space="preserve">2021–2026 dönemini kapsayan sistematik tarama </w:t>
+      </w:r>
+      <w:proofErr w:type="spellStart"/>
+      <w:r>
+        <w:t>PubMed</w:t>
+      </w:r>
+      <w:proofErr w:type="spellEnd"/>
+      <w:r>
+        <w:t xml:space="preserve">/MEDLINE, </w:t>
+      </w:r>
+      <w:proofErr w:type="spellStart"/>
+      <w:r>
+        <w:t>arXiv</w:t>
+      </w:r>
+      <w:proofErr w:type="spellEnd"/>
+      <w:r>
+        <w:t xml:space="preserve">, IEEE </w:t>
+      </w:r>
+      <w:proofErr w:type="spellStart"/>
+      <w:r>
+        <w:t>Xplore</w:t>
+      </w:r>
+      <w:proofErr w:type="spellEnd"/>
+      <w:r>
+        <w:t xml:space="preserve">, </w:t>
+      </w:r>
+      <w:proofErr w:type="spellStart"/>
+      <w:r>
+        <w:t>Scopus</w:t>
+      </w:r>
+      <w:proofErr w:type="spellEnd"/>
+      <w:r>
+        <w:t xml:space="preserve"> ve Web of </w:t>
+      </w:r>
+      <w:proofErr w:type="spellStart"/>
+      <w:r>
+        <w:t>Science</w:t>
+      </w:r>
+      <w:proofErr w:type="spellEnd"/>
+      <w:r>
+        <w:t xml:space="preserve"> kaynaklarından toplam 2.159 ham kayıtla başlamış; tekilleştirme sonrası 1.203 kayda inmiş ve PRISMA-</w:t>
+      </w:r>
+      <w:proofErr w:type="spellStart"/>
+      <w:r>
+        <w:t>ScR</w:t>
+      </w:r>
+      <w:proofErr w:type="spellEnd"/>
+      <w:r>
+        <w:t xml:space="preserve"> ile JBI ilkelerine uygun başlık/özet ve tam metin değerlendirmesi sonunda 191 çalışma nihai analize dahil edilmiştir. Görev dağılımı saptama (n=92), sınıflandırma (n=88), öngörü (n=85) ve bölütleme (n=73) çevresinde yoğunlaşmıştır.</w:t>
       </w:r>
     </w:p>
     <w:p>
       <w:pPr>
-        <w:pStyle w:val="Balk2"/>
+        <w:pStyle w:val="Heading2"/>
       </w:pPr>
       <w:bookmarkStart w:id="5" w:name="_Toc232714389"/>
       <w:r>
@@ -3132,14 +3823,34 @@
             <w:pPr>
               <w:spacing w:after="20" w:line="250" w:lineRule="auto"/>
             </w:pPr>
-            <w:r>
-              <w:rPr>
-                <w:color w:val="000000"/>
-                <w:sz w:val="19"/>
-                <w:szCs w:val="19"/>
-              </w:rPr>
-              <w:t>Ürolitiyazis/nefrolitiyazis</w:t>
-            </w:r>
+            <w:proofErr w:type="spellStart"/>
+            <w:r>
+              <w:rPr>
+                <w:color w:val="000000"/>
+                <w:sz w:val="19"/>
+                <w:szCs w:val="19"/>
+              </w:rPr>
+              <w:t>Ürolitiyazis</w:t>
+            </w:r>
+            <w:proofErr w:type="spellEnd"/>
+            <w:r>
+              <w:rPr>
+                <w:color w:val="000000"/>
+                <w:sz w:val="19"/>
+                <w:szCs w:val="19"/>
+              </w:rPr>
+              <w:t>/</w:t>
+            </w:r>
+            <w:proofErr w:type="spellStart"/>
+            <w:r>
+              <w:rPr>
+                <w:color w:val="000000"/>
+                <w:sz w:val="19"/>
+                <w:szCs w:val="19"/>
+              </w:rPr>
+              <w:t>nefrolitiyazis</w:t>
+            </w:r>
+            <w:proofErr w:type="spellEnd"/>
           </w:p>
         </w:tc>
         <w:tc>
@@ -3423,7 +4134,25 @@
                 <w:sz w:val="19"/>
                 <w:szCs w:val="19"/>
               </w:rPr>
-              <w:t>Şiddet/prognoz öngörüsü; heterojen uç noktalar</w:t>
+              <w:t>Şiddet/</w:t>
+            </w:r>
+            <w:proofErr w:type="spellStart"/>
+            <w:r>
+              <w:rPr>
+                <w:color w:val="000000"/>
+                <w:sz w:val="19"/>
+                <w:szCs w:val="19"/>
+              </w:rPr>
+              <w:t>prognoz</w:t>
+            </w:r>
+            <w:proofErr w:type="spellEnd"/>
+            <w:r>
+              <w:rPr>
+                <w:color w:val="000000"/>
+                <w:sz w:val="19"/>
+                <w:szCs w:val="19"/>
+              </w:rPr>
+              <w:t xml:space="preserve"> öngörüsü; heterojen uç noktalar</w:t>
             </w:r>
           </w:p>
         </w:tc>
@@ -3658,8 +4387,18 @@
                 <w:sz w:val="19"/>
                 <w:szCs w:val="19"/>
               </w:rPr>
-              <w:t>Akut divertikülit</w:t>
-            </w:r>
+              <w:t xml:space="preserve">Akut </w:t>
+            </w:r>
+            <w:proofErr w:type="spellStart"/>
+            <w:r>
+              <w:rPr>
+                <w:color w:val="000000"/>
+                <w:sz w:val="19"/>
+                <w:szCs w:val="19"/>
+              </w:rPr>
+              <w:t>divertikülit</w:t>
+            </w:r>
+            <w:proofErr w:type="spellEnd"/>
           </w:p>
         </w:tc>
         <w:tc>
@@ -3762,7 +4501,25 @@
                 <w:sz w:val="19"/>
                 <w:szCs w:val="19"/>
               </w:rPr>
-              <w:t>Çok-patolojili çalışmalar</w:t>
+              <w:t>Çok-</w:t>
+            </w:r>
+            <w:proofErr w:type="spellStart"/>
+            <w:r>
+              <w:rPr>
+                <w:color w:val="000000"/>
+                <w:sz w:val="19"/>
+                <w:szCs w:val="19"/>
+              </w:rPr>
+              <w:t>patolojili</w:t>
+            </w:r>
+            <w:proofErr w:type="spellEnd"/>
+            <w:r>
+              <w:rPr>
+                <w:color w:val="000000"/>
+                <w:sz w:val="19"/>
+                <w:szCs w:val="19"/>
+              </w:rPr>
+              <w:t xml:space="preserve"> çalışmalar</w:t>
             </w:r>
           </w:p>
         </w:tc>
@@ -3872,7 +4629,15 @@
         <w:t>çıkmaktadır</w:t>
       </w:r>
       <w:r>
-        <w:t xml:space="preserve">. Birincisi, çalışma yoğunluğu hedefin BT'de görece kolay tanımlanabilirliğiyle orantılıdır. İkincisi ve daha kritik olanı, </w:t>
+        <w:t xml:space="preserve">. Birincisi, çalışma yoğunluğu hedefin BT'de görece kolay </w:t>
+      </w:r>
+      <w:proofErr w:type="spellStart"/>
+      <w:r>
+        <w:t>tanımlanabilirliğiyle</w:t>
+      </w:r>
+      <w:proofErr w:type="spellEnd"/>
+      <w:r>
+        <w:t xml:space="preserve"> orantılıdır. İkincisi ve daha kritik olanı, </w:t>
       </w:r>
       <w:r>
         <w:rPr>
@@ -3888,28 +4653,69 @@
         </w:rPr>
         <w:t xml:space="preserve"> </w:t>
       </w:r>
+      <w:proofErr w:type="spellStart"/>
       <w:r>
         <w:rPr>
           <w:b/>
           <w:bCs/>
         </w:rPr>
-        <w:t>patolojili çalışma sayısının yalnızca üç olmasıdır</w:t>
-      </w:r>
-      <w:r>
-        <w:t xml:space="preserve">. Üçüncüsü, raporlanan medyan performanslar çok yüksektir (AUC [eğri altında kalan alan] 0,94; F1 0,94); ancak genel harici doğrulama %25,1 ve açık </w:t>
-      </w:r>
-      <w:r>
-        <w:t xml:space="preserve">kaynak </w:t>
-      </w:r>
-      <w:r>
-        <w:t xml:space="preserve">kod %4,2 olduğundan bu değerler </w:t>
-      </w:r>
+        <w:t>patolojili</w:t>
+      </w:r>
+      <w:proofErr w:type="spellEnd"/>
       <w:r>
         <w:rPr>
           <w:b/>
           <w:bCs/>
         </w:rPr>
-        <w:t>iyimserlik yanlılığı (optimism bias) ve sınırlı genellenebilirlik</w:t>
+        <w:t xml:space="preserve"> çalışma sayısının yalnızca üç olmasıdır</w:t>
+      </w:r>
+      <w:r>
+        <w:t xml:space="preserve">. Üçüncüsü, raporlanan medyan performanslar çok yüksektir (AUC [eğri altında kalan alan] 0,94; F1 0,94); ancak genel harici doğrulama %25,1 ve açık </w:t>
+      </w:r>
+      <w:r>
+        <w:t xml:space="preserve">kaynak </w:t>
+      </w:r>
+      <w:r>
+        <w:t xml:space="preserve">kod %4,2 olduğundan bu değerler </w:t>
+      </w:r>
+      <w:r>
+        <w:rPr>
+          <w:b/>
+          <w:bCs/>
+        </w:rPr>
+        <w:t>iyimserlik yanlılığı (</w:t>
+      </w:r>
+      <w:proofErr w:type="spellStart"/>
+      <w:r>
+        <w:rPr>
+          <w:b/>
+          <w:bCs/>
+        </w:rPr>
+        <w:t>optimism</w:t>
+      </w:r>
+      <w:proofErr w:type="spellEnd"/>
+      <w:r>
+        <w:rPr>
+          <w:b/>
+          <w:bCs/>
+        </w:rPr>
+        <w:t xml:space="preserve"> </w:t>
+      </w:r>
+      <w:proofErr w:type="spellStart"/>
+      <w:r>
+        <w:rPr>
+          <w:b/>
+          <w:bCs/>
+        </w:rPr>
+        <w:t>bias</w:t>
+      </w:r>
+      <w:proofErr w:type="spellEnd"/>
+      <w:r>
+        <w:rPr>
+          <w:b/>
+          <w:bCs/>
+        </w:rPr>
+        <w:t>) ve sınırlı genellenebilirlik</w:t>
       </w:r>
       <w:r>
         <w:t xml:space="preserve"> kuşkusu </w:t>
@@ -3923,7 +4729,7 @@
     </w:p>
     <w:p>
       <w:pPr>
-        <w:pStyle w:val="Balk2"/>
+        <w:pStyle w:val="Heading2"/>
       </w:pPr>
       <w:bookmarkStart w:id="6" w:name="_Toc232714390"/>
       <w:r>
@@ -4090,8 +4896,18 @@
                 <w:sz w:val="19"/>
                 <w:szCs w:val="19"/>
               </w:rPr>
-              <w:t>Tek-patoloji silo problemi: 191 çalışmanın yalnızca 3'ü çok-patolojili</w:t>
-            </w:r>
+              <w:t>Tek-patoloji silo problemi: 191 çalışmanın yalnızca 3'ü çok-</w:t>
+            </w:r>
+            <w:proofErr w:type="spellStart"/>
+            <w:r>
+              <w:rPr>
+                <w:color w:val="000000"/>
+                <w:sz w:val="19"/>
+                <w:szCs w:val="19"/>
+              </w:rPr>
+              <w:t>patolojili</w:t>
+            </w:r>
+            <w:proofErr w:type="spellEnd"/>
           </w:p>
         </w:tc>
         <w:tc>
@@ -4115,7 +4931,25 @@
                 <w:sz w:val="19"/>
                 <w:szCs w:val="19"/>
               </w:rPr>
-              <w:t>Birleşik çok-patolojili tek model (Bölüm C)</w:t>
+              <w:t>Birleşik çok-</w:t>
+            </w:r>
+            <w:proofErr w:type="spellStart"/>
+            <w:r>
+              <w:rPr>
+                <w:color w:val="000000"/>
+                <w:sz w:val="19"/>
+                <w:szCs w:val="19"/>
+              </w:rPr>
+              <w:t>patolojili</w:t>
+            </w:r>
+            <w:proofErr w:type="spellEnd"/>
+            <w:r>
+              <w:rPr>
+                <w:color w:val="000000"/>
+                <w:sz w:val="19"/>
+                <w:szCs w:val="19"/>
+              </w:rPr>
+              <w:t xml:space="preserve"> tek model (Bölüm C)</w:t>
             </w:r>
           </w:p>
         </w:tc>
@@ -4340,7 +5174,25 @@
                 <w:sz w:val="19"/>
                 <w:szCs w:val="19"/>
               </w:rPr>
-              <w:t>Sınıf dengesizliği: veri setinde nadir sınıflar (divertikülit, apandisit)</w:t>
+              <w:t>Sınıf dengesizliği: veri setinde nadir sınıflar (</w:t>
+            </w:r>
+            <w:proofErr w:type="spellStart"/>
+            <w:r>
+              <w:rPr>
+                <w:color w:val="000000"/>
+                <w:sz w:val="19"/>
+                <w:szCs w:val="19"/>
+              </w:rPr>
+              <w:t>divertikülit</w:t>
+            </w:r>
+            <w:proofErr w:type="spellEnd"/>
+            <w:r>
+              <w:rPr>
+                <w:color w:val="000000"/>
+                <w:sz w:val="19"/>
+                <w:szCs w:val="19"/>
+              </w:rPr>
+              <w:t>, apandisit)</w:t>
             </w:r>
           </w:p>
         </w:tc>
@@ -4568,13 +5420,41 @@
             <w:pPr>
               <w:spacing w:after="20" w:line="250" w:lineRule="auto"/>
             </w:pPr>
-            <w:r>
-              <w:rPr>
-                <w:color w:val="000000"/>
-                <w:sz w:val="19"/>
-                <w:szCs w:val="19"/>
-              </w:rPr>
-              <w:t>Açıklanabilirlik çoğunlukla yüzeysel (post-hoc Grad-CAM)</w:t>
+            <w:proofErr w:type="spellStart"/>
+            <w:r>
+              <w:rPr>
+                <w:color w:val="000000"/>
+                <w:sz w:val="19"/>
+                <w:szCs w:val="19"/>
+              </w:rPr>
+              <w:t>Açıklanabilirlik</w:t>
+            </w:r>
+            <w:proofErr w:type="spellEnd"/>
+            <w:r>
+              <w:rPr>
+                <w:color w:val="000000"/>
+                <w:sz w:val="19"/>
+                <w:szCs w:val="19"/>
+              </w:rPr>
+              <w:t xml:space="preserve"> çoğunlukla yüzeysel (post-hoc </w:t>
+            </w:r>
+            <w:proofErr w:type="spellStart"/>
+            <w:r>
+              <w:rPr>
+                <w:color w:val="000000"/>
+                <w:sz w:val="19"/>
+                <w:szCs w:val="19"/>
+              </w:rPr>
+              <w:t>Grad</w:t>
+            </w:r>
+            <w:proofErr w:type="spellEnd"/>
+            <w:r>
+              <w:rPr>
+                <w:color w:val="000000"/>
+                <w:sz w:val="19"/>
+                <w:szCs w:val="19"/>
+              </w:rPr>
+              <w:t>-CAM)</w:t>
             </w:r>
           </w:p>
         </w:tc>
@@ -4888,12 +5768,20 @@
         <w:t xml:space="preserve">Not: </w:t>
       </w:r>
       <w:r>
-        <w:t>Literatürdeki bir başka zayıflık radyolog karşılaştırmalı okuyucu çalışmalarının azlığıdır. Bu tez kapsamında prospektif okuyucu çalışması yapılmayacağından söz konusu karşılaştırma kapsam dışıdır; değerlendirme veri setinin referans anotasyonlarına (referans standart) dayandırılmıştır.</w:t>
+        <w:t xml:space="preserve">Literatürdeki bir başka zayıflık radyolog karşılaştırmalı okuyucu çalışmalarının azlığıdır. Bu tez kapsamında prospektif okuyucu çalışması yapılmayacağından söz konusu karşılaştırma kapsam dışıdır; değerlendirme veri setinin referans </w:t>
+      </w:r>
+      <w:proofErr w:type="spellStart"/>
+      <w:r>
+        <w:t>anotasyonlarına</w:t>
+      </w:r>
+      <w:proofErr w:type="spellEnd"/>
+      <w:r>
+        <w:t xml:space="preserve"> (referans standart) dayandırılmıştır.</w:t>
       </w:r>
     </w:p>
     <w:p>
       <w:pPr>
-        <w:pStyle w:val="Balk1"/>
+        <w:pStyle w:val="Heading1"/>
       </w:pPr>
       <w:bookmarkStart w:id="7" w:name="_Toc232714391"/>
       <w:r>
@@ -4903,7 +5791,7 @@
     </w:p>
     <w:p>
       <w:pPr>
-        <w:pStyle w:val="Balk2"/>
+        <w:pStyle w:val="Heading2"/>
       </w:pPr>
       <w:bookmarkStart w:id="8" w:name="_Toc232714392"/>
       <w:r>
@@ -4913,7 +5801,7 @@
     </w:p>
     <w:p>
       <w:pPr>
-        <w:pStyle w:val="ListeParagraf"/>
+        <w:pStyle w:val="ListParagraph"/>
         <w:numPr>
           <w:ilvl w:val="0"/>
           <w:numId w:val="2"/>
@@ -4927,7 +5815,7 @@
     </w:p>
     <w:p>
       <w:pPr>
-        <w:pStyle w:val="ListeParagraf"/>
+        <w:pStyle w:val="ListParagraph"/>
         <w:numPr>
           <w:ilvl w:val="0"/>
           <w:numId w:val="2"/>
@@ -4941,7 +5829,7 @@
     </w:p>
     <w:p>
       <w:pPr>
-        <w:pStyle w:val="ListeParagraf"/>
+        <w:pStyle w:val="ListParagraph"/>
         <w:numPr>
           <w:ilvl w:val="0"/>
           <w:numId w:val="2"/>
@@ -4955,7 +5843,7 @@
     </w:p>
     <w:p>
       <w:pPr>
-        <w:pStyle w:val="ListeParagraf"/>
+        <w:pStyle w:val="ListParagraph"/>
         <w:numPr>
           <w:ilvl w:val="0"/>
           <w:numId w:val="2"/>
@@ -4969,7 +5857,7 @@
     </w:p>
     <w:p>
       <w:pPr>
-        <w:pStyle w:val="ListeParagraf"/>
+        <w:pStyle w:val="ListParagraph"/>
         <w:numPr>
           <w:ilvl w:val="0"/>
           <w:numId w:val="2"/>
@@ -4983,7 +5871,7 @@
     </w:p>
     <w:p>
       <w:pPr>
-        <w:pStyle w:val="ListeParagraf"/>
+        <w:pStyle w:val="ListParagraph"/>
         <w:numPr>
           <w:ilvl w:val="0"/>
           <w:numId w:val="2"/>
@@ -5010,12 +5898,20 @@
         <w:t xml:space="preserve"> </w:t>
       </w:r>
       <w:r>
-        <w:t>eğitimi, ImageNet veya sıfırdan başlatmaya kıyasla daha az etiketle ve nadir sınıflarda daha iyi performans sağlar mı?</w:t>
+        <w:t xml:space="preserve">eğitimi, </w:t>
+      </w:r>
+      <w:proofErr w:type="spellStart"/>
+      <w:r>
+        <w:t>ImageNet</w:t>
+      </w:r>
+      <w:proofErr w:type="spellEnd"/>
+      <w:r>
+        <w:t xml:space="preserve"> veya sıfırdan başlatmaya kıyasla daha az etiketle ve nadir sınıflarda daha iyi performans sağlar mı?</w:t>
       </w:r>
     </w:p>
     <w:p>
       <w:pPr>
-        <w:pStyle w:val="Balk2"/>
+        <w:pStyle w:val="Heading2"/>
       </w:pPr>
       <w:bookmarkStart w:id="9" w:name="_Toc232714393"/>
       <w:r>
@@ -5025,7 +5921,7 @@
     </w:p>
     <w:p>
       <w:pPr>
-        <w:pStyle w:val="ListeParagraf"/>
+        <w:pStyle w:val="ListParagraph"/>
         <w:numPr>
           <w:ilvl w:val="0"/>
           <w:numId w:val="3"/>
@@ -5041,7 +5937,15 @@
         <w:t xml:space="preserve">H1 (G1): </w:t>
       </w:r>
       <w:r>
-        <w:t xml:space="preserve">Birleşik çok-patolojili model, tek geçişte triyaj sağlarken ortalama F1'de tek-patoloji modellerine kıyasla </w:t>
+        <w:t>Birleşik çok-</w:t>
+      </w:r>
+      <w:proofErr w:type="spellStart"/>
+      <w:r>
+        <w:t>patolojili</w:t>
+      </w:r>
+      <w:proofErr w:type="spellEnd"/>
+      <w:r>
+        <w:t xml:space="preserve"> model, tek geçişte triyaj sağlarken ortalama F1'de tek-patoloji modellerine kıyasla </w:t>
       </w:r>
       <w:r>
         <w:t>daha düşük performans göstermez</w:t>
@@ -5052,7 +5956,7 @@
     </w:p>
     <w:p>
       <w:pPr>
-        <w:pStyle w:val="ListeParagraf"/>
+        <w:pStyle w:val="ListParagraph"/>
         <w:numPr>
           <w:ilvl w:val="0"/>
           <w:numId w:val="3"/>
@@ -5073,7 +5977,7 @@
     </w:p>
     <w:p>
       <w:pPr>
-        <w:pStyle w:val="ListeParagraf"/>
+        <w:pStyle w:val="ListParagraph"/>
         <w:numPr>
           <w:ilvl w:val="0"/>
           <w:numId w:val="3"/>
@@ -5100,7 +6004,7 @@
     </w:p>
     <w:p>
       <w:pPr>
-        <w:pStyle w:val="ListeParagraf"/>
+        <w:pStyle w:val="ListParagraph"/>
         <w:numPr>
           <w:ilvl w:val="0"/>
           <w:numId w:val="3"/>
@@ -5122,12 +6026,28 @@
         <w:t>ve</w:t>
       </w:r>
       <w:r>
-        <w:t xml:space="preserve"> küçük-lezyon odaklı artırım, en nadir sınıflarda (divertikülit, apandisit) ve küçük lezyonlarda (ör. taş) recall'ı temel yapılandırmaya göre artırır.</w:t>
+        <w:t xml:space="preserve"> küçük-lezyon odaklı artırım, en nadir sınıflarda (</w:t>
+      </w:r>
+      <w:proofErr w:type="spellStart"/>
+      <w:r>
+        <w:t>divertikülit</w:t>
+      </w:r>
+      <w:proofErr w:type="spellEnd"/>
+      <w:r>
+        <w:t xml:space="preserve">, apandisit) ve küçük lezyonlarda (ör. taş) </w:t>
+      </w:r>
+      <w:proofErr w:type="spellStart"/>
+      <w:r>
+        <w:t>recall'ı</w:t>
+      </w:r>
+      <w:proofErr w:type="spellEnd"/>
+      <w:r>
+        <w:t xml:space="preserve"> temel yapılandırmaya göre artırır.</w:t>
       </w:r>
     </w:p>
     <w:p>
       <w:pPr>
-        <w:pStyle w:val="ListeParagraf"/>
+        <w:pStyle w:val="ListParagraph"/>
         <w:numPr>
           <w:ilvl w:val="0"/>
           <w:numId w:val="3"/>
@@ -5148,7 +6068,7 @@
     </w:p>
     <w:p>
       <w:pPr>
-        <w:pStyle w:val="ListeParagraf"/>
+        <w:pStyle w:val="ListParagraph"/>
         <w:numPr>
           <w:ilvl w:val="0"/>
           <w:numId w:val="3"/>
@@ -5164,12 +6084,28 @@
         <w:t xml:space="preserve">H6 (G3): </w:t>
       </w:r>
       <w:r>
-        <w:t>Öz-denetimli CT-MAE ön-eğitimi, ImageNet'e kıyasla aynı performansı daha az etiketle (etiket-verimliliği) ve nadir sınıflarda daha yüksek recall ile sağlar; daha hızlı yakınsar ve daha iyi kalibre olur.</w:t>
+        <w:t xml:space="preserve">Öz-denetimli CT-MAE ön-eğitimi, </w:t>
+      </w:r>
+      <w:proofErr w:type="spellStart"/>
+      <w:r>
+        <w:t>ImageNet'e</w:t>
+      </w:r>
+      <w:proofErr w:type="spellEnd"/>
+      <w:r>
+        <w:t xml:space="preserve"> kıyasla aynı performansı daha az etiketle (etiket-verimliliği) ve nadir sınıflarda daha yüksek </w:t>
+      </w:r>
+      <w:proofErr w:type="spellStart"/>
+      <w:r>
+        <w:t>recall</w:t>
+      </w:r>
+      <w:proofErr w:type="spellEnd"/>
+      <w:r>
+        <w:t xml:space="preserve"> ile sağlar; daha hızlı yakınsar ve daha iyi kalibre olur.</w:t>
       </w:r>
     </w:p>
     <w:p>
       <w:pPr>
-        <w:pStyle w:val="Balk1"/>
+        <w:pStyle w:val="Heading1"/>
       </w:pPr>
       <w:bookmarkStart w:id="10" w:name="_Toc232714394"/>
       <w:r>
@@ -5184,12 +6120,20 @@
         <w:jc w:val="both"/>
       </w:pPr>
       <w:r>
-        <w:t>Tezin genel amacı; acil batın BT'sinde çok-patolojili, hasta-düzeyinde karar veren, belirsizliğini bildiren ve aciliyeti önceliklendiren, açık ve tekrarlanabilir bir derin öğrenme çerçevesi geliştirmek ve veri setinin referans etiketlerine dayalı olarak doğrulamaktır. Özgün katkılar şunlardır:</w:t>
+        <w:t>Tezin genel amacı; acil batın BT'sinde çok-</w:t>
+      </w:r>
+      <w:proofErr w:type="spellStart"/>
+      <w:r>
+        <w:t>patolojili</w:t>
+      </w:r>
+      <w:proofErr w:type="spellEnd"/>
+      <w:r>
+        <w:t>, hasta-düzeyinde karar veren, belirsizliğini bildiren ve aciliyeti önceliklendiren, açık ve tekrarlanabilir bir derin öğrenme çerçevesi geliştirmek ve veri setinin referans etiketlerine dayalı olarak doğrulamaktır. Özgün katkılar şunlardır:</w:t>
       </w:r>
     </w:p>
     <w:p>
       <w:pPr>
-        <w:pStyle w:val="ListeParagraf"/>
+        <w:pStyle w:val="ListParagraph"/>
         <w:numPr>
           <w:ilvl w:val="0"/>
           <w:numId w:val="3"/>
@@ -5198,12 +6142,20 @@
         <w:jc w:val="both"/>
       </w:pPr>
       <w:r>
-        <w:t>K1 — Açık ve çok-sınıflı bir değerlendirme protokolü ve dört modelli bir başlangıç (benchmark) referansı (geliştirilecek).</w:t>
+        <w:t>K1 — Açık ve çok-sınıflı bir değerlendirme protokolü ve dört modelli bir başlangıç (</w:t>
+      </w:r>
+      <w:proofErr w:type="spellStart"/>
+      <w:r>
+        <w:t>benchmark</w:t>
+      </w:r>
+      <w:proofErr w:type="spellEnd"/>
+      <w:r>
+        <w:t>) referansı (geliştirilecek).</w:t>
       </w:r>
     </w:p>
     <w:p>
       <w:pPr>
-        <w:pStyle w:val="ListeParagraf"/>
+        <w:pStyle w:val="ListParagraph"/>
         <w:numPr>
           <w:ilvl w:val="0"/>
           <w:numId w:val="3"/>
@@ -5217,7 +6169,7 @@
     </w:p>
     <w:p>
       <w:pPr>
-        <w:pStyle w:val="ListeParagraf"/>
+        <w:pStyle w:val="ListParagraph"/>
         <w:numPr>
           <w:ilvl w:val="0"/>
           <w:numId w:val="3"/>
@@ -5233,12 +6185,20 @@
         <w:t xml:space="preserve">K3 (ana çekirdek) — </w:t>
       </w:r>
       <w:r>
-        <w:t>Organ sınır kesiti etiketleriyle anatomi-koşullu zayıf denetimli birleşik çok-patolojili tespit modeli.</w:t>
+        <w:t>Organ sınır kesiti etiketleriyle anatomi-koşullu zayıf denetimli birleşik çok-</w:t>
+      </w:r>
+      <w:proofErr w:type="spellStart"/>
+      <w:r>
+        <w:t>patolojili</w:t>
+      </w:r>
+      <w:proofErr w:type="spellEnd"/>
+      <w:r>
+        <w:t xml:space="preserve"> tespit modeli.</w:t>
       </w:r>
     </w:p>
     <w:p>
       <w:pPr>
-        <w:pStyle w:val="ListeParagraf"/>
+        <w:pStyle w:val="ListParagraph"/>
         <w:numPr>
           <w:ilvl w:val="0"/>
           <w:numId w:val="3"/>
@@ -5265,7 +6225,7 @@
     </w:p>
     <w:p>
       <w:pPr>
-        <w:pStyle w:val="ListeParagraf"/>
+        <w:pStyle w:val="ListParagraph"/>
         <w:numPr>
           <w:ilvl w:val="0"/>
           <w:numId w:val="3"/>
@@ -5285,7 +6245,7 @@
     </w:p>
     <w:p>
       <w:pPr>
-        <w:pStyle w:val="ListeParagraf"/>
+        <w:pStyle w:val="ListParagraph"/>
         <w:numPr>
           <w:ilvl w:val="0"/>
           <w:numId w:val="3"/>
@@ -5322,7 +6282,15 @@
         <w:t xml:space="preserve"> </w:t>
       </w:r>
       <w:r>
-        <w:t>kesiti etiketlerini değerlendirdiği için özgünlüğü 'bilinen modüllerin birleşimi' eleştirisinden korur; (2) öz-denetimli CT-MAE, doğal görüntü (ImageNet) ile BT arasındaki alan boşluğunu kapatır ve etiketli vakanın azlığını etiket</w:t>
+        <w:t>kesiti etiketlerini değerlendirdiği için özgünlüğü 'bilinen modüllerin birleşimi' eleştirisinden korur; (2) öz-denetimli CT-MAE, doğal görüntü (</w:t>
+      </w:r>
+      <w:proofErr w:type="spellStart"/>
+      <w:r>
+        <w:t>ImageNet</w:t>
+      </w:r>
+      <w:proofErr w:type="spellEnd"/>
+      <w:r>
+        <w:t>) ile BT arasındaki alan boşluğunu kapatır ve etiketli vakanın azlığını etiket</w:t>
       </w:r>
       <w:r>
         <w:t xml:space="preserve"> </w:t>
@@ -5340,12 +6308,28 @@
         <w:t xml:space="preserve"> </w:t>
       </w:r>
       <w:r>
-        <w:t>denetim çalışmalarından (ör. Models Genesis, CT-MAE) açıkça ayrışır.</w:t>
+        <w:t xml:space="preserve">denetim çalışmalarından (ör. </w:t>
+      </w:r>
+      <w:proofErr w:type="spellStart"/>
+      <w:r>
+        <w:t>Models</w:t>
+      </w:r>
+      <w:proofErr w:type="spellEnd"/>
+      <w:r>
+        <w:t xml:space="preserve"> </w:t>
+      </w:r>
+      <w:proofErr w:type="spellStart"/>
+      <w:r>
+        <w:t>Genesis</w:t>
+      </w:r>
+      <w:proofErr w:type="spellEnd"/>
+      <w:r>
+        <w:t>, CT-MAE) açıkça ayrışır.</w:t>
       </w:r>
     </w:p>
     <w:p>
       <w:pPr>
-        <w:pStyle w:val="Balk1"/>
+        <w:pStyle w:val="Heading1"/>
       </w:pPr>
       <w:bookmarkStart w:id="11" w:name="_Toc232714395"/>
       <w:r>
@@ -5359,7 +6343,47 @@
         <w:jc w:val="both"/>
       </w:pPr>
       <w:r>
-        <w:t>Veri seti, acil batın patolojilerini içeren BT serilerinden oluşur. Her vaka DICOM kesit dizisi olarak saklanır; etiketleme iki türdedir: patoloji için kesit-düzeyi sınırlayıcı kutular (bounding box) ve organlar için sınır kesiti (boundary slice) işaretleri. Aşağıdaki sayımlar veri setinin etiket dosyaları ve manifest (etiketli kesit indeksi) üzerinden doğrulanmıştır.</w:t>
+        <w:t>Veri seti, acil batın patolojilerini içeren BT serilerinden oluşur. Her vaka DICOM kesit dizisi olarak saklanır; etiketleme iki türdedir: patoloji için kesit-düzeyi sınırlayıcı kutular (</w:t>
+      </w:r>
+      <w:proofErr w:type="spellStart"/>
+      <w:r>
+        <w:t>bounding</w:t>
+      </w:r>
+      <w:proofErr w:type="spellEnd"/>
+      <w:r>
+        <w:t xml:space="preserve"> </w:t>
+      </w:r>
+      <w:proofErr w:type="spellStart"/>
+      <w:r>
+        <w:t>box</w:t>
+      </w:r>
+      <w:proofErr w:type="spellEnd"/>
+      <w:r>
+        <w:t>) ve organlar için sınır kesiti (</w:t>
+      </w:r>
+      <w:proofErr w:type="spellStart"/>
+      <w:r>
+        <w:t>boundary</w:t>
+      </w:r>
+      <w:proofErr w:type="spellEnd"/>
+      <w:r>
+        <w:t xml:space="preserve"> </w:t>
+      </w:r>
+      <w:proofErr w:type="spellStart"/>
+      <w:r>
+        <w:t>slice</w:t>
+      </w:r>
+      <w:proofErr w:type="spellEnd"/>
+      <w:r>
+        <w:t xml:space="preserve">) işaretleri. Aşağıdaki sayımlar veri setinin etiket dosyaları ve </w:t>
+      </w:r>
+      <w:proofErr w:type="spellStart"/>
+      <w:r>
+        <w:t>manifest</w:t>
+      </w:r>
+      <w:proofErr w:type="spellEnd"/>
+      <w:r>
+        <w:t xml:space="preserve"> (etiketli kesit indeksi) üzerinden doğrulanmıştır.</w:t>
       </w:r>
     </w:p>
     <w:tbl>
@@ -5830,7 +6854,95 @@
           <w:sz w:val="18"/>
           <w:szCs w:val="18"/>
         </w:rPr>
-        <w:t>Tablo 3. TR-Abdomen veri setinin orijinal (TEKNOFEST) bölünmesi. Etiket kaydı sayıları manifestle teyitlidir (34.550 bbox + 7.898 boundary = 42.448 anotasyon).</w:t>
+        <w:t xml:space="preserve">Tablo 3. TR-Abdomen veri setinin orijinal (TEKNOFEST) bölünmesi. Etiket kaydı sayıları </w:t>
+      </w:r>
+      <w:proofErr w:type="spellStart"/>
+      <w:r>
+        <w:rPr>
+          <w:i/>
+          <w:iCs/>
+          <w:color w:val="595959"/>
+          <w:sz w:val="18"/>
+          <w:szCs w:val="18"/>
+        </w:rPr>
+        <w:t>manifestle</w:t>
+      </w:r>
+      <w:proofErr w:type="spellEnd"/>
+      <w:r>
+        <w:rPr>
+          <w:i/>
+          <w:iCs/>
+          <w:color w:val="595959"/>
+          <w:sz w:val="18"/>
+          <w:szCs w:val="18"/>
+        </w:rPr>
+        <w:t xml:space="preserve"> teyitlidir (34.550 </w:t>
+      </w:r>
+      <w:proofErr w:type="spellStart"/>
+      <w:r>
+        <w:rPr>
+          <w:i/>
+          <w:iCs/>
+          <w:color w:val="595959"/>
+          <w:sz w:val="18"/>
+          <w:szCs w:val="18"/>
+        </w:rPr>
+        <w:t>bbox</w:t>
+      </w:r>
+      <w:proofErr w:type="spellEnd"/>
+      <w:r>
+        <w:rPr>
+          <w:i/>
+          <w:iCs/>
+          <w:color w:val="595959"/>
+          <w:sz w:val="18"/>
+          <w:szCs w:val="18"/>
+        </w:rPr>
+        <w:t xml:space="preserve"> + 7.898 </w:t>
+      </w:r>
+      <w:proofErr w:type="spellStart"/>
+      <w:r>
+        <w:rPr>
+          <w:i/>
+          <w:iCs/>
+          <w:color w:val="595959"/>
+          <w:sz w:val="18"/>
+          <w:szCs w:val="18"/>
+        </w:rPr>
+        <w:t>boundary</w:t>
+      </w:r>
+      <w:proofErr w:type="spellEnd"/>
+      <w:r>
+        <w:rPr>
+          <w:i/>
+          <w:iCs/>
+          <w:color w:val="595959"/>
+          <w:sz w:val="18"/>
+          <w:szCs w:val="18"/>
+        </w:rPr>
+        <w:t xml:space="preserve"> = 42.448 </w:t>
+      </w:r>
+      <w:proofErr w:type="spellStart"/>
+      <w:r>
+        <w:rPr>
+          <w:i/>
+          <w:iCs/>
+          <w:color w:val="595959"/>
+          <w:sz w:val="18"/>
+          <w:szCs w:val="18"/>
+        </w:rPr>
+        <w:t>anotasyon</w:t>
+      </w:r>
+      <w:proofErr w:type="spellEnd"/>
+      <w:r>
+        <w:rPr>
+          <w:i/>
+          <w:iCs/>
+          <w:color w:val="595959"/>
+          <w:sz w:val="18"/>
+          <w:szCs w:val="18"/>
+        </w:rPr>
+        <w:t>).</w:t>
       </w:r>
     </w:p>
     <w:p>
@@ -5866,7 +6978,23 @@
         <w:t>“safra kesesi patolojileri”</w:t>
       </w:r>
       <w:r>
-        <w:t xml:space="preserve"> olarak adlandırılır. Sınıf 1 böbrek + üreter taşını (ürolitiyazis) kapsar; sınıf 2 pankreatit, sınıf 3 aort (anevrizma/diseksiyon), sınıf 4 apandisit, sınıf 5 divertikülit ve kalsifiye divertikülü kapsar.</w:t>
+        <w:t xml:space="preserve"> olarak adlandırılır. Sınıf 1 böbrek + üreter taşını (</w:t>
+      </w:r>
+      <w:proofErr w:type="spellStart"/>
+      <w:r>
+        <w:t>ürolitiyazis</w:t>
+      </w:r>
+      <w:proofErr w:type="spellEnd"/>
+      <w:r>
+        <w:t xml:space="preserve">) kapsar; sınıf 2 pankreatit, sınıf 3 aort (anevrizma/diseksiyon), sınıf 4 apandisit, sınıf 5 </w:t>
+      </w:r>
+      <w:proofErr w:type="spellStart"/>
+      <w:r>
+        <w:t>divertikülit</w:t>
+      </w:r>
+      <w:proofErr w:type="spellEnd"/>
+      <w:r>
+        <w:t xml:space="preserve"> ve kalsifiye divertikülü kapsar.</w:t>
       </w:r>
     </w:p>
     <w:p>
@@ -5874,9 +7002,54 @@
         <w:spacing w:after="140" w:line="276" w:lineRule="auto"/>
         <w:jc w:val="both"/>
       </w:pPr>
+      <w:proofErr w:type="spellStart"/>
       <w:r>
         <w:lastRenderedPageBreak/>
-        <w:t xml:space="preserve">Manifestten doğrulanan süper-sınıf dağılımı (kesit / vaka): aort 12.635 / 207, pankreatit 8.696 / 194, safra kesesi patolojileri 6.936 / 223, ürolitiyazis 2.237 / 234, apandisit 2.105 / 87, divertikülit 371 / 21. Üç kritik gözlem: (1) ~338 bin dilimin yalnızca küçük bir kısmı (manifestte 39.268 etiketli kesit; 31.965'i lezyon kutusu, 7.279'u organ sınır etiketi) etiketlidir; geri kalan dilimler öz-denetimli ön-eğitim için değerlidir. (2) Sınıf dağılımı ağır dengesizdir (aort ↔ divertikülit ≈ 34×); veri setinin gerçek nadir sınıfları divertikülit (21 vaka) ve apandisittir (87 vaka) — bu, literatürde en az çalışılan kolesistitten farklıdır (bu veri setinde kolesistit boldur). (3) Orijinal </w:t>
+        <w:t>Manifestten</w:t>
+      </w:r>
+      <w:proofErr w:type="spellEnd"/>
+      <w:r>
+        <w:t xml:space="preserve"> doğrulanan süper-sınıf dağılımı (kesit / vaka): aort 12.635 / 207, pankreatit 8.696 / 194, safra kesesi patolojileri 6.936 / 223, </w:t>
+      </w:r>
+      <w:proofErr w:type="spellStart"/>
+      <w:r>
+        <w:t>ürolitiyazis</w:t>
+      </w:r>
+      <w:proofErr w:type="spellEnd"/>
+      <w:r>
+        <w:t xml:space="preserve"> 2.237 / 234, apandisit 2.105 / 87, </w:t>
+      </w:r>
+      <w:proofErr w:type="spellStart"/>
+      <w:r>
+        <w:t>divertikülit</w:t>
+      </w:r>
+      <w:proofErr w:type="spellEnd"/>
+      <w:r>
+        <w:t xml:space="preserve"> 371 / 21. Üç kritik gözlem: (1) ~338 bin dilimin yalnızca küçük bir kısmı (</w:t>
+      </w:r>
+      <w:proofErr w:type="spellStart"/>
+      <w:r>
+        <w:t>manifestte</w:t>
+      </w:r>
+      <w:proofErr w:type="spellEnd"/>
+      <w:r>
+        <w:t xml:space="preserve"> 39.268 etiketli kesit; 31.965'i lezyon kutusu, 7.279'u organ sınır etiketi) etiketlidir; geri kalan dilimler öz-denetimli ön-eğitim için değerlidir. (2) Sınıf dağılımı ağır dengesizdir (aort ↔ </w:t>
+      </w:r>
+      <w:proofErr w:type="spellStart"/>
+      <w:r>
+        <w:t>divertikülit</w:t>
+      </w:r>
+      <w:proofErr w:type="spellEnd"/>
+      <w:r>
+        <w:t xml:space="preserve"> ≈ 34×); veri setinin gerçek nadir sınıfları </w:t>
+      </w:r>
+      <w:proofErr w:type="spellStart"/>
+      <w:r>
+        <w:t>divertikülit</w:t>
+      </w:r>
+      <w:proofErr w:type="spellEnd"/>
+      <w:r>
+        <w:t xml:space="preserve"> (21 vaka) ve apandisittir (87 vaka) — bu, literatürde en az çalışılan kolesistitten farklıdır (bu veri setinde kolesistit boldur). (3) Orijinal </w:t>
       </w:r>
       <w:r>
         <w:t xml:space="preserve">eğitim ve yarışma </w:t>
@@ -5894,12 +7067,36 @@
         <w:t>yarışmada</w:t>
       </w:r>
       <w:r>
-        <w:t xml:space="preserve"> 83 vaka; divertikülit 5 / 16. Bu nedenle orijinal sınır doğrudan eğitim/test için kullanılamaz; 854 patoloji-pozitif ve 238 negatif (yalnız-boundary) vakanın tümü Bölüm A'da havuzlanır.</w:t>
+        <w:t xml:space="preserve"> 83 vaka; </w:t>
+      </w:r>
+      <w:proofErr w:type="spellStart"/>
+      <w:r>
+        <w:t>divertikülit</w:t>
+      </w:r>
+      <w:proofErr w:type="spellEnd"/>
+      <w:r>
+        <w:t xml:space="preserve"> 5 / 16. Bu nedenle orijinal sınır doğrudan eğitim/test için kullanılamaz; 854 patoloji-pozitif ve 238 negatif (yalnız-</w:t>
+      </w:r>
+      <w:proofErr w:type="spellStart"/>
+      <w:r>
+        <w:t>boundary</w:t>
+      </w:r>
+      <w:proofErr w:type="spellEnd"/>
+      <w:r>
+        <w:t xml:space="preserve">) vakanın tümü Bölüm A'da </w:t>
+      </w:r>
+      <w:proofErr w:type="spellStart"/>
+      <w:r>
+        <w:t>havuzlanır</w:t>
+      </w:r>
+      <w:proofErr w:type="spellEnd"/>
+      <w:r>
+        <w:t>.</w:t>
       </w:r>
     </w:p>
     <w:p>
       <w:pPr>
-        <w:pStyle w:val="Balk1"/>
+        <w:pStyle w:val="Heading1"/>
       </w:pPr>
       <w:bookmarkStart w:id="12" w:name="_Toc232714396"/>
       <w:r>
@@ -5918,7 +7115,7 @@
     </w:p>
     <w:p>
       <w:pPr>
-        <w:pStyle w:val="Balk2"/>
+        <w:pStyle w:val="Heading2"/>
       </w:pPr>
       <w:bookmarkStart w:id="13" w:name="_Toc232714397"/>
       <w:r>
@@ -5938,18 +7135,172 @@
         <w:t>eğitim ve yarışma</w:t>
       </w:r>
       <w:r>
-        <w:t xml:space="preserve"> bölünmesi bazı sınıflarda ağır dengesiz olduğundan (ör. apandisit 4 vs 83 vaka), 1.092 vakanın tamamı (854 patoloji-pozitif + 238 yalnız-boundary/negatif) havuzlanır ve hasta (vaka) düzeyinde patolojiye göre stratifiye edilerek yaklaşık %68 eğitim / %17 doğrulama / %15 ayrık iç (held-out) test biçiminde bölünür. Bölme StratifiedGroupKFold + stratifiye hold-out ile yapılır: GroupKFold aynı vakanın tüm kesitlerini tek kümede tutarak vaka sızıntısını (data leakage) önler, stratifikasyon ise nadir sınıfların (divertikülit, apandisit) her kümede temsil edilmesini garanti eder (sabit random_state ile rastgele hold-out yerine). 238 negatif vaka hasta-düzeyi negatif (özgüllük) değerlendirmesi, anatomi kolu denetimi ve öz-denetimli ön-eğitim için kullanılır; saptama (bbox) kaybı yalnızca patoloji-pozitif vakalardan hesaplanır. Kesin vaka sayıları bölme çıktısından (cell_splits) gelecektir. Bu test, kurum</w:t>
-      </w:r>
+        <w:t xml:space="preserve"> bölünmesi bazı sınıflarda ağır dengesiz olduğundan (ör. apandisit 4 </w:t>
+      </w:r>
+      <w:proofErr w:type="spellStart"/>
+      <w:r>
+        <w:t>vs</w:t>
+      </w:r>
+      <w:proofErr w:type="spellEnd"/>
+      <w:r>
+        <w:t xml:space="preserve"> 83 vaka), 1.092 vakanın tamamı (854 patoloji-pozitif + 238 yalnız-</w:t>
+      </w:r>
+      <w:proofErr w:type="spellStart"/>
+      <w:r>
+        <w:t>boundary</w:t>
+      </w:r>
+      <w:proofErr w:type="spellEnd"/>
+      <w:r>
+        <w:t xml:space="preserve">/negatif) </w:t>
+      </w:r>
+      <w:proofErr w:type="spellStart"/>
+      <w:r>
+        <w:t>havuzlanır</w:t>
+      </w:r>
+      <w:proofErr w:type="spellEnd"/>
+      <w:r>
+        <w:t xml:space="preserve"> ve hasta (vaka) düzeyinde patolojiye göre </w:t>
+      </w:r>
+      <w:proofErr w:type="spellStart"/>
+      <w:r>
+        <w:t>stratifiye</w:t>
+      </w:r>
+      <w:proofErr w:type="spellEnd"/>
+      <w:r>
+        <w:t xml:space="preserve"> edilerek yaklaşık %</w:t>
+      </w:r>
+      <w:r>
+        <w:t>70</w:t>
+      </w:r>
+      <w:r>
+        <w:t xml:space="preserve"> eğitim / %1</w:t>
+      </w:r>
+      <w:r>
+        <w:t>5</w:t>
+      </w:r>
+      <w:r>
+        <w:t xml:space="preserve"> doğrulama / %15 ayrık iç (</w:t>
+      </w:r>
+      <w:proofErr w:type="spellStart"/>
+      <w:r>
+        <w:t>held-out</w:t>
+      </w:r>
+      <w:proofErr w:type="spellEnd"/>
+      <w:r>
+        <w:t xml:space="preserve">) test biçiminde bölünür. Bölme </w:t>
+      </w:r>
+      <w:proofErr w:type="spellStart"/>
+      <w:r>
+        <w:t>StratifiedGroupKFold</w:t>
+      </w:r>
+      <w:proofErr w:type="spellEnd"/>
+      <w:r>
+        <w:t xml:space="preserve"> + </w:t>
+      </w:r>
+      <w:proofErr w:type="spellStart"/>
+      <w:r>
+        <w:t>stratifiye</w:t>
+      </w:r>
+      <w:proofErr w:type="spellEnd"/>
       <w:r>
         <w:t xml:space="preserve"> </w:t>
       </w:r>
-      <w:r>
-        <w:t>içi ayrık (held-out) iç testtir; “harici doğrulama” terimi yalnızca kurum-dışı/halka açık veri için (Bölüm E) kullanılır.</w:t>
+      <w:proofErr w:type="spellStart"/>
+      <w:r>
+        <w:t>hold-out</w:t>
+      </w:r>
+      <w:proofErr w:type="spellEnd"/>
+      <w:r>
+        <w:t xml:space="preserve"> ile yapılır: </w:t>
+      </w:r>
+      <w:proofErr w:type="spellStart"/>
+      <w:r>
+        <w:t>GroupKFold</w:t>
+      </w:r>
+      <w:proofErr w:type="spellEnd"/>
+      <w:r>
+        <w:t xml:space="preserve"> aynı vakanın tüm kesitlerini tek kümede tutarak vaka sızıntısını (data </w:t>
+      </w:r>
+      <w:proofErr w:type="spellStart"/>
+      <w:r>
+        <w:t>leakage</w:t>
+      </w:r>
+      <w:proofErr w:type="spellEnd"/>
+      <w:r>
+        <w:t xml:space="preserve">) önler, </w:t>
+      </w:r>
+      <w:proofErr w:type="spellStart"/>
+      <w:r>
+        <w:t>stratifikasyon</w:t>
+      </w:r>
+      <w:proofErr w:type="spellEnd"/>
+      <w:r>
+        <w:t xml:space="preserve"> ise nadir sınıfların (</w:t>
+      </w:r>
+      <w:proofErr w:type="spellStart"/>
+      <w:r>
+        <w:t>divertikülit</w:t>
+      </w:r>
+      <w:proofErr w:type="spellEnd"/>
+      <w:r>
+        <w:t xml:space="preserve">, apandisit) her kümede temsil edilmesini garanti eder (sabit </w:t>
+      </w:r>
+      <w:proofErr w:type="spellStart"/>
+      <w:r>
+        <w:t>random_state</w:t>
+      </w:r>
+      <w:proofErr w:type="spellEnd"/>
+      <w:r>
+        <w:t xml:space="preserve"> ile rastgele </w:t>
+      </w:r>
+      <w:proofErr w:type="spellStart"/>
+      <w:r>
+        <w:t>hold-out</w:t>
+      </w:r>
+      <w:proofErr w:type="spellEnd"/>
+      <w:r>
+        <w:t xml:space="preserve"> yerine). 238 negatif vaka hasta-düzeyi negatif (özgüllük) değerlendirmesi, anatomi kolu denetimi ve öz-denetimli ön-eğitim için kullanılır; saptama (</w:t>
+      </w:r>
+      <w:proofErr w:type="spellStart"/>
+      <w:r>
+        <w:t>bbox</w:t>
+      </w:r>
+      <w:proofErr w:type="spellEnd"/>
+      <w:r>
+        <w:t xml:space="preserve">) kaybı yalnızca pozitif </w:t>
+      </w:r>
+      <w:r>
+        <w:t xml:space="preserve">patoloji </w:t>
+      </w:r>
+      <w:r>
+        <w:t>vakalardan hesaplanır. Kesin vaka sayıları bölme çıktısından (</w:t>
+      </w:r>
+      <w:proofErr w:type="spellStart"/>
+      <w:r>
+        <w:t>cell_splits</w:t>
+      </w:r>
+      <w:proofErr w:type="spellEnd"/>
+      <w:r>
+        <w:t>) gelecektir. Bu test, kurum</w:t>
+      </w:r>
+      <w:r>
+        <w:t xml:space="preserve"> </w:t>
+      </w:r>
+      <w:r>
+        <w:t>içi ayrık (</w:t>
+      </w:r>
+      <w:proofErr w:type="spellStart"/>
+      <w:r>
+        <w:t>held-out</w:t>
+      </w:r>
+      <w:proofErr w:type="spellEnd"/>
+      <w:r>
+        <w:t>) iç testtir; “harici doğrulama” terimi yalnızca kurum-dışı/halka açık veri için (Bölüm E) kullanılır.</w:t>
       </w:r>
     </w:p>
     <w:p>
       <w:pPr>
-        <w:pStyle w:val="ListeParagraf"/>
+        <w:pStyle w:val="ListParagraph"/>
         <w:numPr>
           <w:ilvl w:val="0"/>
           <w:numId w:val="3"/>
@@ -5962,15 +7313,45 @@
           <w:b/>
           <w:bCs/>
         </w:rPr>
-        <w:t xml:space="preserve">Sızıntı (leakage) disiplini: </w:t>
-      </w:r>
-      <w:r>
-        <w:t>Öz-denetimli ön-eğitim dahil tüm öğrenme yalnızca nihai eğitim bölmesinin (~%68) dilimleriyle yapılır; doğrulama ve test dilimleri (etiket kullanılmasa bile) ön-eğitime asla girmez. Aynı vakanın tüm kesitleri tek kümede kalır (GroupKFold).</w:t>
+        <w:t>Sızıntı (</w:t>
+      </w:r>
+      <w:proofErr w:type="spellStart"/>
+      <w:r>
+        <w:rPr>
+          <w:b/>
+          <w:bCs/>
+        </w:rPr>
+        <w:t>leakage</w:t>
+      </w:r>
+      <w:proofErr w:type="spellEnd"/>
+      <w:r>
+        <w:rPr>
+          <w:b/>
+          <w:bCs/>
+        </w:rPr>
+        <w:t xml:space="preserve">) disiplini: </w:t>
+      </w:r>
+      <w:r>
+        <w:t>Öz-denetimli ön-eğitim dahil tüm öğrenme yalnızca nihai eğitim bölmesinin (~%</w:t>
+      </w:r>
+      <w:r>
+        <w:t>70</w:t>
+      </w:r>
+      <w:r>
+        <w:t>) dilimleriyle yapılır; doğrulama ve test dilimleri (etiket kullanılmasa bile) ön-eğitime asla girmez. Aynı vakanın tüm kesitleri tek kümede kalır (</w:t>
+      </w:r>
+      <w:proofErr w:type="spellStart"/>
+      <w:r>
+        <w:t>GroupKFold</w:t>
+      </w:r>
+      <w:proofErr w:type="spellEnd"/>
+      <w:r>
+        <w:t>).</w:t>
       </w:r>
     </w:p>
     <w:p>
       <w:pPr>
-        <w:pStyle w:val="ListeParagraf"/>
+        <w:pStyle w:val="ListParagraph"/>
         <w:numPr>
           <w:ilvl w:val="0"/>
           <w:numId w:val="3"/>
@@ -5985,25 +7366,70 @@
         </w:rPr>
         <w:t xml:space="preserve">Nadir-sınıf stratejisi: </w:t>
       </w:r>
-      <w:r>
-        <w:t>Divertikülit (21 vaka) ve apandisit (87 vaka) tek holdout ile anlamlı bölünemez; bu nedenle StratifiedGroupKFold ile 5</w:t>
+      <w:proofErr w:type="spellStart"/>
+      <w:r>
+        <w:t>Divertikülit</w:t>
+      </w:r>
+      <w:proofErr w:type="spellEnd"/>
+      <w:r>
+        <w:t xml:space="preserve"> (21 vaka) ve apandisit (87 vaka) tek </w:t>
+      </w:r>
+      <w:proofErr w:type="spellStart"/>
+      <w:r>
+        <w:t>holdout</w:t>
+      </w:r>
+      <w:proofErr w:type="spellEnd"/>
+      <w:r>
+        <w:t xml:space="preserve"> ile anlamlı bölünemez; bu nedenle </w:t>
+      </w:r>
+      <w:proofErr w:type="spellStart"/>
+      <w:r>
+        <w:t>StratifiedGroupKFold</w:t>
+      </w:r>
+      <w:proofErr w:type="spellEnd"/>
+      <w:r>
+        <w:t xml:space="preserve"> ile 5</w:t>
       </w:r>
       <w:r>
         <w:t xml:space="preserve"> </w:t>
       </w:r>
       <w:r>
-        <w:t xml:space="preserve">katlı çapraz doğrulama kullanılır (hem sızıntısızlık hem nadir-sınıf temsili) ve nadir-sınıf sonuçları 'yön gösterici' olarak raporlanır. Hold-out üzerindeki nihai skor, 5 </w:t>
+        <w:t xml:space="preserve">katlı çapraz doğrulama kullanılır (hem </w:t>
+      </w:r>
+      <w:proofErr w:type="spellStart"/>
+      <w:r>
+        <w:t>sızıntısızlık</w:t>
+      </w:r>
+      <w:proofErr w:type="spellEnd"/>
+      <w:r>
+        <w:t xml:space="preserve"> hem nadir-sınıf temsili) ve nadir-sınıf sonuçları 'yön gösterici' olarak raporlanır. </w:t>
+      </w:r>
+      <w:proofErr w:type="spellStart"/>
+      <w:r>
+        <w:t>Hold-out</w:t>
+      </w:r>
+      <w:proofErr w:type="spellEnd"/>
+      <w:r>
+        <w:t xml:space="preserve"> üzerindeki nihai skor, 5 </w:t>
       </w:r>
       <w:r>
         <w:t xml:space="preserve">katlı </w:t>
       </w:r>
       <w:r>
-        <w:t>modelinin topluluğu (veya ortalama ± std) ile raporlanır.</w:t>
+        <w:t xml:space="preserve">modelinin topluluğu (veya ortalama ± </w:t>
+      </w:r>
+      <w:proofErr w:type="spellStart"/>
+      <w:r>
+        <w:t>std</w:t>
+      </w:r>
+      <w:proofErr w:type="spellEnd"/>
+      <w:r>
+        <w:t>) ile raporlanır.</w:t>
       </w:r>
     </w:p>
     <w:p>
       <w:pPr>
-        <w:pStyle w:val="ListeParagraf"/>
+        <w:pStyle w:val="ListParagraph"/>
         <w:numPr>
           <w:ilvl w:val="0"/>
           <w:numId w:val="3"/>
@@ -6019,7 +7445,93 @@
         <w:t xml:space="preserve">Metrik tanımı: </w:t>
       </w:r>
       <w:r>
-        <w:t>Birincil saptama metriği, beş IoU (kesişim-birleşim oranı) eşiğinde (0,1; 0,3; 0,5; 0,7; 0,9) hesaplanan F1 skorlarının ortalamasıdır. (İlişkili kod ve şekillerde bu metrik kısaca 'Top-5 ortalama F1' olarak da geçer; sınıflandırmadaki top-k metriğiyle karıştırılmamalı, bu nedenle burada tam adlandırma tercih edilmiştir.) Dört temel model (YOLO, Swin Transformer, nnU-Net, MedNeXt) eğitilip karşılaştırılır; nnU-Net ve MedNeXt burada organ segmentasyonundan ayrı olarak, weak_seg.py'deki BB+organ-maskesi temelli 3D zayıf-denetimli lezyon maskeleriyle eğitilip bağlı-bileşen (connected-component) analiziyle kutuya dönüştürülerek (seg_to_bboxes) tam 3D hacimsel bir saptama karşı-referansı oluşturur; bu sayede 2,5D-dilim + YOLO hattına karşı doğal bir 3D karşılaştırma noktası sağlanır.</w:t>
+        <w:t xml:space="preserve">Birincil saptama metriği, beş </w:t>
+      </w:r>
+      <w:proofErr w:type="spellStart"/>
+      <w:r>
+        <w:t>IoU</w:t>
+      </w:r>
+      <w:proofErr w:type="spellEnd"/>
+      <w:r>
+        <w:t xml:space="preserve"> (kesişim-birleşim oranı) eşiğinde (0,1; 0,3; 0,5; 0,7; 0,9) hesaplanan F1 skorlarının ortalamasıdır. (İlişkili kod ve şekillerde bu metrik kısaca 'Top-5 ortalama F1' olarak da geçer; sınıflandırmadaki top-k metriğiyle karıştırılmamalı, bu nedenle burada tam adlandırma tercih edilmiştir.) Dört temel model (YOLO, </w:t>
+      </w:r>
+      <w:proofErr w:type="spellStart"/>
+      <w:r>
+        <w:t>Swin</w:t>
+      </w:r>
+      <w:proofErr w:type="spellEnd"/>
+      <w:r>
+        <w:t xml:space="preserve"> </w:t>
+      </w:r>
+      <w:proofErr w:type="spellStart"/>
+      <w:r>
+        <w:t>Transformer</w:t>
+      </w:r>
+      <w:proofErr w:type="spellEnd"/>
+      <w:r>
+        <w:t xml:space="preserve">, </w:t>
+      </w:r>
+      <w:proofErr w:type="spellStart"/>
+      <w:r>
+        <w:t>nnU</w:t>
+      </w:r>
+      <w:proofErr w:type="spellEnd"/>
+      <w:r>
+        <w:t xml:space="preserve">-Net, </w:t>
+      </w:r>
+      <w:proofErr w:type="spellStart"/>
+      <w:r>
+        <w:t>MedNeXt</w:t>
+      </w:r>
+      <w:proofErr w:type="spellEnd"/>
+      <w:r>
+        <w:t xml:space="preserve">) eğitilip karşılaştırılır; </w:t>
+      </w:r>
+      <w:proofErr w:type="spellStart"/>
+      <w:r>
+        <w:t>nnU</w:t>
+      </w:r>
+      <w:proofErr w:type="spellEnd"/>
+      <w:r>
+        <w:t xml:space="preserve">-Net ve </w:t>
+      </w:r>
+      <w:proofErr w:type="spellStart"/>
+      <w:r>
+        <w:t>MedNeXt</w:t>
+      </w:r>
+      <w:proofErr w:type="spellEnd"/>
+      <w:r>
+        <w:t xml:space="preserve"> burada organ segmentasyonundan ayrı olarak, </w:t>
+      </w:r>
+      <w:proofErr w:type="spellStart"/>
+      <w:r>
+        <w:t>BB+organ-maskesi</w:t>
+      </w:r>
+      <w:proofErr w:type="spellEnd"/>
+      <w:r>
+        <w:t xml:space="preserve"> temelli 3D zayıf-denetimli lezyon maskeleriyle eğitilip bağlı</w:t>
+      </w:r>
+      <w:r>
+        <w:t xml:space="preserve"> </w:t>
+      </w:r>
+      <w:r>
+        <w:t>bileşen (</w:t>
+      </w:r>
+      <w:proofErr w:type="spellStart"/>
+      <w:r>
+        <w:t>connected-component</w:t>
+      </w:r>
+      <w:proofErr w:type="spellEnd"/>
+      <w:r>
+        <w:t>) analiziyle kutuya dönüştürülerek (</w:t>
+      </w:r>
+      <w:proofErr w:type="spellStart"/>
+      <w:r>
+        <w:t>seg_to_bboxes</w:t>
+      </w:r>
+      <w:proofErr w:type="spellEnd"/>
+      <w:r>
+        <w:t>) tam 3D hacimsel bir saptama karşı-referansı oluşturur; bu sayede 2,5D-dilim + YOLO hattına karşı doğal bir 3D karşılaştırma noktası sağlanır.</w:t>
       </w:r>
     </w:p>
     <w:p>
@@ -6028,6 +7540,7 @@
         <w:jc w:val="both"/>
       </w:pPr>
       <w:r>
+        <w:lastRenderedPageBreak/>
         <w:t>Kod altyapısı (faz-temelli not defterleri) hazırlanmıştır; modeller henüz eğitilmemiştir. Aşağıdaki tablo raporlanacak metriklerin yapısını gösterir; hücreler eğitim sonrası doldurulacaktır.</w:t>
       </w:r>
     </w:p>
@@ -6082,7 +7595,6 @@
                 <w:sz w:val="19"/>
                 <w:szCs w:val="19"/>
               </w:rPr>
-              <w:lastRenderedPageBreak/>
               <w:t>Model</w:t>
             </w:r>
           </w:p>
@@ -6151,6 +7663,7 @@
               <w:spacing w:after="20" w:line="250" w:lineRule="auto"/>
               <w:jc w:val="center"/>
             </w:pPr>
+            <w:proofErr w:type="spellStart"/>
             <w:r>
               <w:rPr>
                 <w:b/>
@@ -6159,26 +7672,9 @@
                 <w:sz w:val="19"/>
                 <w:szCs w:val="19"/>
               </w:rPr>
-              <w:t>IoU-ort. F1</w:t>
-            </w:r>
-          </w:p>
-        </w:tc>
-        <w:tc>
-          <w:tcPr>
-            <w:tcW w:w="3026" w:type="dxa"/>
-            <w:shd w:val="clear" w:color="auto" w:fill="1F3864"/>
-            <w:tcMar>
-              <w:top w:w="60" w:type="dxa"/>
-              <w:left w:w="100" w:type="dxa"/>
-              <w:bottom w:w="60" w:type="dxa"/>
-              <w:right w:w="100" w:type="dxa"/>
-            </w:tcMar>
-          </w:tcPr>
-          <w:p>
-            <w:pPr>
-              <w:spacing w:after="20" w:line="250" w:lineRule="auto"/>
-              <w:jc w:val="center"/>
-            </w:pPr>
+              <w:t>IoU-ort</w:t>
+            </w:r>
+            <w:proofErr w:type="spellEnd"/>
             <w:r>
               <w:rPr>
                 <w:b/>
@@ -6187,6 +7683,34 @@
                 <w:sz w:val="19"/>
                 <w:szCs w:val="19"/>
               </w:rPr>
+              <w:t>. F1</w:t>
+            </w:r>
+          </w:p>
+        </w:tc>
+        <w:tc>
+          <w:tcPr>
+            <w:tcW w:w="3026" w:type="dxa"/>
+            <w:shd w:val="clear" w:color="auto" w:fill="1F3864"/>
+            <w:tcMar>
+              <w:top w:w="60" w:type="dxa"/>
+              <w:left w:w="100" w:type="dxa"/>
+              <w:bottom w:w="60" w:type="dxa"/>
+              <w:right w:w="100" w:type="dxa"/>
+            </w:tcMar>
+          </w:tcPr>
+          <w:p>
+            <w:pPr>
+              <w:spacing w:after="20" w:line="250" w:lineRule="auto"/>
+              <w:jc w:val="center"/>
+            </w:pPr>
+            <w:r>
+              <w:rPr>
+                <w:b/>
+                <w:bCs/>
+                <w:color w:val="FFFFFF"/>
+                <w:sz w:val="19"/>
+                <w:szCs w:val="19"/>
+              </w:rPr>
               <w:t>Verimlilik (param / çıkarım)</w:t>
             </w:r>
           </w:p>
@@ -6313,14 +7837,34 @@
             <w:pPr>
               <w:spacing w:after="20" w:line="250" w:lineRule="auto"/>
             </w:pPr>
-            <w:r>
-              <w:rPr>
-                <w:color w:val="000000"/>
-                <w:sz w:val="19"/>
-                <w:szCs w:val="19"/>
-              </w:rPr>
-              <w:t>Swin Transformer</w:t>
-            </w:r>
+            <w:proofErr w:type="spellStart"/>
+            <w:r>
+              <w:rPr>
+                <w:color w:val="000000"/>
+                <w:sz w:val="19"/>
+                <w:szCs w:val="19"/>
+              </w:rPr>
+              <w:t>Swin</w:t>
+            </w:r>
+            <w:proofErr w:type="spellEnd"/>
+            <w:r>
+              <w:rPr>
+                <w:color w:val="000000"/>
+                <w:sz w:val="19"/>
+                <w:szCs w:val="19"/>
+              </w:rPr>
+              <w:t xml:space="preserve"> </w:t>
+            </w:r>
+            <w:proofErr w:type="spellStart"/>
+            <w:r>
+              <w:rPr>
+                <w:color w:val="000000"/>
+                <w:sz w:val="19"/>
+                <w:szCs w:val="19"/>
+              </w:rPr>
+              <w:t>Transformer</w:t>
+            </w:r>
+            <w:proofErr w:type="spellEnd"/>
           </w:p>
         </w:tc>
         <w:tc>
@@ -6418,13 +7962,43 @@
             <w:pPr>
               <w:spacing w:after="20" w:line="250" w:lineRule="auto"/>
             </w:pPr>
-            <w:r>
-              <w:rPr>
-                <w:color w:val="000000"/>
-                <w:sz w:val="19"/>
-                <w:szCs w:val="19"/>
-              </w:rPr>
-              <w:t>nnU-Net (3D seg→kutu)</w:t>
+            <w:proofErr w:type="spellStart"/>
+            <w:proofErr w:type="gramStart"/>
+            <w:r>
+              <w:rPr>
+                <w:color w:val="000000"/>
+                <w:sz w:val="19"/>
+                <w:szCs w:val="19"/>
+              </w:rPr>
+              <w:t>nnU</w:t>
+            </w:r>
+            <w:proofErr w:type="spellEnd"/>
+            <w:proofErr w:type="gramEnd"/>
+            <w:r>
+              <w:rPr>
+                <w:color w:val="000000"/>
+                <w:sz w:val="19"/>
+                <w:szCs w:val="19"/>
+              </w:rPr>
+              <w:t xml:space="preserve">-Net (3D </w:t>
+            </w:r>
+            <w:proofErr w:type="spellStart"/>
+            <w:r>
+              <w:rPr>
+                <w:color w:val="000000"/>
+                <w:sz w:val="19"/>
+                <w:szCs w:val="19"/>
+              </w:rPr>
+              <w:t>seg→kutu</w:t>
+            </w:r>
+            <w:proofErr w:type="spellEnd"/>
+            <w:r>
+              <w:rPr>
+                <w:color w:val="000000"/>
+                <w:sz w:val="19"/>
+                <w:szCs w:val="19"/>
+              </w:rPr>
+              <w:t>)</w:t>
             </w:r>
           </w:p>
         </w:tc>
@@ -6523,13 +8097,41 @@
             <w:pPr>
               <w:spacing w:after="20" w:line="250" w:lineRule="auto"/>
             </w:pPr>
-            <w:r>
-              <w:rPr>
-                <w:color w:val="000000"/>
-                <w:sz w:val="19"/>
-                <w:szCs w:val="19"/>
-              </w:rPr>
-              <w:t>MedNeXt (3D seg→kutu)</w:t>
+            <w:proofErr w:type="spellStart"/>
+            <w:r>
+              <w:rPr>
+                <w:color w:val="000000"/>
+                <w:sz w:val="19"/>
+                <w:szCs w:val="19"/>
+              </w:rPr>
+              <w:t>MedNeXt</w:t>
+            </w:r>
+            <w:proofErr w:type="spellEnd"/>
+            <w:r>
+              <w:rPr>
+                <w:color w:val="000000"/>
+                <w:sz w:val="19"/>
+                <w:szCs w:val="19"/>
+              </w:rPr>
+              <w:t xml:space="preserve"> (3D </w:t>
+            </w:r>
+            <w:proofErr w:type="spellStart"/>
+            <w:r>
+              <w:rPr>
+                <w:color w:val="000000"/>
+                <w:sz w:val="19"/>
+                <w:szCs w:val="19"/>
+              </w:rPr>
+              <w:t>seg→kutu</w:t>
+            </w:r>
+            <w:proofErr w:type="spellEnd"/>
+            <w:r>
+              <w:rPr>
+                <w:color w:val="000000"/>
+                <w:sz w:val="19"/>
+                <w:szCs w:val="19"/>
+              </w:rPr>
+              <w:t>)</w:t>
             </w:r>
           </w:p>
         </w:tc>
@@ -6625,7 +8227,29 @@
           <w:sz w:val="18"/>
           <w:szCs w:val="18"/>
         </w:rPr>
-        <w:t>Tablo 4. Bölüm A benchmark tablosunun yapısı (değerler eğitim sonrası doldurulacaktır; mevcut taslaklardaki sayılar yer</w:t>
+        <w:t xml:space="preserve">Tablo 4. Bölüm A </w:t>
+      </w:r>
+      <w:proofErr w:type="spellStart"/>
+      <w:r>
+        <w:rPr>
+          <w:i/>
+          <w:iCs/>
+          <w:color w:val="595959"/>
+          <w:sz w:val="18"/>
+          <w:szCs w:val="18"/>
+        </w:rPr>
+        <w:t>benchmark</w:t>
+      </w:r>
+      <w:proofErr w:type="spellEnd"/>
+      <w:r>
+        <w:rPr>
+          <w:i/>
+          <w:iCs/>
+          <w:color w:val="595959"/>
+          <w:sz w:val="18"/>
+          <w:szCs w:val="18"/>
+        </w:rPr>
+        <w:t xml:space="preserve"> tablosunun yapısı (değerler eğitim sonrası doldurulacaktır; mevcut taslaklardaki sayılar yer</w:t>
       </w:r>
       <w:r>
         <w:rPr>
@@ -6650,7 +8274,7 @@
     </w:p>
     <w:p>
       <w:pPr>
-        <w:pStyle w:val="Balk2"/>
+        <w:pStyle w:val="Heading2"/>
       </w:pPr>
       <w:bookmarkStart w:id="14" w:name="_Toc232714398"/>
       <w:r>
@@ -6664,7 +8288,31 @@
         <w:jc w:val="both"/>
       </w:pPr>
       <w:r>
-        <w:t>Veri setinin nadir patolojileri (divertikülit, apandisit) yaygın bulgulara göre çok daha az temsil edilir. Bu bölüm iki düzeyde dengeleme uygular: örnekleme düzeyinde ters-frekanslı ağırlıklı örnekleme (WeightedRandomSampler) ve Focal-BCE kaybı; karar düzeyinde sınıf</w:t>
+        <w:t>Veri setinin nadir patolojileri (</w:t>
+      </w:r>
+      <w:proofErr w:type="spellStart"/>
+      <w:r>
+        <w:t>divertikülit</w:t>
+      </w:r>
+      <w:proofErr w:type="spellEnd"/>
+      <w:r>
+        <w:t>, apandisit) yaygın bulgulara göre çok daha az temsil edilir. Bu bölüm iki düzeyde dengeleme uygular: örnekleme düzeyinde ters-frekanslı ağırlıklı örnekleme (</w:t>
+      </w:r>
+      <w:proofErr w:type="spellStart"/>
+      <w:r>
+        <w:t>WeightedRandomSampler</w:t>
+      </w:r>
+      <w:proofErr w:type="spellEnd"/>
+      <w:r>
+        <w:t xml:space="preserve">) ve </w:t>
+      </w:r>
+      <w:proofErr w:type="spellStart"/>
+      <w:r>
+        <w:t>Focal</w:t>
+      </w:r>
+      <w:proofErr w:type="spellEnd"/>
+      <w:r>
+        <w:t>-BCE kaybı; karar düzeyinde sınıf</w:t>
       </w:r>
       <w:r>
         <w:t xml:space="preserve"> bazlı</w:t>
@@ -6675,11 +8323,19 @@
     </w:p>
     <w:p>
       <w:pPr>
-        <w:pStyle w:val="Balk2"/>
+        <w:pStyle w:val="Heading2"/>
       </w:pPr>
       <w:bookmarkStart w:id="15" w:name="_Toc232714399"/>
       <w:r>
-        <w:t>Bölüm C (İP3) — Anatomi-Koşullu Çok-Patolojili Mimari (Ana Katkı)</w:t>
+        <w:t>Bölüm C (İP3) — Anatomi-Koşullu Çok-</w:t>
+      </w:r>
+      <w:proofErr w:type="spellStart"/>
+      <w:r>
+        <w:t>Patolojili</w:t>
+      </w:r>
+      <w:proofErr w:type="spellEnd"/>
+      <w:r>
+        <w:t xml:space="preserve"> Mimari (Ana Katkı)</w:t>
       </w:r>
       <w:bookmarkEnd w:id="15"/>
     </w:p>
@@ -6694,7 +8350,7 @@
     </w:p>
     <w:p>
       <w:pPr>
-        <w:pStyle w:val="ListeParagraf"/>
+        <w:pStyle w:val="ListParagraph"/>
         <w:numPr>
           <w:ilvl w:val="0"/>
           <w:numId w:val="3"/>
@@ -6710,12 +8366,130 @@
         <w:t xml:space="preserve">Öz-denetimli CT-MAE / 2.5D kodlayıcı: </w:t>
       </w:r>
       <w:r>
-        <w:t>Kodlayıcı omurgası, organ-koşullu dedektörle (bu bölüm, madde 3) aynı ConvNeXt-S ailesidir; bu seçim ön-eğitilmiş ağırlıkların dedektöre mimari değişiklik gerektirmeden aktarılmasını sağlar ve CNN omurgayla uyumsuz bir ViT-tabanlı öz-denetim (örn. ViT-MAE) seçilseydi ortaya çıkacak ağırlık-aktarım sorununu baştan önler. Kodlayıcı, yalnızca nihai train-split dilimleri (havuzlanmış ~338 bin dilimin ~%68'i; karşılaştırma için orijinal TEKNOFEST eğitim bölümü ~224 bin dilimdir) üzerinde SimMIM-tarzı (He ve ark. 2022) maskeli görüntü modellemesiyle öz-denetimli ön-eğitilir. Girdi tek kesit değil, beş komşu dilimlik 2.5D (2,5 boyutlu) yığındır; maskeleme hem x-y patch'te hem kısmi z-bağlamda yapılır; rekonstrüksiyon HU-normalize edilmiş BT yoğunluğu üzerinedir (HU: Hounsfield birimi). (Tek-pencere vs çok-pencere HU ablasyonla karşılaştırılır.) Yoğun (dense) maskeleme, tam-konvolüsyonel bir omurgada reseptif alan örtüşmesi yoluyla maskelenmiş bölgeye sızıntı riski taşır; bu risk Tablo 6'daki seyrek (sparse) FCMAE-tarzı maskeleme ablasyonuyla (ConvNeXt V2 uyarlaması, kaynak izniyle) sınanır.</w:t>
+        <w:t xml:space="preserve">Kodlayıcı omurgası, organ-koşullu dedektörle (bu bölüm, madde 3) aynı </w:t>
+      </w:r>
+      <w:proofErr w:type="spellStart"/>
+      <w:r>
+        <w:t>ConvNeXt</w:t>
+      </w:r>
+      <w:proofErr w:type="spellEnd"/>
+      <w:r>
+        <w:t xml:space="preserve">-S ailesidir; bu seçim ön-eğitilmiş ağırlıkların dedektöre mimari değişiklik gerektirmeden aktarılmasını sağlar ve CNN omurgayla uyumsuz bir </w:t>
+      </w:r>
+      <w:proofErr w:type="spellStart"/>
+      <w:r>
+        <w:t>ViT</w:t>
+      </w:r>
+      <w:proofErr w:type="spellEnd"/>
+      <w:r>
+        <w:t>-tabanlı öz-denetim (</w:t>
+      </w:r>
+      <w:proofErr w:type="spellStart"/>
+      <w:r>
+        <w:t>örn</w:t>
+      </w:r>
+      <w:proofErr w:type="spellEnd"/>
+      <w:r>
+        <w:t xml:space="preserve">. </w:t>
+      </w:r>
+      <w:proofErr w:type="spellStart"/>
+      <w:r>
+        <w:t>ViT</w:t>
+      </w:r>
+      <w:proofErr w:type="spellEnd"/>
+      <w:r>
+        <w:t xml:space="preserve">-MAE) seçilseydi ortaya çıkacak ağırlık-aktarım sorununu baştan önler. Kodlayıcı, yalnızca nihai </w:t>
+      </w:r>
+      <w:proofErr w:type="spellStart"/>
+      <w:r>
+        <w:t>train-split</w:t>
+      </w:r>
+      <w:proofErr w:type="spellEnd"/>
+      <w:r>
+        <w:t xml:space="preserve"> dilimleri (</w:t>
+      </w:r>
+      <w:proofErr w:type="spellStart"/>
+      <w:r>
+        <w:t>havuzlanmış</w:t>
+      </w:r>
+      <w:proofErr w:type="spellEnd"/>
+      <w:r>
+        <w:t xml:space="preserve"> ~338 bin dilimin ~%</w:t>
+      </w:r>
+      <w:r>
+        <w:t>70</w:t>
+      </w:r>
+      <w:r>
+        <w:t xml:space="preserve">'i; karşılaştırma için orijinal TEKNOFEST eğitim bölümü ~224 bin dilimdir) üzerinde </w:t>
+      </w:r>
+      <w:proofErr w:type="spellStart"/>
+      <w:r>
+        <w:t>SimMIM</w:t>
+      </w:r>
+      <w:proofErr w:type="spellEnd"/>
+      <w:r>
+        <w:t xml:space="preserve">-tarzı (He ve ark. 2022) maskeli görüntü modellemesiyle öz-denetimli ön-eğitilir. Girdi tek kesit değil, beş komşu dilimlik 2.5D (2,5 boyutlu) yığındır; maskeleme hem x-y </w:t>
+      </w:r>
+      <w:proofErr w:type="spellStart"/>
+      <w:r>
+        <w:t>patch'te</w:t>
+      </w:r>
+      <w:proofErr w:type="spellEnd"/>
+      <w:r>
+        <w:t xml:space="preserve"> hem kısmi z-bağlamda yapılır; rekonstrüksiyon HU-normalize edilmiş BT yoğunluğu üzerinedir (HU: </w:t>
+      </w:r>
+      <w:proofErr w:type="spellStart"/>
+      <w:r>
+        <w:t>Hounsfield</w:t>
+      </w:r>
+      <w:proofErr w:type="spellEnd"/>
+      <w:r>
+        <w:t xml:space="preserve"> birimi). (Tek-pencere </w:t>
+      </w:r>
+      <w:proofErr w:type="spellStart"/>
+      <w:r>
+        <w:t>vs</w:t>
+      </w:r>
+      <w:proofErr w:type="spellEnd"/>
+      <w:r>
+        <w:t xml:space="preserve"> çok-pencere HU ablasyonla karşılaştırılır.) Yoğun (dense) maskeleme, tam-</w:t>
+      </w:r>
+      <w:proofErr w:type="spellStart"/>
+      <w:r>
+        <w:t>konvolüsyonel</w:t>
+      </w:r>
+      <w:proofErr w:type="spellEnd"/>
+      <w:r>
+        <w:t xml:space="preserve"> bir omurgada </w:t>
+      </w:r>
+      <w:proofErr w:type="spellStart"/>
+      <w:r>
+        <w:t>reseptif</w:t>
+      </w:r>
+      <w:proofErr w:type="spellEnd"/>
+      <w:r>
+        <w:t xml:space="preserve"> alan örtüşmesi yoluyla maskelenmiş bölgeye sızıntı riski taşır; bu risk Tablo 6'daki seyrek (</w:t>
+      </w:r>
+      <w:proofErr w:type="spellStart"/>
+      <w:r>
+        <w:t>sparse</w:t>
+      </w:r>
+      <w:proofErr w:type="spellEnd"/>
+      <w:r>
+        <w:t>) FCMAE-tarzı maskeleme ablasyonuyla (</w:t>
+      </w:r>
+      <w:proofErr w:type="spellStart"/>
+      <w:r>
+        <w:t>ConvNeXt</w:t>
+      </w:r>
+      <w:proofErr w:type="spellEnd"/>
+      <w:r>
+        <w:t xml:space="preserve"> V2 uyarlaması, kaynak izniyle) sınanır.</w:t>
       </w:r>
     </w:p>
     <w:p>
       <w:pPr>
-        <w:pStyle w:val="ListeParagraf"/>
+        <w:pStyle w:val="ListParagraph"/>
         <w:numPr>
           <w:ilvl w:val="0"/>
           <w:numId w:val="3"/>
@@ -6731,12 +8505,73 @@
         <w:t xml:space="preserve">Anatomi kolu (çekirdek): </w:t>
       </w:r>
       <w:r>
-        <w:t>Paylaşılan kodlayıcı özelliklerinden, sınır-kesiti etiketleriyle denetlenen bir organ z-prior / organ token üretilir. Bu önbilgi yalnızca z-aralığıyla sınırlı değildir: zayıf-denetimli segmentasyon iş paketi için zaten üretilen TotalSegmentator tabanlı 3D pseudo-maskeler (Wasserthal ve ark. 2023) mevcut olduğunda ek bir uzamsal (x,y,z) önbilgi kanalı olarak organ koluna beslenir; böylece organ token'ı sadece “hangi kesit aralığında” değil, kesit içinde “hangi bölgede” sorusuna da yanıt taşır. Bu paralel bir daldır ve iki işlev görür: (a) dedektörü koşullar, (b) örnek-toplama adımını organ z-aralığıyla kısıtlar.</w:t>
+        <w:t>Paylaşılan kodlayıcı özelliklerinden, sınır-kesiti etiketleriyle denetlenen bir organ z-</w:t>
+      </w:r>
+      <w:proofErr w:type="spellStart"/>
+      <w:r>
+        <w:t>prior</w:t>
+      </w:r>
+      <w:proofErr w:type="spellEnd"/>
+      <w:r>
+        <w:t xml:space="preserve"> / organ </w:t>
+      </w:r>
+      <w:proofErr w:type="spellStart"/>
+      <w:r>
+        <w:t>token</w:t>
+      </w:r>
+      <w:proofErr w:type="spellEnd"/>
+      <w:r>
+        <w:t xml:space="preserve"> üretilir. Bu önbilgi yalnızca z-aralığıyla sınırlı değildir: zayıf-denetimli segmentasyon iş paketi için zaten üretilen </w:t>
+      </w:r>
+      <w:proofErr w:type="spellStart"/>
+      <w:r>
+        <w:t>TotalSegmentator</w:t>
+      </w:r>
+      <w:proofErr w:type="spellEnd"/>
+      <w:r>
+        <w:t xml:space="preserve"> tabanlı 3D </w:t>
+      </w:r>
+      <w:proofErr w:type="spellStart"/>
+      <w:r>
+        <w:t>pseudo</w:t>
+      </w:r>
+      <w:proofErr w:type="spellEnd"/>
+      <w:r>
+        <w:t>-maskeler (</w:t>
+      </w:r>
+      <w:proofErr w:type="spellStart"/>
+      <w:r>
+        <w:t>Wasserthal</w:t>
+      </w:r>
+      <w:proofErr w:type="spellEnd"/>
+      <w:r>
+        <w:t xml:space="preserve"> ve ark. 2023) mevcut olduğunda ek bir uzamsal (</w:t>
+      </w:r>
+      <w:proofErr w:type="spellStart"/>
+      <w:proofErr w:type="gramStart"/>
+      <w:r>
+        <w:t>x,y</w:t>
+      </w:r>
+      <w:proofErr w:type="gramEnd"/>
+      <w:r>
+        <w:t>,z</w:t>
+      </w:r>
+      <w:proofErr w:type="spellEnd"/>
+      <w:r>
+        <w:t xml:space="preserve">) önbilgi kanalı olarak organ koluna beslenir; böylece organ </w:t>
+      </w:r>
+      <w:proofErr w:type="spellStart"/>
+      <w:r>
+        <w:t>token'ı</w:t>
+      </w:r>
+      <w:proofErr w:type="spellEnd"/>
+      <w:r>
+        <w:t xml:space="preserve"> sadece “hangi kesit aralığında” değil, kesit içinde “hangi bölgede” sorusuna da yanıt taşır. Bu paralel bir daldır ve iki işlev görür: (a) dedektörü koşullar, (b) örnek-toplama adımını organ z-aralığıyla kısıtlar.</w:t>
       </w:r>
     </w:p>
     <w:p>
       <w:pPr>
-        <w:pStyle w:val="ListeParagraf"/>
+        <w:pStyle w:val="ListParagraph"/>
         <w:numPr>
           <w:ilvl w:val="0"/>
           <w:numId w:val="3"/>
@@ -6749,15 +8584,29 @@
           <w:b/>
           <w:bCs/>
         </w:rPr>
+        <w:lastRenderedPageBreak/>
         <w:t xml:space="preserve">Organ-koşullu dedektör: </w:t>
       </w:r>
-      <w:r>
-        <w:t>Anchor-free, kesit-düzeyi lezyon kutuları üretir; organ önbilgisi anatomik olarak imkânsız konumlardaki yanlış pozitifleri bastırır. Lezyon-düzeyi tespit çıktısı klinik lokalizasyon ve açıklanabilirlik için korunur.</w:t>
+      <w:proofErr w:type="spellStart"/>
+      <w:r>
+        <w:t>Anchor-free</w:t>
+      </w:r>
+      <w:proofErr w:type="spellEnd"/>
+      <w:r>
+        <w:t xml:space="preserve">, kesit-düzeyi lezyon kutuları üretir; organ önbilgisi anatomik olarak imkânsız konumlardaki yanlış pozitifleri bastırır. Lezyon-düzeyi tespit çıktısı klinik lokalizasyon ve </w:t>
+      </w:r>
+      <w:proofErr w:type="spellStart"/>
+      <w:r>
+        <w:t>açıklanabilirlik</w:t>
+      </w:r>
+      <w:proofErr w:type="spellEnd"/>
+      <w:r>
+        <w:t xml:space="preserve"> için korunur.</w:t>
       </w:r>
     </w:p>
     <w:p>
       <w:pPr>
-        <w:pStyle w:val="ListeParagraf"/>
+        <w:pStyle w:val="ListParagraph"/>
         <w:numPr>
           <w:ilvl w:val="0"/>
           <w:numId w:val="3"/>
@@ -6773,12 +8622,60 @@
         <w:t xml:space="preserve">Anatomi-kısıtlı örnek toplama ve organlar-arası karar: </w:t>
       </w:r>
       <w:r>
-        <w:t>Kesit-düzeyi kanıt iki aşamada hasta-düzeyi çok-etiketli karara dönüştürülür: önce yalnızca ilgili organın z-aralığındaki dilimler üzerinden dikkat-tabanlı bir toplama (attention-MIL biçiminde organ-token çıkarımı), ardından bir organlar-arası (cross-organ) Transformer ile nihai karar. Bu iki-aşamalı tasarım, klasik tekil-dikkatli MIL toplamaya kıyasla organlar arası bağlamı (ör. komşu organ tutulumu) da örtük biçimde modelleyebilir. Birincil denetim sınır-kesiti etiketinden gelir; tam 3D piksel-düzeyi manuel maske gerekmez (madde 2'deki TotalSegmentator pseudo-maskesi, kullanılabildiğinde tamamlayıcı bir sinyaldir).</w:t>
+        <w:t>Kesit-düzeyi kanıt iki aşamada hasta-düzeyi çok-etiketli karara dönüştürülür: önce yalnızca ilgili organın z-aralığındaki dilimler üzerinden dikkat-tabanlı bir toplama (</w:t>
+      </w:r>
+      <w:proofErr w:type="spellStart"/>
+      <w:r>
+        <w:t>attention</w:t>
+      </w:r>
+      <w:proofErr w:type="spellEnd"/>
+      <w:r>
+        <w:t>-MIL biçiminde organ-</w:t>
+      </w:r>
+      <w:proofErr w:type="spellStart"/>
+      <w:r>
+        <w:t>token</w:t>
+      </w:r>
+      <w:proofErr w:type="spellEnd"/>
+      <w:r>
+        <w:t xml:space="preserve"> çıkarımı), ardından bir organlar-arası (</w:t>
+      </w:r>
+      <w:proofErr w:type="spellStart"/>
+      <w:r>
+        <w:t>cross</w:t>
+      </w:r>
+      <w:proofErr w:type="spellEnd"/>
+      <w:r>
+        <w:t xml:space="preserve">-organ) </w:t>
+      </w:r>
+      <w:proofErr w:type="spellStart"/>
+      <w:r>
+        <w:t>Transformer</w:t>
+      </w:r>
+      <w:proofErr w:type="spellEnd"/>
+      <w:r>
+        <w:t xml:space="preserve"> ile nihai karar. Bu iki-aşamalı tasarım, klasik tekil-dikkatli MIL toplamaya kıyasla organlar arası bağlamı (ör. komşu organ tutulumu) da örtük biçimde modelleyebilir. Birincil denetim sınır-kesiti etiketinden gelir; tam 3D piksel-düzeyi manuel maske gerekmez (madde 2'deki </w:t>
+      </w:r>
+      <w:proofErr w:type="spellStart"/>
+      <w:r>
+        <w:t>TotalSegmentator</w:t>
+      </w:r>
+      <w:proofErr w:type="spellEnd"/>
+      <w:r>
+        <w:t xml:space="preserve"> </w:t>
+      </w:r>
+      <w:proofErr w:type="spellStart"/>
+      <w:r>
+        <w:t>pseudo</w:t>
+      </w:r>
+      <w:proofErr w:type="spellEnd"/>
+      <w:r>
+        <w:t>-maskesi, kullanılabildiğinde tamamlayıcı bir sinyaldir).</w:t>
       </w:r>
     </w:p>
     <w:p>
       <w:pPr>
-        <w:pStyle w:val="ListeParagraf"/>
+        <w:pStyle w:val="ListParagraph"/>
         <w:numPr>
           <w:ilvl w:val="0"/>
           <w:numId w:val="3"/>
@@ -6794,7 +8691,15 @@
         <w:t xml:space="preserve">Küçük lezyon önlemi: </w:t>
       </w:r>
       <w:r>
-        <w:t>MAE anatomiyi iyi öğrense de küçük lezyonu garanti etmez; bu nedenle ince ayarda küçük-lezyon odaklı örnekleme ve copy-paste artırımı (özellikle taş) uygulanır.</w:t>
+        <w:t xml:space="preserve">MAE anatomiyi iyi öğrense de küçük lezyonu garanti etmez; bu nedenle ince ayarda küçük-lezyon odaklı örnekleme ve </w:t>
+      </w:r>
+      <w:proofErr w:type="spellStart"/>
+      <w:r>
+        <w:t>copy-paste</w:t>
+      </w:r>
+      <w:proofErr w:type="spellEnd"/>
+      <w:r>
+        <w:t xml:space="preserve"> artırımı (özellikle taş) uygulanır.</w:t>
       </w:r>
     </w:p>
     <w:p>
@@ -6802,8 +8707,13 @@
         <w:spacing w:after="140" w:line="276" w:lineRule="auto"/>
         <w:jc w:val="both"/>
       </w:pPr>
-      <w:r>
-        <w:t>MoE (kademeli uzman</w:t>
+      <w:proofErr w:type="spellStart"/>
+      <w:r>
+        <w:t>MoE</w:t>
+      </w:r>
+      <w:proofErr w:type="spellEnd"/>
+      <w:r>
+        <w:t xml:space="preserve"> (kademeli uzman</w:t>
       </w:r>
       <w:r>
         <w:t xml:space="preserve"> </w:t>
@@ -6813,7 +8723,6 @@
       </w:r>
     </w:p>
     <w:p>
-      <w:pPr/>
       <w:r>
         <w:rPr>
           <w:b/>
@@ -6821,10 +8730,71 @@
         <w:t xml:space="preserve">Tasarım gerekçesi — 2,5D yerine tam 3D değil: </w:t>
       </w:r>
       <w:r>
-        <w:rPr>
-          <w:b w:val="0"/>
-        </w:rPr>
-        <w:t>Önerilen 2,5D-dilim + anatomi-kısıtlı toplama hattı bilinçli bir mühendislik tercihidir: kesit-düzeyi çıktı klinik açıklanabilirlik ve mevcut sınır-kesiti etiketleriyle doğrudan hizalanırken, tam 3D hacimsel tespit bellek/yama (patch) boyutu kısıtları nedeniyle daha küçük batch ve daha kısıtlı veri artırımı gerektirir. Bu tercihin sağlamlığı, Bölüm A'da eğitilen nnU-Net/MedNeXt tabanlı 3D segmentasyon→kutu karşı-referansıyla (zayıf-denetimli BB+organ-maskesi hedefiyle eğitilip bağlı-bileşen analiziyle kutuya dönüştürülen) aynı bölme ve aynı IoU-çoklu-eşik protokolüyle doğrudan sınanır.</w:t>
+        <w:t xml:space="preserve">Önerilen 2,5D-dilim + anatomi-kısıtlı toplama hattı bilinçli bir mühendislik tercihidir: kesit-düzeyi çıktı klinik </w:t>
+      </w:r>
+      <w:proofErr w:type="spellStart"/>
+      <w:r>
+        <w:t>açıklanabilirlik</w:t>
+      </w:r>
+      <w:proofErr w:type="spellEnd"/>
+      <w:r>
+        <w:t xml:space="preserve"> ve mevcut sınır-kesiti etiketleriyle doğrudan hizalanırken, tam 3D hacimsel tespit bellek/yama (</w:t>
+      </w:r>
+      <w:proofErr w:type="spellStart"/>
+      <w:r>
+        <w:t>patch</w:t>
+      </w:r>
+      <w:proofErr w:type="spellEnd"/>
+      <w:r>
+        <w:t xml:space="preserve">) boyutu kısıtları nedeniyle daha küçük </w:t>
+      </w:r>
+      <w:proofErr w:type="spellStart"/>
+      <w:r>
+        <w:t>batch</w:t>
+      </w:r>
+      <w:proofErr w:type="spellEnd"/>
+      <w:r>
+        <w:t xml:space="preserve"> ve daha kısıtlı veri artırımı gerektirir. Bu tercihin sağlamlığı, Bölüm A'da eğitilen </w:t>
+      </w:r>
+      <w:proofErr w:type="spellStart"/>
+      <w:r>
+        <w:t>nnU</w:t>
+      </w:r>
+      <w:proofErr w:type="spellEnd"/>
+      <w:r>
+        <w:t>-Net/</w:t>
+      </w:r>
+      <w:proofErr w:type="spellStart"/>
+      <w:r>
+        <w:t>MedNeXt</w:t>
+      </w:r>
+      <w:proofErr w:type="spellEnd"/>
+      <w:r>
+        <w:t xml:space="preserve"> tabanlı 3D </w:t>
+      </w:r>
+      <w:proofErr w:type="spellStart"/>
+      <w:r>
+        <w:t>segmentasyon→kutu</w:t>
+      </w:r>
+      <w:proofErr w:type="spellEnd"/>
+      <w:r>
+        <w:t xml:space="preserve"> karşı-referansıyla (zayıf-denetimli </w:t>
+      </w:r>
+      <w:proofErr w:type="spellStart"/>
+      <w:r>
+        <w:t>BB+organ-maskesi</w:t>
+      </w:r>
+      <w:proofErr w:type="spellEnd"/>
+      <w:r>
+        <w:t xml:space="preserve"> hedefiyle eğitilip bağlı-bileşen analiziyle kutuya dönüştürülen) aynı bölme ve aynı </w:t>
+      </w:r>
+      <w:proofErr w:type="spellStart"/>
+      <w:r>
+        <w:t>IoU</w:t>
+      </w:r>
+      <w:proofErr w:type="spellEnd"/>
+      <w:r>
+        <w:t>-çoklu-eşik protokolüyle doğrudan sınanır.</w:t>
       </w:r>
     </w:p>
     <w:p>
@@ -6836,7 +8806,6 @@
         <w:rPr>
           <w:noProof/>
         </w:rPr>
-        <w:lastRenderedPageBreak/>
         <w:drawing>
           <wp:inline distT="0" distB="0" distL="0" distR="0" wp14:anchorId="3F6707A6" wp14:editId="6E9D4478">
             <wp:extent cx="5486400" cy="3932844"/>
@@ -6884,7 +8853,40 @@
           <w:i/>
           <w:sz w:val="18"/>
         </w:rPr>
-        <w:t>Şekil C.1. Bölüm C mimarisinin akış şeması: paylaşılan kodlayıcıdan (TotalSegmentator pseudo-maskesiyle zenginleştirilebilen) anatomi koluna ve organ-koşullu dedektöre, anatomi-kısıtlı örnek toplama ve organlar-arası karara giden veri akışı.</w:t>
+        <w:lastRenderedPageBreak/>
+        <w:t>Şekil C.1. Bölüm C mimarisinin akış şeması: paylaşılan kodlayıcıdan (</w:t>
+      </w:r>
+      <w:proofErr w:type="spellStart"/>
+      <w:r>
+        <w:rPr>
+          <w:i/>
+          <w:sz w:val="18"/>
+        </w:rPr>
+        <w:t>TotalSegmentator</w:t>
+      </w:r>
+      <w:proofErr w:type="spellEnd"/>
+      <w:r>
+        <w:rPr>
+          <w:i/>
+          <w:sz w:val="18"/>
+        </w:rPr>
+        <w:t xml:space="preserve"> </w:t>
+      </w:r>
+      <w:proofErr w:type="spellStart"/>
+      <w:r>
+        <w:rPr>
+          <w:i/>
+          <w:sz w:val="18"/>
+        </w:rPr>
+        <w:t>pseudo</w:t>
+      </w:r>
+      <w:proofErr w:type="spellEnd"/>
+      <w:r>
+        <w:rPr>
+          <w:i/>
+          <w:sz w:val="18"/>
+        </w:rPr>
+        <w:t>-maskesiyle zenginleştirilebilen) anatomi koluna ve organ-koşullu dedektöre, anatomi-kısıtlı örnek toplama ve organlar-arası karara giden veri akışı.</w:t>
       </w:r>
     </w:p>
     <w:p>
@@ -7055,7 +9057,25 @@
                 <w:sz w:val="19"/>
                 <w:szCs w:val="19"/>
               </w:rPr>
-              <w:t>Rastgele başlatma (scratch)</w:t>
+              <w:t>Rastgele başlatma (</w:t>
+            </w:r>
+            <w:proofErr w:type="spellStart"/>
+            <w:r>
+              <w:rPr>
+                <w:color w:val="000000"/>
+                <w:sz w:val="19"/>
+                <w:szCs w:val="19"/>
+              </w:rPr>
+              <w:t>scratch</w:t>
+            </w:r>
+            <w:proofErr w:type="spellEnd"/>
+            <w:r>
+              <w:rPr>
+                <w:color w:val="000000"/>
+                <w:sz w:val="19"/>
+                <w:szCs w:val="19"/>
+              </w:rPr>
+              <w:t>)</w:t>
             </w:r>
           </w:p>
         </w:tc>
@@ -7127,13 +9147,23 @@
             <w:pPr>
               <w:spacing w:after="20" w:line="250" w:lineRule="auto"/>
             </w:pPr>
-            <w:r>
-              <w:rPr>
-                <w:color w:val="000000"/>
-                <w:sz w:val="19"/>
-                <w:szCs w:val="19"/>
-              </w:rPr>
-              <w:t>ImageNet başlatma</w:t>
+            <w:proofErr w:type="spellStart"/>
+            <w:r>
+              <w:rPr>
+                <w:color w:val="000000"/>
+                <w:sz w:val="19"/>
+                <w:szCs w:val="19"/>
+              </w:rPr>
+              <w:t>ImageNet</w:t>
+            </w:r>
+            <w:proofErr w:type="spellEnd"/>
+            <w:r>
+              <w:rPr>
+                <w:color w:val="000000"/>
+                <w:sz w:val="19"/>
+                <w:szCs w:val="19"/>
+              </w:rPr>
+              <w:t xml:space="preserve"> başlatma</w:t>
             </w:r>
           </w:p>
         </w:tc>
@@ -7158,7 +9188,25 @@
                 <w:sz w:val="19"/>
                 <w:szCs w:val="19"/>
               </w:rPr>
-              <w:t>Yaygın temel; “neden ImageNet değil” karşılaştırması</w:t>
+              <w:t xml:space="preserve">Yaygın temel; “neden </w:t>
+            </w:r>
+            <w:proofErr w:type="spellStart"/>
+            <w:r>
+              <w:rPr>
+                <w:color w:val="000000"/>
+                <w:sz w:val="19"/>
+                <w:szCs w:val="19"/>
+              </w:rPr>
+              <w:t>ImageNet</w:t>
+            </w:r>
+            <w:proofErr w:type="spellEnd"/>
+            <w:r>
+              <w:rPr>
+                <w:color w:val="000000"/>
+                <w:sz w:val="19"/>
+                <w:szCs w:val="19"/>
+              </w:rPr>
+              <w:t xml:space="preserve"> değil” karşılaştırması</w:t>
             </w:r>
           </w:p>
         </w:tc>
@@ -7299,13 +9347,23 @@
             <w:pPr>
               <w:spacing w:after="20" w:line="250" w:lineRule="auto"/>
             </w:pPr>
-            <w:r>
-              <w:rPr>
-                <w:color w:val="000000"/>
-                <w:sz w:val="19"/>
-                <w:szCs w:val="19"/>
-              </w:rPr>
-              <w:t xml:space="preserve">ImageNet </w:t>
+            <w:proofErr w:type="spellStart"/>
+            <w:r>
+              <w:rPr>
+                <w:color w:val="000000"/>
+                <w:sz w:val="19"/>
+                <w:szCs w:val="19"/>
+              </w:rPr>
+              <w:t>ImageNet</w:t>
+            </w:r>
+            <w:proofErr w:type="spellEnd"/>
+            <w:r>
+              <w:rPr>
+                <w:color w:val="000000"/>
+                <w:sz w:val="19"/>
+                <w:szCs w:val="19"/>
+              </w:rPr>
+              <w:t xml:space="preserve"> </w:t>
             </w:r>
             <w:r>
               <w:rPr>
@@ -7424,7 +9482,25 @@
                 <w:sz w:val="19"/>
                 <w:szCs w:val="19"/>
               </w:rPr>
-              <w:t>Çeşitlilik/robustluk (</w:t>
+              <w:t>Çeşitlilik/</w:t>
+            </w:r>
+            <w:proofErr w:type="spellStart"/>
+            <w:r>
+              <w:rPr>
+                <w:color w:val="000000"/>
+                <w:sz w:val="19"/>
+                <w:szCs w:val="19"/>
+              </w:rPr>
+              <w:t>robustluk</w:t>
+            </w:r>
+            <w:proofErr w:type="spellEnd"/>
+            <w:r>
+              <w:rPr>
+                <w:color w:val="000000"/>
+                <w:sz w:val="19"/>
+                <w:szCs w:val="19"/>
+              </w:rPr>
+              <w:t xml:space="preserve"> (</w:t>
             </w:r>
             <w:r>
               <w:rPr>
@@ -7448,7 +9524,7 @@
       <w:tr>
         <w:tc>
           <w:tcPr>
-            <w:tcW w:type="dxa" w:w="700"/>
+            <w:tcW w:w="700" w:type="dxa"/>
           </w:tcPr>
           <w:p>
             <w:r>
@@ -7458,21 +9534,69 @@
         </w:tc>
         <w:tc>
           <w:tcPr>
-            <w:tcW w:type="dxa" w:w="4200"/>
-          </w:tcPr>
-          <w:p>
-            <w:r>
-              <w:t>CT-MAE — FCMAE-tarzı seyrek konvolüsyon maskeleme (ConvNeXt V2 uyarlaması)</w:t>
-            </w:r>
-          </w:p>
-        </w:tc>
-        <w:tc>
-          <w:tcPr>
-            <w:tcW w:type="dxa" w:w="4126"/>
-          </w:tcPr>
-          <w:p>
-            <w:r>
-              <w:t>Maskeleme şeması ablasyonu: yoğun (dense) SimMIM maskelemenin tam-konvolüsyonel reseptif-alan sızıntısı riskini, ConvNeXt ailesiyle ağırlık-uyumlu sparse-conv maskelemeyle sınamak</w:t>
+            <w:tcW w:w="4200" w:type="dxa"/>
+          </w:tcPr>
+          <w:p>
+            <w:r>
+              <w:t>CT-MAE — FCMAE-tarzı seyrek konvolüsyon maskeleme (</w:t>
+            </w:r>
+            <w:proofErr w:type="spellStart"/>
+            <w:r>
+              <w:t>ConvNeXt</w:t>
+            </w:r>
+            <w:proofErr w:type="spellEnd"/>
+            <w:r>
+              <w:t xml:space="preserve"> V2 uyarlaması)</w:t>
+            </w:r>
+          </w:p>
+        </w:tc>
+        <w:tc>
+          <w:tcPr>
+            <w:tcW w:w="4126" w:type="dxa"/>
+          </w:tcPr>
+          <w:p>
+            <w:r>
+              <w:t xml:space="preserve">Maskeleme şeması ablasyonu: yoğun (dense) </w:t>
+            </w:r>
+            <w:proofErr w:type="spellStart"/>
+            <w:r>
+              <w:t>SimMIM</w:t>
+            </w:r>
+            <w:proofErr w:type="spellEnd"/>
+            <w:r>
+              <w:t xml:space="preserve"> maskelemenin tam-</w:t>
+            </w:r>
+            <w:proofErr w:type="spellStart"/>
+            <w:r>
+              <w:t>konvolüsyonel</w:t>
+            </w:r>
+            <w:proofErr w:type="spellEnd"/>
+            <w:r>
+              <w:t xml:space="preserve"> </w:t>
+            </w:r>
+            <w:proofErr w:type="spellStart"/>
+            <w:r>
+              <w:t>reseptif</w:t>
+            </w:r>
+            <w:proofErr w:type="spellEnd"/>
+            <w:r>
+              <w:t xml:space="preserve">-alan sızıntısı riskini, </w:t>
+            </w:r>
+            <w:proofErr w:type="spellStart"/>
+            <w:r>
+              <w:t>ConvNeXt</w:t>
+            </w:r>
+            <w:proofErr w:type="spellEnd"/>
+            <w:r>
+              <w:t xml:space="preserve"> ailesiyle ağırlık-uyumlu </w:t>
+            </w:r>
+            <w:proofErr w:type="spellStart"/>
+            <w:r>
+              <w:t>sparse-conv</w:t>
+            </w:r>
+            <w:proofErr w:type="spellEnd"/>
+            <w:r>
+              <w:t xml:space="preserve"> maskelemeyle sınamak</w:t>
             </w:r>
           </w:p>
         </w:tc>
@@ -7495,7 +9619,7 @@
     </w:p>
     <w:p>
       <w:pPr>
-        <w:pStyle w:val="Balk2"/>
+        <w:pStyle w:val="Heading2"/>
       </w:pPr>
       <w:bookmarkStart w:id="16" w:name="_Toc232714400"/>
       <w:r>
@@ -7527,36 +9651,76 @@
         <w:t>arttırmayı hedefler</w:t>
       </w:r>
       <w:r>
-        <w:t>. Belirsizlik kestirimi (derin topluluk, Monte Carlo dropout veya kanıt</w:t>
+        <w:t xml:space="preserve">. Belirsizlik kestirimi (derin topluluk, Monte Carlo </w:t>
+      </w:r>
+      <w:proofErr w:type="spellStart"/>
+      <w:r>
+        <w:t>dropout</w:t>
+      </w:r>
+      <w:proofErr w:type="spellEnd"/>
+      <w:r>
+        <w:t xml:space="preserve"> veya kanıt</w:t>
       </w:r>
       <w:r>
         <w:t xml:space="preserve"> </w:t>
       </w:r>
       <w:r>
-        <w:t>temelli yaklaşımlar) ile her tahmine güven değeri atanır. Seçici tahmin (selective prediction) çerçevesinde belirsizliği yüksek vakalar otomatik kararın dışına ayrılır ve risk</w:t>
-      </w:r>
+        <w:t>temelli yaklaşımlar) ile her tahmine güven değeri atanır. Seçici tahmin (</w:t>
+      </w:r>
+      <w:proofErr w:type="spellStart"/>
+      <w:r>
+        <w:t>selective</w:t>
+      </w:r>
+      <w:proofErr w:type="spellEnd"/>
       <w:r>
         <w:t xml:space="preserve"> </w:t>
       </w:r>
-      <w:r>
-        <w:t>kapsama eğrisi raporlanır. Çıktılar, hayati patolojileri (aort diseksiyonu/anevrizması) öne çıkaran bir aciliyet skoruna dönüştürülür ve bu sıralama veri setinin referans etiketlerine göre değerlendirilir. Açıklanabilirlik, lezyon</w:t>
+      <w:proofErr w:type="spellStart"/>
+      <w:r>
+        <w:t>prediction</w:t>
+      </w:r>
+      <w:proofErr w:type="spellEnd"/>
+      <w:r>
+        <w:t>) çerçevesinde belirsizliği yüksek vakalar otomatik kararın dışına ayrılır ve risk</w:t>
       </w:r>
       <w:r>
         <w:t xml:space="preserve"> </w:t>
       </w:r>
       <w:r>
+        <w:t xml:space="preserve">kapsama eğrisi raporlanır. Çıktılar, hayati patolojileri (aort diseksiyonu/anevrizması) öne çıkaran bir aciliyet skoruna dönüştürülür ve bu sıralama veri setinin referans etiketlerine göre değerlendirilir. </w:t>
+      </w:r>
+      <w:proofErr w:type="spellStart"/>
+      <w:r>
+        <w:t>Açıklanabilirlik</w:t>
+      </w:r>
+      <w:proofErr w:type="spellEnd"/>
+      <w:r>
+        <w:t>, lezyon</w:t>
+      </w:r>
+      <w:r>
+        <w:t xml:space="preserve"> </w:t>
+      </w:r>
+      <w:r>
         <w:t xml:space="preserve">düzeyi </w:t>
       </w:r>
       <w:r>
         <w:t xml:space="preserve">sınırlayıcı </w:t>
       </w:r>
       <w:r>
-        <w:t>kutular ve organ-temelli gerekçelendirme ile sağlanır. Bu bölümde prospektif okuyucu çalışması öngörülmez; değerlendirme referans anotasyonlara dayalıdır.</w:t>
+        <w:t xml:space="preserve">kutular ve organ-temelli gerekçelendirme ile sağlanır. Bu bölümde prospektif okuyucu çalışması öngörülmez; değerlendirme referans </w:t>
+      </w:r>
+      <w:proofErr w:type="spellStart"/>
+      <w:r>
+        <w:t>anotasyonlara</w:t>
+      </w:r>
+      <w:proofErr w:type="spellEnd"/>
+      <w:r>
+        <w:t xml:space="preserve"> dayalıdır.</w:t>
       </w:r>
     </w:p>
     <w:p>
       <w:pPr>
-        <w:pStyle w:val="Balk2"/>
+        <w:pStyle w:val="Heading2"/>
       </w:pPr>
       <w:bookmarkStart w:id="17" w:name="_Toc232714401"/>
       <w:r>
@@ -7570,13 +9734,44 @@
         <w:jc w:val="both"/>
       </w:pPr>
       <w:r>
-        <w:lastRenderedPageBreak/>
-        <w:t>Son bölüm iç ve dış geçerliliği hedefler: tabakalı çapraz doğrulama, ayrık iç (held-out) test kümesi ve farklı protokol/cihaz alt-grup analizleri. Önemli bir kontrol, modelin anatomiyi mi yoksa cihaz/protokol imzasını mı öğrendiğini sınamaktır (cihaz-kısayolu kontrolü). Gerçek harici doğrulama yalnızca kurum-dışı/halka açık batın BT setleriyle (AMOS, AbdomenCT-1K, TotalSegmentator) yapılır; bu setlerle genişletilmiş öz-denetim ve test, robustluk sigortası olarak değerlendirilir. Tüm değerlendirme referans anotasyonlara dayalı ve tümüyle otomatiktir; radyolog karşılaştırmalı okuyucu çalışması kapsam dışıdır.</w:t>
+        <w:t>Son bölüm iç ve dış geçerliliği hedefler: tabakalı çapraz doğrulama, ayrık iç (</w:t>
+      </w:r>
+      <w:proofErr w:type="spellStart"/>
+      <w:r>
+        <w:t>held-out</w:t>
+      </w:r>
+      <w:proofErr w:type="spellEnd"/>
+      <w:r>
+        <w:t xml:space="preserve">) test kümesi ve farklı protokol/cihaz alt-grup analizleri. Önemli bir kontrol, modelin anatomiyi mi yoksa cihaz/protokol imzasını mı öğrendiğini sınamaktır (cihaz-kısayolu kontrolü). Gerçek harici doğrulama yalnızca kurum-dışı/halka açık batın BT setleriyle (AMOS, AbdomenCT-1K, </w:t>
+      </w:r>
+      <w:proofErr w:type="spellStart"/>
+      <w:r>
+        <w:t>TotalSegmentator</w:t>
+      </w:r>
+      <w:proofErr w:type="spellEnd"/>
+      <w:r>
+        <w:t xml:space="preserve">) yapılır; bu setlerle genişletilmiş öz-denetim ve test, </w:t>
+      </w:r>
+      <w:proofErr w:type="spellStart"/>
+      <w:r>
+        <w:t>robustluk</w:t>
+      </w:r>
+      <w:proofErr w:type="spellEnd"/>
+      <w:r>
+        <w:t xml:space="preserve"> sigortası olarak değerlendirilir. Tüm değerlendirme referans </w:t>
+      </w:r>
+      <w:proofErr w:type="spellStart"/>
+      <w:r>
+        <w:t>anotasyonlara</w:t>
+      </w:r>
+      <w:proofErr w:type="spellEnd"/>
+      <w:r>
+        <w:t xml:space="preserve"> dayalı ve tümüyle otomatiktir; radyolog karşılaştırmalı okuyucu çalışması kapsam dışıdır.</w:t>
       </w:r>
     </w:p>
     <w:p>
       <w:pPr>
-        <w:pStyle w:val="Balk1"/>
+        <w:pStyle w:val="Heading1"/>
       </w:pPr>
       <w:bookmarkStart w:id="18" w:name="_Toc232714402"/>
       <w:r>
@@ -7595,7 +9790,7 @@
     </w:p>
     <w:p>
       <w:pPr>
-        <w:pStyle w:val="ListeParagraf"/>
+        <w:pStyle w:val="ListParagraph"/>
         <w:numPr>
           <w:ilvl w:val="0"/>
           <w:numId w:val="3"/>
@@ -7614,12 +9809,88 @@
         <w:t>B</w:t>
       </w:r>
       <w:r>
-        <w:t>eş IoU eşiğinde (0,1; 0,3; 0,5; 0,7; 0,9) ortalama F1 (ilişkili kod ve şekillerde 'Top-5 ortalama F1' olarak da geçer); sınıf başına precision/recall/F1; PR eğrileri ve mAP (ortalama kesinlik, mean Average Precision). Önerilen 2,5D + anatomi-kısıtlı toplama hattı, nnU-Net/MedNeXt tabanlı 3D segmentasyon→kutu karşı-referansıyla aynı bölme ve aynı protokolle karşılaştırılır.</w:t>
+        <w:t xml:space="preserve">eş </w:t>
+      </w:r>
+      <w:proofErr w:type="spellStart"/>
+      <w:r>
+        <w:t>IoU</w:t>
+      </w:r>
+      <w:proofErr w:type="spellEnd"/>
+      <w:r>
+        <w:t xml:space="preserve"> eşiğinde (0,1; 0,3; 0,5; 0,7; 0,9) ortalama F1 (ilişkili kod ve şekillerde 'Top-5 ortalama F1' olarak da geçer); sınıf başına </w:t>
+      </w:r>
+      <w:proofErr w:type="spellStart"/>
+      <w:r>
+        <w:t>precision</w:t>
+      </w:r>
+      <w:proofErr w:type="spellEnd"/>
+      <w:r>
+        <w:t>/</w:t>
+      </w:r>
+      <w:proofErr w:type="spellStart"/>
+      <w:r>
+        <w:t>recall</w:t>
+      </w:r>
+      <w:proofErr w:type="spellEnd"/>
+      <w:r>
+        <w:t xml:space="preserve">/F1; PR eğrileri ve </w:t>
+      </w:r>
+      <w:proofErr w:type="spellStart"/>
+      <w:r>
+        <w:t>mAP</w:t>
+      </w:r>
+      <w:proofErr w:type="spellEnd"/>
+      <w:r>
+        <w:t xml:space="preserve"> (ortalama kesinlik, </w:t>
+      </w:r>
+      <w:proofErr w:type="spellStart"/>
+      <w:r>
+        <w:t>mean</w:t>
+      </w:r>
+      <w:proofErr w:type="spellEnd"/>
+      <w:r>
+        <w:t xml:space="preserve"> </w:t>
+      </w:r>
+      <w:proofErr w:type="spellStart"/>
+      <w:r>
+        <w:t>Average</w:t>
+      </w:r>
+      <w:proofErr w:type="spellEnd"/>
+      <w:r>
+        <w:t xml:space="preserve"> Precision). Önerilen 2,5D + anatomi-kısıtlı toplama hattı, </w:t>
+      </w:r>
+      <w:proofErr w:type="spellStart"/>
+      <w:r>
+        <w:t>nnU</w:t>
+      </w:r>
+      <w:proofErr w:type="spellEnd"/>
+      <w:r>
+        <w:t>-</w:t>
+      </w:r>
+      <w:r>
+        <w:lastRenderedPageBreak/>
+        <w:t>Net/</w:t>
+      </w:r>
+      <w:proofErr w:type="spellStart"/>
+      <w:r>
+        <w:t>MedNeXt</w:t>
+      </w:r>
+      <w:proofErr w:type="spellEnd"/>
+      <w:r>
+        <w:t xml:space="preserve"> tabanlı 3D </w:t>
+      </w:r>
+      <w:proofErr w:type="spellStart"/>
+      <w:r>
+        <w:t>segmentasyon→kutu</w:t>
+      </w:r>
+      <w:proofErr w:type="spellEnd"/>
+      <w:r>
+        <w:t xml:space="preserve"> karşı-referansıyla aynı bölme ve aynı protokolle karşılaştırılır.</w:t>
       </w:r>
     </w:p>
     <w:p>
       <w:pPr>
-        <w:pStyle w:val="ListeParagraf"/>
+        <w:pStyle w:val="ListParagraph"/>
         <w:numPr>
           <w:ilvl w:val="0"/>
           <w:numId w:val="3"/>
@@ -7646,7 +9917,23 @@
           <w:b/>
           <w:bCs/>
         </w:rPr>
-        <w:t xml:space="preserve">verimliliği (headline): </w:t>
+        <w:t>verimliliği (</w:t>
+      </w:r>
+      <w:proofErr w:type="spellStart"/>
+      <w:r>
+        <w:rPr>
+          <w:b/>
+          <w:bCs/>
+        </w:rPr>
+        <w:t>headline</w:t>
+      </w:r>
+      <w:proofErr w:type="spellEnd"/>
+      <w:r>
+        <w:rPr>
+          <w:b/>
+          <w:bCs/>
+        </w:rPr>
+        <w:t xml:space="preserve">): </w:t>
       </w:r>
       <w:r>
         <w:t>Eğitim etiketlerinin %25/%50/%100'ü ile performans eğrisi; öz-denetimli ön-eğitimin az</w:t>
@@ -7660,7 +9947,7 @@
     </w:p>
     <w:p>
       <w:pPr>
-        <w:pStyle w:val="ListeParagraf"/>
+        <w:pStyle w:val="ListParagraph"/>
         <w:numPr>
           <w:ilvl w:val="0"/>
           <w:numId w:val="3"/>
@@ -7676,12 +9963,36 @@
         <w:t xml:space="preserve">Nadir sınıf ve küçük lezyon: </w:t>
       </w:r>
       <w:r>
-        <w:t>Nadir sınıflarda (divertikülit, apandisit) recall; lezyon boyutuna göre tabakalı recall (özellikle taş). Nadir sınıf sonuçları 'yön gösterici' olarak işaretlenir.</w:t>
+        <w:t>Nadir sınıflarda (</w:t>
+      </w:r>
+      <w:proofErr w:type="spellStart"/>
+      <w:r>
+        <w:t>divertikülit</w:t>
+      </w:r>
+      <w:proofErr w:type="spellEnd"/>
+      <w:r>
+        <w:t xml:space="preserve">, apandisit) </w:t>
+      </w:r>
+      <w:proofErr w:type="spellStart"/>
+      <w:r>
+        <w:t>recall</w:t>
+      </w:r>
+      <w:proofErr w:type="spellEnd"/>
+      <w:r>
+        <w:t xml:space="preserve">; lezyon boyutuna göre tabakalı </w:t>
+      </w:r>
+      <w:proofErr w:type="spellStart"/>
+      <w:r>
+        <w:t>recall</w:t>
+      </w:r>
+      <w:proofErr w:type="spellEnd"/>
+      <w:r>
+        <w:t xml:space="preserve"> (özellikle taş). Nadir sınıf sonuçları 'yön gösterici' olarak işaretlenir.</w:t>
       </w:r>
     </w:p>
     <w:p>
       <w:pPr>
-        <w:pStyle w:val="ListeParagraf"/>
+        <w:pStyle w:val="ListParagraph"/>
         <w:numPr>
           <w:ilvl w:val="0"/>
           <w:numId w:val="3"/>
@@ -7690,12 +10001,20 @@
         <w:jc w:val="both"/>
       </w:pPr>
       <w:r>
-        <w:t>Kalibrasyon ve belirsizlik: ECE (beklenen kalibrasyon hatası) ve Brier skoru; risk–kapsama eğrisi ve seçici doğruluk.</w:t>
+        <w:t xml:space="preserve">Kalibrasyon ve belirsizlik: ECE (beklenen kalibrasyon hatası) ve </w:t>
+      </w:r>
+      <w:proofErr w:type="spellStart"/>
+      <w:r>
+        <w:t>Brier</w:t>
+      </w:r>
+      <w:proofErr w:type="spellEnd"/>
+      <w:r>
+        <w:t xml:space="preserve"> skoru; risk–kapsama eğrisi ve seçici doğruluk.</w:t>
       </w:r>
     </w:p>
     <w:p>
       <w:pPr>
-        <w:pStyle w:val="ListeParagraf"/>
+        <w:pStyle w:val="ListParagraph"/>
         <w:numPr>
           <w:ilvl w:val="0"/>
           <w:numId w:val="3"/>
@@ -7715,7 +10034,7 @@
     </w:p>
     <w:p>
       <w:pPr>
-        <w:pStyle w:val="ListeParagraf"/>
+        <w:pStyle w:val="ListParagraph"/>
         <w:numPr>
           <w:ilvl w:val="0"/>
           <w:numId w:val="3"/>
@@ -7728,15 +10047,55 @@
           <w:b/>
           <w:bCs/>
         </w:rPr>
-        <w:t>İstatistiksel titizlik: Bootstrap güven aralıkları (CI) + çoklu tohum (seed)</w:t>
-      </w:r>
-      <w:r>
-        <w:t>; modeller arası farklar için eşleştirilmiş/permütasyon testleri. Küçük n'li sınıflarda anlamlılık iddiasından kaçınılır.</w:t>
+        <w:t xml:space="preserve">İstatistiksel titizlik: </w:t>
+      </w:r>
+      <w:proofErr w:type="spellStart"/>
+      <w:r>
+        <w:rPr>
+          <w:b/>
+          <w:bCs/>
+        </w:rPr>
+        <w:t>Bootstrap</w:t>
+      </w:r>
+      <w:proofErr w:type="spellEnd"/>
+      <w:r>
+        <w:rPr>
+          <w:b/>
+          <w:bCs/>
+        </w:rPr>
+        <w:t xml:space="preserve"> güven aralıkları (CI) + çoklu tohum (</w:t>
+      </w:r>
+      <w:proofErr w:type="spellStart"/>
+      <w:r>
+        <w:rPr>
+          <w:b/>
+          <w:bCs/>
+        </w:rPr>
+        <w:t>seed</w:t>
+      </w:r>
+      <w:proofErr w:type="spellEnd"/>
+      <w:r>
+        <w:rPr>
+          <w:b/>
+          <w:bCs/>
+        </w:rPr>
+        <w:t>)</w:t>
+      </w:r>
+      <w:r>
+        <w:t xml:space="preserve">; modeller arası farklar için eşleştirilmiş/permütasyon testleri. Küçük </w:t>
+      </w:r>
+      <w:proofErr w:type="spellStart"/>
+      <w:r>
+        <w:t>n'li</w:t>
+      </w:r>
+      <w:proofErr w:type="spellEnd"/>
+      <w:r>
+        <w:t xml:space="preserve"> sınıflarda anlamlılık iddiasından kaçınılır.</w:t>
       </w:r>
     </w:p>
     <w:p>
       <w:pPr>
-        <w:pStyle w:val="Balk1"/>
+        <w:pStyle w:val="Heading1"/>
       </w:pPr>
       <w:bookmarkStart w:id="19" w:name="_Toc232714403"/>
       <w:r>
@@ -7886,8 +10245,18 @@
                 <w:sz w:val="19"/>
                 <w:szCs w:val="19"/>
               </w:rPr>
-              <w:t>A — Havuzlama + bölme + benchmark</w:t>
-            </w:r>
+              <w:t xml:space="preserve">A — Havuzlama + bölme + </w:t>
+            </w:r>
+            <w:proofErr w:type="spellStart"/>
+            <w:r>
+              <w:rPr>
+                <w:color w:val="000000"/>
+                <w:sz w:val="19"/>
+                <w:szCs w:val="19"/>
+              </w:rPr>
+              <w:t>benchmark</w:t>
+            </w:r>
+            <w:proofErr w:type="spellEnd"/>
           </w:p>
         </w:tc>
         <w:tc>
@@ -8501,18 +10870,17 @@
     </w:p>
     <w:p>
       <w:pPr>
-        <w:pStyle w:val="Balk1"/>
+        <w:pStyle w:val="Heading1"/>
       </w:pPr>
       <w:bookmarkStart w:id="20" w:name="_Toc232714404"/>
       <w:r>
-        <w:lastRenderedPageBreak/>
         <w:t>9. Beklenen Çıktılar ve Yayın Planı</w:t>
       </w:r>
       <w:bookmarkEnd w:id="20"/>
     </w:p>
     <w:p>
       <w:pPr>
-        <w:pStyle w:val="ListeParagraf"/>
+        <w:pStyle w:val="ListParagraph"/>
         <w:numPr>
           <w:ilvl w:val="0"/>
           <w:numId w:val="3"/>
@@ -8528,12 +10896,20 @@
         <w:t xml:space="preserve">Y1 (ana makale) — </w:t>
       </w:r>
       <w:r>
-        <w:t>Öz-denetimli CT-MAE ile ön-eğitilmiş, anatomi-koşullu çok-patolojili tespit modeli (Bölüm C): tezin merkezî metodolojik katkısı, üst düzey dergi/konferans hedefi.</w:t>
+        <w:t>Öz-denetimli CT-MAE ile ön-eğitilmiş, anatomi-koşullu çok-</w:t>
+      </w:r>
+      <w:proofErr w:type="spellStart"/>
+      <w:r>
+        <w:t>patolojili</w:t>
+      </w:r>
+      <w:proofErr w:type="spellEnd"/>
+      <w:r>
+        <w:t xml:space="preserve"> tespit modeli (Bölüm C): tezin merkezî metodolojik katkısı, üst düzey dergi/konferans hedefi.</w:t>
       </w:r>
     </w:p>
     <w:p>
       <w:pPr>
-        <w:pStyle w:val="ListeParagraf"/>
+        <w:pStyle w:val="ListParagraph"/>
         <w:numPr>
           <w:ilvl w:val="0"/>
           <w:numId w:val="3"/>
@@ -8542,12 +10918,20 @@
         <w:jc w:val="both"/>
       </w:pPr>
       <w:r>
-        <w:t>Y2 — Veri seti, havuzlama ve sızıntısız değerlendirme protokolü + benchmark makalesi (Bölüm A).</w:t>
+        <w:t xml:space="preserve">Y2 — Veri seti, havuzlama ve sızıntısız değerlendirme protokolü + </w:t>
+      </w:r>
+      <w:proofErr w:type="spellStart"/>
+      <w:r>
+        <w:t>benchmark</w:t>
+      </w:r>
+      <w:proofErr w:type="spellEnd"/>
+      <w:r>
+        <w:t xml:space="preserve"> makalesi (Bölüm A).</w:t>
       </w:r>
     </w:p>
     <w:p>
       <w:pPr>
-        <w:pStyle w:val="ListeParagraf"/>
+        <w:pStyle w:val="ListParagraph"/>
         <w:numPr>
           <w:ilvl w:val="0"/>
           <w:numId w:val="3"/>
@@ -8561,7 +10945,7 @@
     </w:p>
     <w:p>
       <w:pPr>
-        <w:pStyle w:val="ListeParagraf"/>
+        <w:pStyle w:val="ListParagraph"/>
         <w:numPr>
           <w:ilvl w:val="0"/>
           <w:numId w:val="3"/>
@@ -8575,7 +10959,7 @@
     </w:p>
     <w:p>
       <w:pPr>
-        <w:pStyle w:val="ListeParagraf"/>
+        <w:pStyle w:val="ListParagraph"/>
         <w:numPr>
           <w:ilvl w:val="0"/>
           <w:numId w:val="3"/>
@@ -8589,7 +10973,7 @@
     </w:p>
     <w:p>
       <w:pPr>
-        <w:pStyle w:val="ListeParagraf"/>
+        <w:pStyle w:val="ListParagraph"/>
         <w:numPr>
           <w:ilvl w:val="0"/>
           <w:numId w:val="3"/>
@@ -8603,17 +10987,18 @@
     </w:p>
     <w:p>
       <w:pPr>
-        <w:pStyle w:val="Balk1"/>
+        <w:pStyle w:val="Heading1"/>
       </w:pPr>
       <w:bookmarkStart w:id="21" w:name="_Toc232714405"/>
       <w:r>
+        <w:lastRenderedPageBreak/>
         <w:t>10. Riskler, Sınırlılıklar ve Etik</w:t>
       </w:r>
       <w:bookmarkEnd w:id="21"/>
     </w:p>
     <w:p>
       <w:pPr>
-        <w:pStyle w:val="ListeParagraf"/>
+        <w:pStyle w:val="ListParagraph"/>
         <w:numPr>
           <w:ilvl w:val="0"/>
           <w:numId w:val="3"/>
@@ -8634,7 +11019,7 @@
     </w:p>
     <w:p>
       <w:pPr>
-        <w:pStyle w:val="ListeParagraf"/>
+        <w:pStyle w:val="ListParagraph"/>
         <w:numPr>
           <w:ilvl w:val="0"/>
           <w:numId w:val="3"/>
@@ -8647,21 +11032,53 @@
           <w:b/>
           <w:bCs/>
         </w:rPr>
-        <w:t xml:space="preserve">Öz-denetim, ImageNet'i geçemezse: </w:t>
-      </w:r>
-      <w:r>
-        <w:t xml:space="preserve">CT-MAE tepe F1'de ImageNet'i </w:t>
+        <w:t xml:space="preserve">Öz-denetim, </w:t>
+      </w:r>
+      <w:proofErr w:type="spellStart"/>
+      <w:r>
+        <w:rPr>
+          <w:b/>
+          <w:bCs/>
+        </w:rPr>
+        <w:t>ImageNet'i</w:t>
+      </w:r>
+      <w:proofErr w:type="spellEnd"/>
+      <w:r>
+        <w:rPr>
+          <w:b/>
+          <w:bCs/>
+        </w:rPr>
+        <w:t xml:space="preserve"> geçemezse: </w:t>
+      </w:r>
+      <w:r>
+        <w:t xml:space="preserve">CT-MAE tepe F1'de </w:t>
+      </w:r>
+      <w:proofErr w:type="spellStart"/>
+      <w:r>
+        <w:t>ImageNet'i</w:t>
+      </w:r>
+      <w:proofErr w:type="spellEnd"/>
+      <w:r>
+        <w:t xml:space="preserve"> </w:t>
       </w:r>
       <w:r>
         <w:t>anlamlı derecede</w:t>
       </w:r>
       <w:r>
-        <w:t xml:space="preserve"> geçemezse katkı, etiket-verimliliği, nadir-sınıf recall, daha iyi kalibrasyon ve daha hızlı yakınsama üzerinden konumlanır.</w:t>
+        <w:t xml:space="preserve"> geçemezse katkı, etiket-verimliliği, nadir-sınıf </w:t>
+      </w:r>
+      <w:proofErr w:type="spellStart"/>
+      <w:r>
+        <w:t>recall</w:t>
+      </w:r>
+      <w:proofErr w:type="spellEnd"/>
+      <w:r>
+        <w:t>, daha iyi kalibrasyon ve daha hızlı yakınsama üzerinden konumlanır.</w:t>
       </w:r>
     </w:p>
     <w:p>
       <w:pPr>
-        <w:pStyle w:val="ListeParagraf"/>
+        <w:pStyle w:val="ListParagraph"/>
         <w:numPr>
           <w:ilvl w:val="0"/>
           <w:numId w:val="3"/>
@@ -8682,24 +11099,42 @@
     </w:p>
     <w:p>
       <w:pPr>
-        <w:pStyle w:val="ListeParagraf"/>
+        <w:pStyle w:val="ListParagraph"/>
       </w:pPr>
+      <w:proofErr w:type="spellStart"/>
       <w:r>
         <w:rPr>
           <w:b/>
         </w:rPr>
-        <w:t xml:space="preserve">TotalSegmentator alan kayması: </w:t>
-      </w:r>
+        <w:t>TotalSegmentator</w:t>
+      </w:r>
+      <w:proofErr w:type="spellEnd"/>
       <w:r>
         <w:rPr>
-          <w:b w:val="0"/>
+          <w:b/>
         </w:rPr>
-        <w:t>TotalSegmentator normal anatomi üzerinde eğitilmiştir; akut patolojik/acil batın görüntülerinde organ sınırlarında kayma riski taşır. Bu nedenle pseudo-maske anatomi kolunda birincil değil, sınır-kesiti etiketiyle çapalanmış tamamlayıcı bir sinyal olarak kullanılır; tutarsızlık durumunda sınır-kesiti etiketi önceliklidir.</w:t>
+        <w:t xml:space="preserve"> alan kayması: </w:t>
+      </w:r>
+      <w:proofErr w:type="spellStart"/>
+      <w:r>
+        <w:t>TotalSegmentator</w:t>
+      </w:r>
+      <w:proofErr w:type="spellEnd"/>
+      <w:r>
+        <w:t xml:space="preserve"> normal anatomi üzerinde eğitilmiştir; akut patolojik/acil batın görüntülerinde organ sınırlarında kayma riski taşır. Bu nedenle </w:t>
+      </w:r>
+      <w:proofErr w:type="spellStart"/>
+      <w:r>
+        <w:t>pseudo</w:t>
+      </w:r>
+      <w:proofErr w:type="spellEnd"/>
+      <w:r>
+        <w:t>-maske anatomi kolunda birincil değil, sınır-kesiti etiketiyle çapalanmış tamamlayıcı bir sinyal olarak kullanılır; tutarsızlık durumunda sınır-kesiti etiketi önceliklidir.</w:t>
       </w:r>
     </w:p>
     <w:p>
       <w:pPr>
-        <w:pStyle w:val="ListeParagraf"/>
+        <w:pStyle w:val="ListParagraph"/>
         <w:numPr>
           <w:ilvl w:val="0"/>
           <w:numId w:val="3"/>
@@ -8714,8 +11149,13 @@
         </w:rPr>
         <w:t xml:space="preserve">Nadir-sınıf ve istatistik: </w:t>
       </w:r>
-      <w:r>
-        <w:t xml:space="preserve">Divertikülit (21 vaka) ve apandisit gibi çok </w:t>
+      <w:proofErr w:type="spellStart"/>
+      <w:r>
+        <w:t>Divertikülit</w:t>
+      </w:r>
+      <w:proofErr w:type="spellEnd"/>
+      <w:r>
+        <w:t xml:space="preserve"> (21 vaka) ve apandisit gibi çok </w:t>
       </w:r>
       <w:r>
         <w:t>düşük</w:t>
@@ -8727,10 +11167,26 @@
         <w:t xml:space="preserve">örneklem sayılarında </w:t>
       </w:r>
       <w:r>
-        <w:t xml:space="preserve">sonuçlar yön gösterici tutulur; bootstrap CI ve çoklu </w:t>
-      </w:r>
-      <w:r>
-        <w:t>başlangıç değerleri(seed)</w:t>
+        <w:t xml:space="preserve">sonuçlar yön gösterici tutulur; </w:t>
+      </w:r>
+      <w:proofErr w:type="spellStart"/>
+      <w:r>
+        <w:t>bootstrap</w:t>
+      </w:r>
+      <w:proofErr w:type="spellEnd"/>
+      <w:r>
+        <w:t xml:space="preserve"> CI ve çoklu </w:t>
+      </w:r>
+      <w:r>
+        <w:t>başlangıç değerleri(</w:t>
+      </w:r>
+      <w:proofErr w:type="spellStart"/>
+      <w:r>
+        <w:t>seed</w:t>
+      </w:r>
+      <w:proofErr w:type="spellEnd"/>
+      <w:r>
+        <w:t>)</w:t>
       </w:r>
       <w:r>
         <w:t xml:space="preserve"> ile </w:t>
@@ -8744,7 +11200,7 @@
     </w:p>
     <w:p>
       <w:pPr>
-        <w:pStyle w:val="ListeParagraf"/>
+        <w:pStyle w:val="ListParagraph"/>
         <w:numPr>
           <w:ilvl w:val="0"/>
           <w:numId w:val="3"/>
@@ -8778,12 +11234,46 @@
         <w:t>lerdir</w:t>
       </w:r>
       <w:r>
-        <w:t>. nnU-Net/MedNeXt tabanlı 3D karşı-referansta, segmentasyon→kutu dönüşümü (bağlı bileşen analizi) komşu/çok-odaklı lezyonları tek kutuda birleştirme veya gürültülü voksel kümelerini yanlış pozitif kutuya çevirme riski taşır; bu nedenle sonuçlar yön gösterici kabul edilir.</w:t>
+        <w:t xml:space="preserve">. </w:t>
+      </w:r>
+      <w:proofErr w:type="spellStart"/>
+      <w:proofErr w:type="gramStart"/>
+      <w:r>
+        <w:t>nnU</w:t>
+      </w:r>
+      <w:proofErr w:type="spellEnd"/>
+      <w:proofErr w:type="gramEnd"/>
+      <w:r>
+        <w:t>-Net/</w:t>
+      </w:r>
+      <w:proofErr w:type="spellStart"/>
+      <w:r>
+        <w:t>MedNeXt</w:t>
+      </w:r>
+      <w:proofErr w:type="spellEnd"/>
+      <w:r>
+        <w:t xml:space="preserve"> tabanlı 3D karşı-referansta, </w:t>
+      </w:r>
+      <w:proofErr w:type="spellStart"/>
+      <w:r>
+        <w:t>segmentasyon→kutu</w:t>
+      </w:r>
+      <w:proofErr w:type="spellEnd"/>
+      <w:r>
+        <w:t xml:space="preserve"> dönüşümü (bağlı bileşen analizi) komşu/çok-odaklı lezyonları tek kutuda birleştirme veya gürültülü </w:t>
+      </w:r>
+      <w:proofErr w:type="spellStart"/>
+      <w:r>
+        <w:t>voksel</w:t>
+      </w:r>
+      <w:proofErr w:type="spellEnd"/>
+      <w:r>
+        <w:t xml:space="preserve"> kümelerini yanlış pozitif kutuya çevirme riski taşır; bu nedenle sonuçlar yön gösterici kabul edilir.</w:t>
       </w:r>
     </w:p>
     <w:p>
       <w:pPr>
-        <w:pStyle w:val="ListeParagraf"/>
+        <w:pStyle w:val="ListParagraph"/>
         <w:numPr>
           <w:ilvl w:val="0"/>
           <w:numId w:val="3"/>
@@ -8805,12 +11295,20 @@
         <w:t>tır</w:t>
       </w:r>
       <w:r>
-        <w:t>; değerlendirme referans anotasyonlara dayanır. Bu bir sınırlılıktır ve açıkça raporlanır.</w:t>
+        <w:t xml:space="preserve">; değerlendirme referans </w:t>
+      </w:r>
+      <w:proofErr w:type="spellStart"/>
+      <w:r>
+        <w:t>anotasyonlara</w:t>
+      </w:r>
+      <w:proofErr w:type="spellEnd"/>
+      <w:r>
+        <w:t xml:space="preserve"> dayanır. Bu bir sınırlılıktır ve açıkça raporlanır.</w:t>
       </w:r>
     </w:p>
     <w:p>
       <w:pPr>
-        <w:pStyle w:val="ListeParagraf"/>
+        <w:pStyle w:val="ListParagraph"/>
         <w:numPr>
           <w:ilvl w:val="0"/>
           <w:numId w:val="3"/>
@@ -8831,7 +11329,7 @@
     </w:p>
     <w:p>
       <w:pPr>
-        <w:pStyle w:val="Balk1"/>
+        <w:pStyle w:val="Heading1"/>
       </w:pPr>
       <w:bookmarkStart w:id="22" w:name="_Toc232714406"/>
       <w:r>
@@ -8982,13 +11480,23 @@
               </w:rPr>
               <w:t xml:space="preserve"> </w:t>
             </w:r>
-            <w:r>
-              <w:rPr>
-                <w:color w:val="000000"/>
-                <w:sz w:val="19"/>
-                <w:szCs w:val="19"/>
-              </w:rPr>
-              <w:t>patolojili triyaj (önerilen)</w:t>
+            <w:proofErr w:type="spellStart"/>
+            <w:r>
+              <w:rPr>
+                <w:color w:val="000000"/>
+                <w:sz w:val="19"/>
+                <w:szCs w:val="19"/>
+              </w:rPr>
+              <w:t>patolojili</w:t>
+            </w:r>
+            <w:proofErr w:type="spellEnd"/>
+            <w:r>
+              <w:rPr>
+                <w:color w:val="000000"/>
+                <w:sz w:val="19"/>
+                <w:szCs w:val="19"/>
+              </w:rPr>
+              <w:t xml:space="preserve"> triyaj (önerilen)</w:t>
             </w:r>
           </w:p>
         </w:tc>
@@ -9106,7 +11614,25 @@
                 <w:sz w:val="19"/>
                 <w:szCs w:val="19"/>
               </w:rPr>
-              <w:t>denetimli CT-MAE + boundary-slice anatomi</w:t>
+              <w:t xml:space="preserve">denetimli CT-MAE + </w:t>
+            </w:r>
+            <w:proofErr w:type="spellStart"/>
+            <w:r>
+              <w:rPr>
+                <w:color w:val="000000"/>
+                <w:sz w:val="19"/>
+                <w:szCs w:val="19"/>
+              </w:rPr>
+              <w:t>boundary-slice</w:t>
+            </w:r>
+            <w:proofErr w:type="spellEnd"/>
+            <w:r>
+              <w:rPr>
+                <w:color w:val="000000"/>
+                <w:sz w:val="19"/>
+                <w:szCs w:val="19"/>
+              </w:rPr>
+              <w:t xml:space="preserve"> anatomi</w:t>
             </w:r>
             <w:r>
               <w:rPr>
@@ -9207,7 +11733,6 @@
                 <w:sz w:val="19"/>
                 <w:szCs w:val="19"/>
               </w:rPr>
-              <w:lastRenderedPageBreak/>
               <w:t>C. Açıklanabilir/güvenli karar destek</w:t>
             </w:r>
           </w:p>
@@ -9307,7 +11832,7 @@
     </w:p>
     <w:p>
       <w:pPr>
-        <w:pStyle w:val="Balk1"/>
+        <w:pStyle w:val="Heading1"/>
       </w:pPr>
       <w:bookmarkStart w:id="23" w:name="_Toc232714407"/>
       <w:r>
@@ -9321,7 +11846,144 @@
         <w:jc w:val="both"/>
       </w:pPr>
       <w:r>
-        <w:t>Tezin literatür temeli, 2021–2026 dönemini kapsayan ve 191 çalışmayı nihai analize alan sistematik kapsam belirleme incelemesidir (“Artificial Intelligence Applications in Computed Tomography for Abdominal Pain: A Multi-Database Scoping Review, 2021–2026”). Kaynaklar; patoloji bazlı sentez, model aileleri (CNN, U-Net/nnU-Net, MedNeXt, ViT/Swin temel modelleri, YOLO ailesi), tıbbi öz-denetimli ön-eğitim (Models Genesis, MAE/CT-MAE, SimMIM, ConvNeXt V2/FCMAE), halka açık batın BT veri setleri (AMOS, AbdomenCT-1K, TotalSegmentator) ve değerlendirme/kanıt kalitesi (harici doğrulama, kalibrasyon, açık bilim) başlıkları altında düzenlenecektir.</w:t>
+        <w:lastRenderedPageBreak/>
+        <w:t>Tezin literatür temeli, 2021–2026 dönemini kapsayan ve 191 çalışmayı nihai analize alan sistematik kapsam belirleme incelemesidir (“</w:t>
+      </w:r>
+      <w:proofErr w:type="spellStart"/>
+      <w:r>
+        <w:t>Artificial</w:t>
+      </w:r>
+      <w:proofErr w:type="spellEnd"/>
+      <w:r>
+        <w:t xml:space="preserve"> </w:t>
+      </w:r>
+      <w:proofErr w:type="spellStart"/>
+      <w:r>
+        <w:t>Intelligence</w:t>
+      </w:r>
+      <w:proofErr w:type="spellEnd"/>
+      <w:r>
+        <w:t xml:space="preserve"> Applications in </w:t>
+      </w:r>
+      <w:proofErr w:type="spellStart"/>
+      <w:r>
+        <w:t>Computed</w:t>
+      </w:r>
+      <w:proofErr w:type="spellEnd"/>
+      <w:r>
+        <w:t xml:space="preserve"> </w:t>
+      </w:r>
+      <w:proofErr w:type="spellStart"/>
+      <w:r>
+        <w:t>Tomography</w:t>
+      </w:r>
+      <w:proofErr w:type="spellEnd"/>
+      <w:r>
+        <w:t xml:space="preserve"> </w:t>
+      </w:r>
+      <w:proofErr w:type="spellStart"/>
+      <w:r>
+        <w:t>for</w:t>
+      </w:r>
+      <w:proofErr w:type="spellEnd"/>
+      <w:r>
+        <w:t xml:space="preserve"> Abdominal </w:t>
+      </w:r>
+      <w:proofErr w:type="spellStart"/>
+      <w:r>
+        <w:t>Pain</w:t>
+      </w:r>
+      <w:proofErr w:type="spellEnd"/>
+      <w:r>
+        <w:t xml:space="preserve">: A Multi-Database </w:t>
+      </w:r>
+      <w:proofErr w:type="spellStart"/>
+      <w:r>
+        <w:t>Scoping</w:t>
+      </w:r>
+      <w:proofErr w:type="spellEnd"/>
+      <w:r>
+        <w:t xml:space="preserve"> </w:t>
+      </w:r>
+      <w:proofErr w:type="spellStart"/>
+      <w:r>
+        <w:t>Review</w:t>
+      </w:r>
+      <w:proofErr w:type="spellEnd"/>
+      <w:r>
+        <w:t>, 2021–2026”). Kaynaklar; patoloji bazlı sentez, model aileleri (CNN, U-Net/</w:t>
+      </w:r>
+      <w:proofErr w:type="spellStart"/>
+      <w:r>
+        <w:t>nnU</w:t>
+      </w:r>
+      <w:proofErr w:type="spellEnd"/>
+      <w:r>
+        <w:t xml:space="preserve">-Net, </w:t>
+      </w:r>
+      <w:proofErr w:type="spellStart"/>
+      <w:r>
+        <w:t>MedNeXt</w:t>
+      </w:r>
+      <w:proofErr w:type="spellEnd"/>
+      <w:r>
+        <w:t xml:space="preserve">, </w:t>
+      </w:r>
+      <w:proofErr w:type="spellStart"/>
+      <w:r>
+        <w:t>ViT</w:t>
+      </w:r>
+      <w:proofErr w:type="spellEnd"/>
+      <w:r>
+        <w:t>/</w:t>
+      </w:r>
+      <w:proofErr w:type="spellStart"/>
+      <w:r>
+        <w:t>Swin</w:t>
+      </w:r>
+      <w:proofErr w:type="spellEnd"/>
+      <w:r>
+        <w:t xml:space="preserve"> temel modelleri, YOLO ailesi), tıbbi öz-denetimli ön-eğitim (</w:t>
+      </w:r>
+      <w:proofErr w:type="spellStart"/>
+      <w:r>
+        <w:t>Models</w:t>
+      </w:r>
+      <w:proofErr w:type="spellEnd"/>
+      <w:r>
+        <w:t xml:space="preserve"> </w:t>
+      </w:r>
+      <w:proofErr w:type="spellStart"/>
+      <w:r>
+        <w:t>Genesis</w:t>
+      </w:r>
+      <w:proofErr w:type="spellEnd"/>
+      <w:r>
+        <w:t xml:space="preserve">, MAE/CT-MAE, </w:t>
+      </w:r>
+      <w:proofErr w:type="spellStart"/>
+      <w:r>
+        <w:t>SimMIM</w:t>
+      </w:r>
+      <w:proofErr w:type="spellEnd"/>
+      <w:r>
+        <w:t xml:space="preserve">, </w:t>
+      </w:r>
+      <w:proofErr w:type="spellStart"/>
+      <w:r>
+        <w:t>ConvNeXt</w:t>
+      </w:r>
+      <w:proofErr w:type="spellEnd"/>
+      <w:r>
+        <w:t xml:space="preserve"> V2/FCMAE), halka açık batın BT veri setleri (AMOS, AbdomenCT-1K, </w:t>
+      </w:r>
+      <w:proofErr w:type="spellStart"/>
+      <w:r>
+        <w:t>TotalSegmentator</w:t>
+      </w:r>
+      <w:proofErr w:type="spellEnd"/>
+      <w:r>
+        <w:t>) ve değerlendirme/kanıt kalitesi (harici doğrulama, kalibrasyon, açık bilim) başlıkları altında düzenlenecektir.</w:t>
       </w:r>
     </w:p>
     <w:p>
@@ -9336,7 +11998,29 @@
           <w:sz w:val="18"/>
           <w:szCs w:val="18"/>
         </w:rPr>
-        <w:t>Not: Bu belge bir tez önerisi/araştırma protokolüdür. Patoloji ve literatür sayıları nihai sistematik inceleme makalesinden (n=191) ve veri seti dosyalarından/manifestten doğrulanmıştır. Model performansına ilişkin değerler henüz üretilmemiştir; mevcut taslaklardaki sayılar yer</w:t>
+        <w:t>Not: Bu belge bir tez önerisi/araştırma protokolüdür. Patoloji ve literatür sayıları nihai sistematik inceleme makalesinden (n=191) ve veri seti dosyalarından/</w:t>
+      </w:r>
+      <w:proofErr w:type="spellStart"/>
+      <w:r>
+        <w:rPr>
+          <w:i/>
+          <w:iCs/>
+          <w:color w:val="808080"/>
+          <w:sz w:val="18"/>
+          <w:szCs w:val="18"/>
+        </w:rPr>
+        <w:t>manifestten</w:t>
+      </w:r>
+      <w:proofErr w:type="spellEnd"/>
+      <w:r>
+        <w:rPr>
+          <w:i/>
+          <w:iCs/>
+          <w:color w:val="808080"/>
+          <w:sz w:val="18"/>
+          <w:szCs w:val="18"/>
+        </w:rPr>
+        <w:t xml:space="preserve"> doğrulanmıştır. Model performansına ilişkin değerler henüz üretilmemiştir; mevcut taslaklardaki sayılar yer</w:t>
       </w:r>
       <w:r>
         <w:rPr>
@@ -9372,7 +12056,7 @@
 </file>
 
 <file path=word/endnotes.xml><?xml version="1.0" encoding="utf-8"?>
-<w:endnotes xmlns:wpc="http://schemas.microsoft.com/office/word/2010/wordprocessingCanvas" xmlns:cx="http://schemas.microsoft.com/office/drawing/2014/chartex" xmlns:cx1="http://schemas.microsoft.com/office/drawing/2015/9/8/chartex" xmlns:cx2="http://schemas.microsoft.com/office/drawing/2015/10/21/chartex" xmlns:cx3="http://schemas.microsoft.com/office/drawing/2016/5/9/chartex" xmlns:cx4="http://schemas.microsoft.com/office/drawing/2016/5/10/chartex" xmlns:cx5="http://schemas.microsoft.com/office/drawing/2016/5/11/chartex" xmlns:cx6="http://schemas.microsoft.com/office/drawing/2016/5/12/chartex" xmlns:cx7="http://schemas.microsoft.com/office/drawing/2016/5/13/chartex" xmlns:cx8="http://schemas.microsoft.com/office/drawing/2016/5/14/chartex" xmlns:mc="http://schemas.openxmlformats.org/markup-compatibility/2006" xmlns:aink="http://schemas.microsoft.com/office/drawing/2016/ink" xmlns:am3d="http://schemas.microsoft.com/office/drawing/2017/model3d" xmlns:o="urn:schemas-microsoft-com:office:office" xmlns:oel="http://schemas.microsoft.com/office/2019/extlst" xmlns:r="http://schemas.openxmlformats.org/officeDocument/2006/relationships" xmlns:m="http://schemas.openxmlformats.org/officeDocument/2006/math" xmlns:v="urn:schemas-microsoft-com:vml" xmlns:wp14="http://schemas.microsoft.com/office/word/2010/wordprocessingDrawing" xmlns:wp="http://schemas.openxmlformats.org/drawingml/2006/wordprocessingDrawing" xmlns:w10="urn:schemas-microsoft-com:office:word" xmlns:w="http://schemas.openxmlformats.org/wordprocessingml/2006/main" xmlns:w14="http://schemas.microsoft.com/office/word/2010/wordml" xmlns:w15="http://schemas.microsoft.com/office/word/2012/wordml" xmlns:w16cex="http://schemas.microsoft.com/office/word/2018/wordml/cex" xmlns:w16cid="http://schemas.microsoft.com/office/word/2016/wordml/cid" xmlns:w16="http://schemas.microsoft.com/office/word/2018/wordml" xmlns:w16du="http://schemas.microsoft.com/office/word/2023/wordml/word16du" xmlns:w16sdtdh="http://schemas.microsoft.com/office/word/2020/wordml/sdtdatahash" xmlns:w16sdtfl="http://schemas.microsoft.com/office/word/2024/wordml/sdtformatlock" xmlns:w16se="http://schemas.microsoft.com/office/word/2015/wordml/symex" xmlns:wpg="http://schemas.microsoft.com/office/word/2010/wordprocessingGroup" xmlns:wpi="http://schemas.microsoft.com/office/word/2010/wordprocessingInk" xmlns:wne="http://schemas.microsoft.com/office/word/2006/wordml" xmlns:wps="http://schemas.microsoft.com/office/word/2010/wordprocessingShape" mc:Ignorable="w14 w15 w16se w16cid w16 w16cex w16sdtdh w16sdtfl w16du wp14">
+<w:endnotes xmlns:wpc="http://schemas.microsoft.com/office/word/2010/wordprocessingCanvas" xmlns:cx="http://schemas.microsoft.com/office/drawing/2014/chartex" xmlns:cx1="http://schemas.microsoft.com/office/drawing/2015/9/8/chartex" xmlns:cx2="http://schemas.microsoft.com/office/drawing/2015/10/21/chartex" xmlns:cx3="http://schemas.microsoft.com/office/drawing/2016/5/9/chartex" xmlns:cx4="http://schemas.microsoft.com/office/drawing/2016/5/10/chartex" xmlns:cx5="http://schemas.microsoft.com/office/drawing/2016/5/11/chartex" xmlns:cx6="http://schemas.microsoft.com/office/drawing/2016/5/12/chartex" xmlns:cx7="http://schemas.microsoft.com/office/drawing/2016/5/13/chartex" xmlns:cx8="http://schemas.microsoft.com/office/drawing/2016/5/14/chartex" xmlns:mc="http://schemas.openxmlformats.org/markup-compatibility/2006" xmlns:m="http://schemas.openxmlformats.org/officeDocument/2006/math" xmlns:aink="http://schemas.microsoft.com/office/drawing/2016/ink" xmlns:am3d="http://schemas.microsoft.com/office/drawing/2017/model3d" xmlns:oel="http://schemas.microsoft.com/office/2019/extlst" xmlns:r="http://schemas.openxmlformats.org/officeDocument/2006/relationships" xmlns:wp14="http://schemas.microsoft.com/office/word/2010/wordprocessingDrawing" xmlns:wp="http://schemas.openxmlformats.org/drawingml/2006/wordprocessingDrawing" xmlns:wpg="http://schemas.microsoft.com/office/word/2010/wordprocessingGroup" xmlns:wpi="http://schemas.microsoft.com/office/word/2010/wordprocessingInk" xmlns:wps="http://schemas.microsoft.com/office/word/2010/wordprocessingShape" xmlns:o="urn:schemas-microsoft-com:office:office" xmlns:v="urn:schemas-microsoft-com:vml" xmlns:w10="urn:schemas-microsoft-com:office:word" xmlns:w="http://schemas.openxmlformats.org/wordprocessingml/2006/main" xmlns:w14="http://schemas.microsoft.com/office/word/2010/wordml" xmlns:w15="http://schemas.microsoft.com/office/word/2012/wordml" xmlns:w16cex="http://schemas.microsoft.com/office/word/2018/wordml/cex" xmlns:w16cid="http://schemas.microsoft.com/office/word/2016/wordml/cid" xmlns:w16="http://schemas.microsoft.com/office/word/2018/wordml" xmlns:w16sdtdh="http://schemas.microsoft.com/office/word/2020/wordml/sdtdatahash" xmlns:w16sdtfl="http://schemas.microsoft.com/office/word/2024/wordml/sdtformatlock" xmlns:w16se="http://schemas.microsoft.com/office/word/2015/wordml/symex" xmlns:w16du="http://schemas.microsoft.com/office/word/2023/wordml/word16du" xmlns:wne="http://schemas.microsoft.com/office/word/2006/wordml" mc:Ignorable="w14 w15 w16se w16cid w16 w16cex w16sdtdh w16sdtfl w16du wp14">
   <w:endnote w:type="separator" w:id="-1">
     <w:p>
       <w:r>
@@ -9391,7 +12075,7 @@
 </file>
 
 <file path=word/footer1.xml><?xml version="1.0" encoding="utf-8"?>
-<w:ftr xmlns:wpc="http://schemas.microsoft.com/office/word/2010/wordprocessingCanvas" xmlns:cx="http://schemas.microsoft.com/office/drawing/2014/chartex" xmlns:cx1="http://schemas.microsoft.com/office/drawing/2015/9/8/chartex" xmlns:cx2="http://schemas.microsoft.com/office/drawing/2015/10/21/chartex" xmlns:cx3="http://schemas.microsoft.com/office/drawing/2016/5/9/chartex" xmlns:cx4="http://schemas.microsoft.com/office/drawing/2016/5/10/chartex" xmlns:cx5="http://schemas.microsoft.com/office/drawing/2016/5/11/chartex" xmlns:cx6="http://schemas.microsoft.com/office/drawing/2016/5/12/chartex" xmlns:cx7="http://schemas.microsoft.com/office/drawing/2016/5/13/chartex" xmlns:cx8="http://schemas.microsoft.com/office/drawing/2016/5/14/chartex" xmlns:mc="http://schemas.openxmlformats.org/markup-compatibility/2006" xmlns:aink="http://schemas.microsoft.com/office/drawing/2016/ink" xmlns:am3d="http://schemas.microsoft.com/office/drawing/2017/model3d" xmlns:o="urn:schemas-microsoft-com:office:office" xmlns:oel="http://schemas.microsoft.com/office/2019/extlst" xmlns:r="http://schemas.openxmlformats.org/officeDocument/2006/relationships" xmlns:m="http://schemas.openxmlformats.org/officeDocument/2006/math" xmlns:v="urn:schemas-microsoft-com:vml" xmlns:wp14="http://schemas.microsoft.com/office/word/2010/wordprocessingDrawing" xmlns:wp="http://schemas.openxmlformats.org/drawingml/2006/wordprocessingDrawing" xmlns:w10="urn:schemas-microsoft-com:office:word" xmlns:w="http://schemas.openxmlformats.org/wordprocessingml/2006/main" xmlns:w14="http://schemas.microsoft.com/office/word/2010/wordml" xmlns:w15="http://schemas.microsoft.com/office/word/2012/wordml" xmlns:w16cex="http://schemas.microsoft.com/office/word/2018/wordml/cex" xmlns:w16cid="http://schemas.microsoft.com/office/word/2016/wordml/cid" xmlns:w16="http://schemas.microsoft.com/office/word/2018/wordml" xmlns:w16du="http://schemas.microsoft.com/office/word/2023/wordml/word16du" xmlns:w16sdtdh="http://schemas.microsoft.com/office/word/2020/wordml/sdtdatahash" xmlns:w16sdtfl="http://schemas.microsoft.com/office/word/2024/wordml/sdtformatlock" xmlns:w16se="http://schemas.microsoft.com/office/word/2015/wordml/symex" xmlns:wpg="http://schemas.microsoft.com/office/word/2010/wordprocessingGroup" xmlns:wpi="http://schemas.microsoft.com/office/word/2010/wordprocessingInk" xmlns:wne="http://schemas.microsoft.com/office/word/2006/wordml" xmlns:wps="http://schemas.microsoft.com/office/word/2010/wordprocessingShape" mc:Ignorable="w14 w15 w16se w16cid w16 w16cex w16sdtdh w16sdtfl w16du wp14">
+<w:ftr xmlns:wpc="http://schemas.microsoft.com/office/word/2010/wordprocessingCanvas" xmlns:cx="http://schemas.microsoft.com/office/drawing/2014/chartex" xmlns:cx1="http://schemas.microsoft.com/office/drawing/2015/9/8/chartex" xmlns:cx2="http://schemas.microsoft.com/office/drawing/2015/10/21/chartex" xmlns:cx3="http://schemas.microsoft.com/office/drawing/2016/5/9/chartex" xmlns:cx4="http://schemas.microsoft.com/office/drawing/2016/5/10/chartex" xmlns:cx5="http://schemas.microsoft.com/office/drawing/2016/5/11/chartex" xmlns:cx6="http://schemas.microsoft.com/office/drawing/2016/5/12/chartex" xmlns:cx7="http://schemas.microsoft.com/office/drawing/2016/5/13/chartex" xmlns:cx8="http://schemas.microsoft.com/office/drawing/2016/5/14/chartex" xmlns:mc="http://schemas.openxmlformats.org/markup-compatibility/2006" xmlns:m="http://schemas.openxmlformats.org/officeDocument/2006/math" xmlns:aink="http://schemas.microsoft.com/office/drawing/2016/ink" xmlns:am3d="http://schemas.microsoft.com/office/drawing/2017/model3d" xmlns:oel="http://schemas.microsoft.com/office/2019/extlst" xmlns:r="http://schemas.openxmlformats.org/officeDocument/2006/relationships" xmlns:wp14="http://schemas.microsoft.com/office/word/2010/wordprocessingDrawing" xmlns:wp="http://schemas.openxmlformats.org/drawingml/2006/wordprocessingDrawing" xmlns:wpg="http://schemas.microsoft.com/office/word/2010/wordprocessingGroup" xmlns:wpi="http://schemas.microsoft.com/office/word/2010/wordprocessingInk" xmlns:wps="http://schemas.microsoft.com/office/word/2010/wordprocessingShape" xmlns:o="urn:schemas-microsoft-com:office:office" xmlns:v="urn:schemas-microsoft-com:vml" xmlns:w10="urn:schemas-microsoft-com:office:word" xmlns:w="http://schemas.openxmlformats.org/wordprocessingml/2006/main" xmlns:w14="http://schemas.microsoft.com/office/word/2010/wordml" xmlns:w15="http://schemas.microsoft.com/office/word/2012/wordml" xmlns:w16cex="http://schemas.microsoft.com/office/word/2018/wordml/cex" xmlns:w16cid="http://schemas.microsoft.com/office/word/2016/wordml/cid" xmlns:w16="http://schemas.microsoft.com/office/word/2018/wordml" xmlns:w16sdtdh="http://schemas.microsoft.com/office/word/2020/wordml/sdtdatahash" xmlns:w16sdtfl="http://schemas.microsoft.com/office/word/2024/wordml/sdtformatlock" xmlns:w16se="http://schemas.microsoft.com/office/word/2015/wordml/symex" xmlns:w16du="http://schemas.microsoft.com/office/word/2023/wordml/word16du" xmlns:wne="http://schemas.microsoft.com/office/word/2006/wordml" mc:Ignorable="w14 w15 w16se w16cid w16 w16cex w16sdtdh w16sdtfl w16du wp14">
   <w:p>
     <w:pPr>
       <w:jc w:val="center"/>
@@ -9450,7 +12134,7 @@
 </file>
 
 <file path=word/footnotes.xml><?xml version="1.0" encoding="utf-8"?>
-<w:footnotes xmlns:wpc="http://schemas.microsoft.com/office/word/2010/wordprocessingCanvas" xmlns:cx="http://schemas.microsoft.com/office/drawing/2014/chartex" xmlns:cx1="http://schemas.microsoft.com/office/drawing/2015/9/8/chartex" xmlns:cx2="http://schemas.microsoft.com/office/drawing/2015/10/21/chartex" xmlns:cx3="http://schemas.microsoft.com/office/drawing/2016/5/9/chartex" xmlns:cx4="http://schemas.microsoft.com/office/drawing/2016/5/10/chartex" xmlns:cx5="http://schemas.microsoft.com/office/drawing/2016/5/11/chartex" xmlns:cx6="http://schemas.microsoft.com/office/drawing/2016/5/12/chartex" xmlns:cx7="http://schemas.microsoft.com/office/drawing/2016/5/13/chartex" xmlns:cx8="http://schemas.microsoft.com/office/drawing/2016/5/14/chartex" xmlns:mc="http://schemas.openxmlformats.org/markup-compatibility/2006" xmlns:aink="http://schemas.microsoft.com/office/drawing/2016/ink" xmlns:am3d="http://schemas.microsoft.com/office/drawing/2017/model3d" xmlns:o="urn:schemas-microsoft-com:office:office" xmlns:oel="http://schemas.microsoft.com/office/2019/extlst" xmlns:r="http://schemas.openxmlformats.org/officeDocument/2006/relationships" xmlns:m="http://schemas.openxmlformats.org/officeDocument/2006/math" xmlns:v="urn:schemas-microsoft-com:vml" xmlns:wp14="http://schemas.microsoft.com/office/word/2010/wordprocessingDrawing" xmlns:wp="http://schemas.openxmlformats.org/drawingml/2006/wordprocessingDrawing" xmlns:w10="urn:schemas-microsoft-com:office:word" xmlns:w="http://schemas.openxmlformats.org/wordprocessingml/2006/main" xmlns:w14="http://schemas.microsoft.com/office/word/2010/wordml" xmlns:w15="http://schemas.microsoft.com/office/word/2012/wordml" xmlns:w16cex="http://schemas.microsoft.com/office/word/2018/wordml/cex" xmlns:w16cid="http://schemas.microsoft.com/office/word/2016/wordml/cid" xmlns:w16="http://schemas.microsoft.com/office/word/2018/wordml" xmlns:w16du="http://schemas.microsoft.com/office/word/2023/wordml/word16du" xmlns:w16sdtdh="http://schemas.microsoft.com/office/word/2020/wordml/sdtdatahash" xmlns:w16sdtfl="http://schemas.microsoft.com/office/word/2024/wordml/sdtformatlock" xmlns:w16se="http://schemas.microsoft.com/office/word/2015/wordml/symex" xmlns:wpg="http://schemas.microsoft.com/office/word/2010/wordprocessingGroup" xmlns:wpi="http://schemas.microsoft.com/office/word/2010/wordprocessingInk" xmlns:wne="http://schemas.microsoft.com/office/word/2006/wordml" xmlns:wps="http://schemas.microsoft.com/office/word/2010/wordprocessingShape" mc:Ignorable="w14 w15 w16se w16cid w16 w16cex w16sdtdh w16sdtfl w16du wp14">
+<w:footnotes xmlns:wpc="http://schemas.microsoft.com/office/word/2010/wordprocessingCanvas" xmlns:cx="http://schemas.microsoft.com/office/drawing/2014/chartex" xmlns:cx1="http://schemas.microsoft.com/office/drawing/2015/9/8/chartex" xmlns:cx2="http://schemas.microsoft.com/office/drawing/2015/10/21/chartex" xmlns:cx3="http://schemas.microsoft.com/office/drawing/2016/5/9/chartex" xmlns:cx4="http://schemas.microsoft.com/office/drawing/2016/5/10/chartex" xmlns:cx5="http://schemas.microsoft.com/office/drawing/2016/5/11/chartex" xmlns:cx6="http://schemas.microsoft.com/office/drawing/2016/5/12/chartex" xmlns:cx7="http://schemas.microsoft.com/office/drawing/2016/5/13/chartex" xmlns:cx8="http://schemas.microsoft.com/office/drawing/2016/5/14/chartex" xmlns:mc="http://schemas.openxmlformats.org/markup-compatibility/2006" xmlns:m="http://schemas.openxmlformats.org/officeDocument/2006/math" xmlns:aink="http://schemas.microsoft.com/office/drawing/2016/ink" xmlns:am3d="http://schemas.microsoft.com/office/drawing/2017/model3d" xmlns:oel="http://schemas.microsoft.com/office/2019/extlst" xmlns:r="http://schemas.openxmlformats.org/officeDocument/2006/relationships" xmlns:wp14="http://schemas.microsoft.com/office/word/2010/wordprocessingDrawing" xmlns:wp="http://schemas.openxmlformats.org/drawingml/2006/wordprocessingDrawing" xmlns:wpg="http://schemas.microsoft.com/office/word/2010/wordprocessingGroup" xmlns:wpi="http://schemas.microsoft.com/office/word/2010/wordprocessingInk" xmlns:wps="http://schemas.microsoft.com/office/word/2010/wordprocessingShape" xmlns:o="urn:schemas-microsoft-com:office:office" xmlns:v="urn:schemas-microsoft-com:vml" xmlns:w10="urn:schemas-microsoft-com:office:word" xmlns:w="http://schemas.openxmlformats.org/wordprocessingml/2006/main" xmlns:w14="http://schemas.microsoft.com/office/word/2010/wordml" xmlns:w15="http://schemas.microsoft.com/office/word/2012/wordml" xmlns:w16cex="http://schemas.microsoft.com/office/word/2018/wordml/cex" xmlns:w16cid="http://schemas.microsoft.com/office/word/2016/wordml/cid" xmlns:w16="http://schemas.microsoft.com/office/word/2018/wordml" xmlns:w16sdtdh="http://schemas.microsoft.com/office/word/2020/wordml/sdtdatahash" xmlns:w16sdtfl="http://schemas.microsoft.com/office/word/2024/wordml/sdtformatlock" xmlns:w16se="http://schemas.microsoft.com/office/word/2015/wordml/symex" xmlns:w16du="http://schemas.microsoft.com/office/word/2023/wordml/word16du" xmlns:wne="http://schemas.microsoft.com/office/word/2006/wordml" mc:Ignorable="w14 w15 w16se w16cid w16 w16cex w16sdtdh w16sdtfl w16du wp14">
   <w:footnote w:type="separator" w:id="-1">
     <w:p>
       <w:r>
@@ -9469,7 +12153,7 @@
 </file>
 
 <file path=word/header1.xml><?xml version="1.0" encoding="utf-8"?>
-<w:hdr xmlns:wpc="http://schemas.microsoft.com/office/word/2010/wordprocessingCanvas" xmlns:cx="http://schemas.microsoft.com/office/drawing/2014/chartex" xmlns:cx1="http://schemas.microsoft.com/office/drawing/2015/9/8/chartex" xmlns:cx2="http://schemas.microsoft.com/office/drawing/2015/10/21/chartex" xmlns:cx3="http://schemas.microsoft.com/office/drawing/2016/5/9/chartex" xmlns:cx4="http://schemas.microsoft.com/office/drawing/2016/5/10/chartex" xmlns:cx5="http://schemas.microsoft.com/office/drawing/2016/5/11/chartex" xmlns:cx6="http://schemas.microsoft.com/office/drawing/2016/5/12/chartex" xmlns:cx7="http://schemas.microsoft.com/office/drawing/2016/5/13/chartex" xmlns:cx8="http://schemas.microsoft.com/office/drawing/2016/5/14/chartex" xmlns:mc="http://schemas.openxmlformats.org/markup-compatibility/2006" xmlns:aink="http://schemas.microsoft.com/office/drawing/2016/ink" xmlns:am3d="http://schemas.microsoft.com/office/drawing/2017/model3d" xmlns:o="urn:schemas-microsoft-com:office:office" xmlns:oel="http://schemas.microsoft.com/office/2019/extlst" xmlns:r="http://schemas.openxmlformats.org/officeDocument/2006/relationships" xmlns:m="http://schemas.openxmlformats.org/officeDocument/2006/math" xmlns:v="urn:schemas-microsoft-com:vml" xmlns:wp14="http://schemas.microsoft.com/office/word/2010/wordprocessingDrawing" xmlns:wp="http://schemas.openxmlformats.org/drawingml/2006/wordprocessingDrawing" xmlns:w10="urn:schemas-microsoft-com:office:word" xmlns:w="http://schemas.openxmlformats.org/wordprocessingml/2006/main" xmlns:w14="http://schemas.microsoft.com/office/word/2010/wordml" xmlns:w15="http://schemas.microsoft.com/office/word/2012/wordml" xmlns:w16cex="http://schemas.microsoft.com/office/word/2018/wordml/cex" xmlns:w16cid="http://schemas.microsoft.com/office/word/2016/wordml/cid" xmlns:w16="http://schemas.microsoft.com/office/word/2018/wordml" xmlns:w16du="http://schemas.microsoft.com/office/word/2023/wordml/word16du" xmlns:w16sdtdh="http://schemas.microsoft.com/office/word/2020/wordml/sdtdatahash" xmlns:w16sdtfl="http://schemas.microsoft.com/office/word/2024/wordml/sdtformatlock" xmlns:w16se="http://schemas.microsoft.com/office/word/2015/wordml/symex" xmlns:wpg="http://schemas.microsoft.com/office/word/2010/wordprocessingGroup" xmlns:wpi="http://schemas.microsoft.com/office/word/2010/wordprocessingInk" xmlns:wne="http://schemas.microsoft.com/office/word/2006/wordml" xmlns:wps="http://schemas.microsoft.com/office/word/2010/wordprocessingShape" mc:Ignorable="w14 w15 w16se w16cid w16 w16cex w16sdtdh w16sdtfl w16du wp14">
+<w:hdr xmlns:wpc="http://schemas.microsoft.com/office/word/2010/wordprocessingCanvas" xmlns:cx="http://schemas.microsoft.com/office/drawing/2014/chartex" xmlns:cx1="http://schemas.microsoft.com/office/drawing/2015/9/8/chartex" xmlns:cx2="http://schemas.microsoft.com/office/drawing/2015/10/21/chartex" xmlns:cx3="http://schemas.microsoft.com/office/drawing/2016/5/9/chartex" xmlns:cx4="http://schemas.microsoft.com/office/drawing/2016/5/10/chartex" xmlns:cx5="http://schemas.microsoft.com/office/drawing/2016/5/11/chartex" xmlns:cx6="http://schemas.microsoft.com/office/drawing/2016/5/12/chartex" xmlns:cx7="http://schemas.microsoft.com/office/drawing/2016/5/13/chartex" xmlns:cx8="http://schemas.microsoft.com/office/drawing/2016/5/14/chartex" xmlns:mc="http://schemas.openxmlformats.org/markup-compatibility/2006" xmlns:m="http://schemas.openxmlformats.org/officeDocument/2006/math" xmlns:aink="http://schemas.microsoft.com/office/drawing/2016/ink" xmlns:am3d="http://schemas.microsoft.com/office/drawing/2017/model3d" xmlns:oel="http://schemas.microsoft.com/office/2019/extlst" xmlns:r="http://schemas.openxmlformats.org/officeDocument/2006/relationships" xmlns:wp14="http://schemas.microsoft.com/office/word/2010/wordprocessingDrawing" xmlns:wp="http://schemas.openxmlformats.org/drawingml/2006/wordprocessingDrawing" xmlns:wpg="http://schemas.microsoft.com/office/word/2010/wordprocessingGroup" xmlns:wpi="http://schemas.microsoft.com/office/word/2010/wordprocessingInk" xmlns:wps="http://schemas.microsoft.com/office/word/2010/wordprocessingShape" xmlns:o="urn:schemas-microsoft-com:office:office" xmlns:v="urn:schemas-microsoft-com:vml" xmlns:w10="urn:schemas-microsoft-com:office:word" xmlns:w="http://schemas.openxmlformats.org/wordprocessingml/2006/main" xmlns:w14="http://schemas.microsoft.com/office/word/2010/wordml" xmlns:w15="http://schemas.microsoft.com/office/word/2012/wordml" xmlns:w16cex="http://schemas.microsoft.com/office/word/2018/wordml/cex" xmlns:w16cid="http://schemas.microsoft.com/office/word/2016/wordml/cid" xmlns:w16="http://schemas.microsoft.com/office/word/2018/wordml" xmlns:w16sdtdh="http://schemas.microsoft.com/office/word/2020/wordml/sdtdatahash" xmlns:w16sdtfl="http://schemas.microsoft.com/office/word/2024/wordml/sdtformatlock" xmlns:w16se="http://schemas.microsoft.com/office/word/2015/wordml/symex" xmlns:w16du="http://schemas.microsoft.com/office/word/2023/wordml/word16du" xmlns:wne="http://schemas.microsoft.com/office/word/2006/wordml" mc:Ignorable="w14 w15 w16se w16cid w16 w16cex w16sdtdh w16sdtfl w16du wp14">
   <w:p>
     <w:pPr>
       <w:pBdr>
@@ -9483,14 +12167,32 @@
         <w:sz w:val="16"/>
         <w:szCs w:val="16"/>
       </w:rPr>
-      <w:t>Doktora Tezi Önerisi — TR-Abdomen Çok-Patolojili Acil Batın BT</w:t>
+      <w:t>Doktora Tezi Önerisi — TR-Abdomen Çok-</w:t>
+    </w:r>
+    <w:proofErr w:type="spellStart"/>
+    <w:r>
+      <w:rPr>
+        <w:color w:val="808080"/>
+        <w:sz w:val="16"/>
+        <w:szCs w:val="16"/>
+      </w:rPr>
+      <w:t>Patolojili</w:t>
+    </w:r>
+    <w:proofErr w:type="spellEnd"/>
+    <w:r>
+      <w:rPr>
+        <w:color w:val="808080"/>
+        <w:sz w:val="16"/>
+        <w:szCs w:val="16"/>
+      </w:rPr>
+      <w:t xml:space="preserve"> Acil Batın BT</w:t>
     </w:r>
   </w:p>
 </w:hdr>
 </file>
 
 <file path=word/numbering.xml><?xml version="1.0" encoding="utf-8"?>
-<w:numbering xmlns:wpc="http://schemas.microsoft.com/office/word/2010/wordprocessingCanvas" xmlns:cx="http://schemas.microsoft.com/office/drawing/2014/chartex" xmlns:cx1="http://schemas.microsoft.com/office/drawing/2015/9/8/chartex" xmlns:cx2="http://schemas.microsoft.com/office/drawing/2015/10/21/chartex" xmlns:cx3="http://schemas.microsoft.com/office/drawing/2016/5/9/chartex" xmlns:cx4="http://schemas.microsoft.com/office/drawing/2016/5/10/chartex" xmlns:cx5="http://schemas.microsoft.com/office/drawing/2016/5/11/chartex" xmlns:cx6="http://schemas.microsoft.com/office/drawing/2016/5/12/chartex" xmlns:cx7="http://schemas.microsoft.com/office/drawing/2016/5/13/chartex" xmlns:cx8="http://schemas.microsoft.com/office/drawing/2016/5/14/chartex" xmlns:mc="http://schemas.openxmlformats.org/markup-compatibility/2006" xmlns:aink="http://schemas.microsoft.com/office/drawing/2016/ink" xmlns:am3d="http://schemas.microsoft.com/office/drawing/2017/model3d" xmlns:o="urn:schemas-microsoft-com:office:office" xmlns:oel="http://schemas.microsoft.com/office/2019/extlst" xmlns:r="http://schemas.openxmlformats.org/officeDocument/2006/relationships" xmlns:m="http://schemas.openxmlformats.org/officeDocument/2006/math" xmlns:v="urn:schemas-microsoft-com:vml" xmlns:wp14="http://schemas.microsoft.com/office/word/2010/wordprocessingDrawing" xmlns:wp="http://schemas.openxmlformats.org/drawingml/2006/wordprocessingDrawing" xmlns:w10="urn:schemas-microsoft-com:office:word" xmlns:w="http://schemas.openxmlformats.org/wordprocessingml/2006/main" xmlns:w14="http://schemas.microsoft.com/office/word/2010/wordml" xmlns:w15="http://schemas.microsoft.com/office/word/2012/wordml" xmlns:w16cex="http://schemas.microsoft.com/office/word/2018/wordml/cex" xmlns:w16cid="http://schemas.microsoft.com/office/word/2016/wordml/cid" xmlns:w16="http://schemas.microsoft.com/office/word/2018/wordml" xmlns:w16du="http://schemas.microsoft.com/office/word/2023/wordml/word16du" xmlns:w16sdtdh="http://schemas.microsoft.com/office/word/2020/wordml/sdtdatahash" xmlns:w16sdtfl="http://schemas.microsoft.com/office/word/2024/wordml/sdtformatlock" xmlns:w16se="http://schemas.microsoft.com/office/word/2015/wordml/symex" xmlns:wpg="http://schemas.microsoft.com/office/word/2010/wordprocessingGroup" xmlns:wpi="http://schemas.microsoft.com/office/word/2010/wordprocessingInk" xmlns:wne="http://schemas.microsoft.com/office/word/2006/wordml" xmlns:wps="http://schemas.microsoft.com/office/word/2010/wordprocessingShape" mc:Ignorable="w14 w15 w16se w16cid w16 w16cex w16sdtdh w16sdtfl w16du wp14">
+<w:numbering xmlns:wpc="http://schemas.microsoft.com/office/word/2010/wordprocessingCanvas" xmlns:cx="http://schemas.microsoft.com/office/drawing/2014/chartex" xmlns:cx1="http://schemas.microsoft.com/office/drawing/2015/9/8/chartex" xmlns:cx2="http://schemas.microsoft.com/office/drawing/2015/10/21/chartex" xmlns:cx3="http://schemas.microsoft.com/office/drawing/2016/5/9/chartex" xmlns:cx4="http://schemas.microsoft.com/office/drawing/2016/5/10/chartex" xmlns:cx5="http://schemas.microsoft.com/office/drawing/2016/5/11/chartex" xmlns:cx6="http://schemas.microsoft.com/office/drawing/2016/5/12/chartex" xmlns:cx7="http://schemas.microsoft.com/office/drawing/2016/5/13/chartex" xmlns:cx8="http://schemas.microsoft.com/office/drawing/2016/5/14/chartex" xmlns:mc="http://schemas.openxmlformats.org/markup-compatibility/2006" xmlns:m="http://schemas.openxmlformats.org/officeDocument/2006/math" xmlns:aink="http://schemas.microsoft.com/office/drawing/2016/ink" xmlns:am3d="http://schemas.microsoft.com/office/drawing/2017/model3d" xmlns:oel="http://schemas.microsoft.com/office/2019/extlst" xmlns:r="http://schemas.openxmlformats.org/officeDocument/2006/relationships" xmlns:wp14="http://schemas.microsoft.com/office/word/2010/wordprocessingDrawing" xmlns:wp="http://schemas.openxmlformats.org/drawingml/2006/wordprocessingDrawing" xmlns:wpg="http://schemas.microsoft.com/office/word/2010/wordprocessingGroup" xmlns:wpi="http://schemas.microsoft.com/office/word/2010/wordprocessingInk" xmlns:wps="http://schemas.microsoft.com/office/word/2010/wordprocessingShape" xmlns:o="urn:schemas-microsoft-com:office:office" xmlns:v="urn:schemas-microsoft-com:vml" xmlns:w10="urn:schemas-microsoft-com:office:word" xmlns:w="http://schemas.openxmlformats.org/wordprocessingml/2006/main" xmlns:w14="http://schemas.microsoft.com/office/word/2010/wordml" xmlns:w15="http://schemas.microsoft.com/office/word/2012/wordml" xmlns:w16cex="http://schemas.microsoft.com/office/word/2018/wordml/cex" xmlns:w16cid="http://schemas.microsoft.com/office/word/2016/wordml/cid" xmlns:w16="http://schemas.microsoft.com/office/word/2018/wordml" xmlns:w16sdtdh="http://schemas.microsoft.com/office/word/2020/wordml/sdtdatahash" xmlns:w16sdtfl="http://schemas.microsoft.com/office/word/2024/wordml/sdtformatlock" xmlns:w16se="http://schemas.microsoft.com/office/word/2015/wordml/symex" xmlns:w16du="http://schemas.microsoft.com/office/word/2023/wordml/word16du" xmlns:wne="http://schemas.microsoft.com/office/word/2006/wordml" mc:Ignorable="w14 w15 w16se w16cid w16 w16cex w16sdtdh w16sdtfl w16du wp14">
   <w:abstractNum w:abstractNumId="0" w15:restartNumberingAfterBreak="0">
     <w:nsid w:val="120E5C2B"/>
     <w:multiLevelType w:val="hybridMultilevel"/>
@@ -9707,7 +12409,7 @@
 </file>
 
 <file path=word/styles.xml><?xml version="1.0" encoding="utf-8"?>
-<w:styles xmlns:mc="http://schemas.openxmlformats.org/markup-compatibility/2006" xmlns:r="http://schemas.openxmlformats.org/officeDocument/2006/relationships" xmlns:w="http://schemas.openxmlformats.org/wordprocessingml/2006/main" xmlns:w14="http://schemas.microsoft.com/office/word/2010/wordml" xmlns:w15="http://schemas.microsoft.com/office/word/2012/wordml" xmlns:w16cex="http://schemas.microsoft.com/office/word/2018/wordml/cex" xmlns:w16cid="http://schemas.microsoft.com/office/word/2016/wordml/cid" xmlns:w16="http://schemas.microsoft.com/office/word/2018/wordml" xmlns:w16du="http://schemas.microsoft.com/office/word/2023/wordml/word16du" xmlns:w16sdtdh="http://schemas.microsoft.com/office/word/2020/wordml/sdtdatahash" xmlns:w16sdtfl="http://schemas.microsoft.com/office/word/2024/wordml/sdtformatlock" xmlns:w16se="http://schemas.microsoft.com/office/word/2015/wordml/symex" mc:Ignorable="w14 w15 w16se w16cid w16 w16cex w16sdtdh w16sdtfl w16du">
+<w:styles xmlns:mc="http://schemas.openxmlformats.org/markup-compatibility/2006" xmlns:r="http://schemas.openxmlformats.org/officeDocument/2006/relationships" xmlns:w="http://schemas.openxmlformats.org/wordprocessingml/2006/main" xmlns:w14="http://schemas.microsoft.com/office/word/2010/wordml" xmlns:w15="http://schemas.microsoft.com/office/word/2012/wordml" xmlns:w16cex="http://schemas.microsoft.com/office/word/2018/wordml/cex" xmlns:w16cid="http://schemas.microsoft.com/office/word/2016/wordml/cid" xmlns:w16="http://schemas.microsoft.com/office/word/2018/wordml" xmlns:w16sdtdh="http://schemas.microsoft.com/office/word/2020/wordml/sdtdatahash" xmlns:w16sdtfl="http://schemas.microsoft.com/office/word/2024/wordml/sdtformatlock" xmlns:w16se="http://schemas.microsoft.com/office/word/2015/wordml/symex" xmlns:w16du="http://schemas.microsoft.com/office/word/2023/wordml/word16du" mc:Ignorable="w14 w15 w16se w16cid w16 w16cex w16sdtdh w16sdtfl w16du">
   <w:docDefaults>
     <w:rPrDefault>
       <w:rPr>
@@ -10101,7 +12803,7 @@
     <w:name w:val="Normal"/>
     <w:qFormat/>
   </w:style>
-  <w:style w:type="paragraph" w:styleId="Balk1">
+  <w:style w:type="paragraph" w:styleId="Heading1">
     <w:name w:val="heading 1"/>
     <w:uiPriority w:val="9"/>
     <w:qFormat/>
@@ -10120,7 +12822,7 @@
       <w:szCs w:val="30"/>
     </w:rPr>
   </w:style>
-  <w:style w:type="paragraph" w:styleId="Balk2">
+  <w:style w:type="paragraph" w:styleId="Heading2">
     <w:name w:val="heading 2"/>
     <w:uiPriority w:val="9"/>
     <w:unhideWhenUsed/>
@@ -10137,7 +12839,7 @@
       <w:szCs w:val="25"/>
     </w:rPr>
   </w:style>
-  <w:style w:type="paragraph" w:styleId="Balk3">
+  <w:style w:type="paragraph" w:styleId="Heading3">
     <w:name w:val="heading 3"/>
     <w:uiPriority w:val="9"/>
     <w:semiHidden/>
@@ -10152,7 +12854,7 @@
       <w:szCs w:val="24"/>
     </w:rPr>
   </w:style>
-  <w:style w:type="paragraph" w:styleId="Balk4">
+  <w:style w:type="paragraph" w:styleId="Heading4">
     <w:name w:val="heading 4"/>
     <w:uiPriority w:val="9"/>
     <w:semiHidden/>
@@ -10167,7 +12869,7 @@
       <w:color w:val="2E74B5"/>
     </w:rPr>
   </w:style>
-  <w:style w:type="paragraph" w:styleId="Balk5">
+  <w:style w:type="paragraph" w:styleId="Heading5">
     <w:name w:val="heading 5"/>
     <w:uiPriority w:val="9"/>
     <w:semiHidden/>
@@ -10180,7 +12882,7 @@
       <w:color w:val="2E74B5"/>
     </w:rPr>
   </w:style>
-  <w:style w:type="paragraph" w:styleId="Balk6">
+  <w:style w:type="paragraph" w:styleId="Heading6">
     <w:name w:val="heading 6"/>
     <w:uiPriority w:val="9"/>
     <w:semiHidden/>
@@ -10193,13 +12895,13 @@
       <w:color w:val="1F4D78"/>
     </w:rPr>
   </w:style>
-  <w:style w:type="character" w:default="1" w:styleId="VarsaylanParagrafYazTipi">
+  <w:style w:type="character" w:default="1" w:styleId="DefaultParagraphFont">
     <w:name w:val="Default Paragraph Font"/>
     <w:uiPriority w:val="1"/>
     <w:semiHidden/>
     <w:unhideWhenUsed/>
   </w:style>
-  <w:style w:type="table" w:default="1" w:styleId="NormalTablo">
+  <w:style w:type="table" w:default="1" w:styleId="TableNormal">
     <w:name w:val="Normal Table"/>
     <w:uiPriority w:val="99"/>
     <w:semiHidden/>
@@ -10214,13 +12916,13 @@
       </w:tblCellMar>
     </w:tblPr>
   </w:style>
-  <w:style w:type="numbering" w:default="1" w:styleId="ListeYok">
+  <w:style w:type="numbering" w:default="1" w:styleId="NoList">
     <w:name w:val="No List"/>
     <w:uiPriority w:val="99"/>
     <w:semiHidden/>
     <w:unhideWhenUsed/>
   </w:style>
-  <w:style w:type="paragraph" w:styleId="KonuBal">
+  <w:style w:type="paragraph" w:styleId="Title">
     <w:name w:val="Title"/>
     <w:uiPriority w:val="10"/>
     <w:qFormat/>
@@ -10237,11 +12939,11 @@
       <w:bCs/>
     </w:rPr>
   </w:style>
-  <w:style w:type="paragraph" w:styleId="ListeParagraf">
+  <w:style w:type="paragraph" w:styleId="ListParagraph">
     <w:name w:val="List Paragraph"/>
     <w:qFormat/>
   </w:style>
-  <w:style w:type="character" w:styleId="Kpr">
+  <w:style w:type="character" w:styleId="Hyperlink">
     <w:name w:val="Hyperlink"/>
     <w:uiPriority w:val="99"/>
     <w:unhideWhenUsed/>
@@ -10250,7 +12952,7 @@
       <w:u w:val="single"/>
     </w:rPr>
   </w:style>
-  <w:style w:type="character" w:styleId="DipnotBavurusu">
+  <w:style w:type="character" w:styleId="FootnoteReference">
     <w:name w:val="footnote reference"/>
     <w:uiPriority w:val="99"/>
     <w:semiHidden/>
@@ -10259,9 +12961,9 @@
       <w:vertAlign w:val="superscript"/>
     </w:rPr>
   </w:style>
-  <w:style w:type="paragraph" w:styleId="DipnotMetni">
+  <w:style w:type="paragraph" w:styleId="FootnoteText">
     <w:name w:val="footnote text"/>
-    <w:link w:val="DipnotMetniChar"/>
+    <w:link w:val="FootnoteTextChar"/>
     <w:uiPriority w:val="99"/>
     <w:semiHidden/>
     <w:unhideWhenUsed/>
@@ -10270,9 +12972,9 @@
       <w:szCs w:val="20"/>
     </w:rPr>
   </w:style>
-  <w:style w:type="character" w:customStyle="1" w:styleId="DipnotMetniChar">
-    <w:name w:val="Dipnot Metni Char"/>
-    <w:link w:val="DipnotMetni"/>
+  <w:style w:type="character" w:customStyle="1" w:styleId="FootnoteTextChar">
+    <w:name w:val="Footnote Text Char"/>
+    <w:link w:val="FootnoteText"/>
     <w:uiPriority w:val="99"/>
     <w:semiHidden/>
     <w:unhideWhenUsed/>
@@ -10281,7 +12983,7 @@
       <w:szCs w:val="20"/>
     </w:rPr>
   </w:style>
-  <w:style w:type="character" w:styleId="SonNotBavurusu">
+  <w:style w:type="character" w:styleId="EndnoteReference">
     <w:name w:val="endnote reference"/>
     <w:uiPriority w:val="99"/>
     <w:semiHidden/>
@@ -10290,9 +12992,9 @@
       <w:vertAlign w:val="superscript"/>
     </w:rPr>
   </w:style>
-  <w:style w:type="paragraph" w:styleId="SonNotMetni">
+  <w:style w:type="paragraph" w:styleId="EndnoteText">
     <w:name w:val="endnote text"/>
-    <w:link w:val="SonNotMetniChar"/>
+    <w:link w:val="EndnoteTextChar"/>
     <w:uiPriority w:val="99"/>
     <w:semiHidden/>
     <w:unhideWhenUsed/>
@@ -10301,9 +13003,9 @@
       <w:szCs w:val="20"/>
     </w:rPr>
   </w:style>
-  <w:style w:type="character" w:customStyle="1" w:styleId="SonNotMetniChar">
-    <w:name w:val="Son Not Metni Char"/>
-    <w:link w:val="SonNotMetni"/>
+  <w:style w:type="character" w:customStyle="1" w:styleId="EndnoteTextChar">
+    <w:name w:val="Endnote Text Char"/>
+    <w:link w:val="EndnoteText"/>
     <w:uiPriority w:val="99"/>
     <w:semiHidden/>
     <w:unhideWhenUsed/>
@@ -10312,7 +13014,7 @@
       <w:szCs w:val="20"/>
     </w:rPr>
   </w:style>
-  <w:style w:type="paragraph" w:styleId="T1">
+  <w:style w:type="paragraph" w:styleId="TOC1">
     <w:name w:val="toc 1"/>
     <w:basedOn w:val="Normal"/>
     <w:next w:val="Normal"/>
@@ -10324,7 +13026,7 @@
       <w:spacing w:after="100"/>
     </w:pPr>
   </w:style>
-  <w:style w:type="paragraph" w:styleId="T2">
+  <w:style w:type="paragraph" w:styleId="TOC2">
     <w:name w:val="toc 2"/>
     <w:basedOn w:val="Normal"/>
     <w:next w:val="Normal"/>
